--- a/fuentes/33130209_CF02_DI.docx
+++ b/fuentes/33130209_CF02_DI.docx
@@ -1,6 +1,6 @@
 
 <file path=word/document.xml><?xml version="1.0" encoding="utf-8"?>
-<w:document xmlns:wpc="http://schemas.microsoft.com/office/word/2010/wordprocessingCanvas" xmlns:cx="http://schemas.microsoft.com/office/drawing/2014/chartex" xmlns:mc="http://schemas.openxmlformats.org/markup-compatibility/2006" xmlns:o="urn:schemas-microsoft-com:office:office" xmlns:r="http://schemas.openxmlformats.org/officeDocument/2006/relationships" xmlns:m="http://schemas.openxmlformats.org/officeDocument/2006/math" xmlns:v="urn:schemas-microsoft-com:vml" xmlns:wp14="http://schemas.microsoft.com/office/word/2010/wordprocessingDrawing" xmlns:wp="http://schemas.openxmlformats.org/drawingml/2006/wordprocessingDrawing" xmlns:w10="urn:schemas-microsoft-com:office:word" xmlns:w="http://schemas.openxmlformats.org/wordprocessingml/2006/main" xmlns:w14="http://schemas.microsoft.com/office/word/2010/wordml" xmlns:w15="http://schemas.microsoft.com/office/word/2012/wordml" xmlns:w16se="http://schemas.microsoft.com/office/word/2015/wordml/symex" xmlns:wpg="http://schemas.microsoft.com/office/word/2010/wordprocessingGroup" xmlns:wpi="http://schemas.microsoft.com/office/word/2010/wordprocessingInk" xmlns:wne="http://schemas.microsoft.com/office/word/2006/wordml" xmlns:wps="http://schemas.microsoft.com/office/word/2010/wordprocessingShape" mc:Ignorable="w14 w15 w16se wp14">
+<w:document xmlns:wpc="http://schemas.microsoft.com/office/word/2010/wordprocessingCanvas" xmlns:cx="http://schemas.microsoft.com/office/drawing/2014/chartex" xmlns:mc="http://schemas.openxmlformats.org/markup-compatibility/2006" xmlns:o="urn:schemas-microsoft-com:office:office" xmlns:r="http://schemas.openxmlformats.org/officeDocument/2006/relationships" xmlns:m="http://schemas.openxmlformats.org/officeDocument/2006/math" xmlns:v="urn:schemas-microsoft-com:vml" xmlns:wp14="http://schemas.microsoft.com/office/word/2010/wordprocessingDrawing" xmlns:wp="http://schemas.openxmlformats.org/drawingml/2006/wordprocessingDrawing" xmlns:w10="urn:schemas-microsoft-com:office:word" xmlns:w="http://schemas.openxmlformats.org/wordprocessingml/2006/main" xmlns:w14="http://schemas.microsoft.com/office/word/2010/wordml" xmlns:w15="http://schemas.microsoft.com/office/word/2012/wordml" xmlns:w16se="http://schemas.microsoft.com/office/word/2015/wordml/symex" xmlns:wpg="http://schemas.microsoft.com/office/word/2010/wordprocessingGroup" xmlns:wpi="http://schemas.microsoft.com/office/word/2010/wordprocessingInk" xmlns:wne="http://schemas.microsoft.com/office/word/2006/wordml" xmlns:wps="http://schemas.microsoft.com/office/word/2010/wordprocessingShape" xmlns:a="http://schemas.openxmlformats.org/drawingml/2006/main" xmlns:dgm="http://schemas.openxmlformats.org/drawingml/2006/diagram" xmlns:pic="http://schemas.openxmlformats.org/drawingml/2006/picture" xmlns:a14="http://schemas.microsoft.com/office/drawing/2010/main" mc:Ignorable="w14 w15 w16se wp14">
   <w:body>
     <w:p>
       <w:pPr>
@@ -46,12 +46,12 @@
         <w:tblW w:w="9962" w:type="dxa"/>
         <w:tblInd w:w="0" w:type="dxa"/>
         <w:tblBorders>
-          <w:top w:val="single" w:sz="4" w:space="0" w:color="000000"/>
-          <w:left w:val="single" w:sz="4" w:space="0" w:color="000000"/>
-          <w:bottom w:val="single" w:sz="4" w:space="0" w:color="000000"/>
-          <w:right w:val="single" w:sz="4" w:space="0" w:color="000000"/>
-          <w:insideH w:val="single" w:sz="4" w:space="0" w:color="000000"/>
-          <w:insideV w:val="single" w:sz="4" w:space="0" w:color="000000"/>
+          <w:top w:val="single" w:color="000000" w:sz="4" w:space="0"/>
+          <w:left w:val="single" w:color="000000" w:sz="4" w:space="0"/>
+          <w:bottom w:val="single" w:color="000000" w:sz="4" w:space="0"/>
+          <w:right w:val="single" w:color="000000" w:sz="4" w:space="0"/>
+          <w:insideH w:val="single" w:color="000000" w:sz="4" w:space="0"/>
+          <w:insideV w:val="single" w:color="000000" w:sz="4" w:space="0"/>
         </w:tblBorders>
         <w:tblLayout w:type="fixed"/>
         <w:tblLook w:val="04A0" w:firstRow="1" w:lastRow="0" w:firstColumn="1" w:lastColumn="0" w:noHBand="0" w:noVBand="1"/>
@@ -135,12 +135,12 @@
         <w:tblW w:w="9962" w:type="dxa"/>
         <w:tblInd w:w="0" w:type="dxa"/>
         <w:tblBorders>
-          <w:top w:val="single" w:sz="4" w:space="0" w:color="000000"/>
-          <w:left w:val="single" w:sz="4" w:space="0" w:color="000000"/>
-          <w:bottom w:val="single" w:sz="4" w:space="0" w:color="000000"/>
-          <w:right w:val="single" w:sz="4" w:space="0" w:color="000000"/>
-          <w:insideH w:val="single" w:sz="4" w:space="0" w:color="000000"/>
-          <w:insideV w:val="single" w:sz="4" w:space="0" w:color="000000"/>
+          <w:top w:val="single" w:color="000000" w:sz="4" w:space="0"/>
+          <w:left w:val="single" w:color="000000" w:sz="4" w:space="0"/>
+          <w:bottom w:val="single" w:color="000000" w:sz="4" w:space="0"/>
+          <w:right w:val="single" w:color="000000" w:sz="4" w:space="0"/>
+          <w:insideH w:val="single" w:color="000000" w:sz="4" w:space="0"/>
+          <w:insideV w:val="single" w:color="000000" w:sz="4" w:space="0"/>
         </w:tblBorders>
         <w:tblLayout w:type="fixed"/>
         <w:tblLook w:val="04A0" w:firstRow="1" w:lastRow="0" w:firstColumn="1" w:lastColumn="0" w:noHBand="0" w:noVBand="1"/>
@@ -335,12 +335,331 @@
         <w:tblW w:w="9962" w:type="dxa"/>
         <w:tblInd w:w="0" w:type="dxa"/>
         <w:tblBorders>
-          <w:top w:val="single" w:sz="4" w:space="0" w:color="000000"/>
-          <w:left w:val="single" w:sz="4" w:space="0" w:color="000000"/>
-          <w:bottom w:val="single" w:sz="4" w:space="0" w:color="000000"/>
-          <w:right w:val="single" w:sz="4" w:space="0" w:color="000000"/>
-          <w:insideH w:val="single" w:sz="4" w:space="0" w:color="000000"/>
-          <w:insideV w:val="single" w:sz="4" w:space="0" w:color="000000"/>
+          <w:top w:val="single" w:color="000000" w:sz="4" w:space="0"/>
+          <w:left w:val="single" w:color="000000" w:sz="4" w:space="0"/>
+          <w:bottom w:val="single" w:color="000000" w:sz="4" w:space="0"/>
+          <w:right w:val="single" w:color="000000" w:sz="4" w:space="0"/>
+          <w:insideH w:val="single" w:color="000000" w:sz="4" w:space="0"/>
+          <w:insideV w:val="single" w:color="000000" w:sz="4" w:space="0"/>
+        </w:tblBorders>
+        <w:tblLayout w:type="fixed"/>
+        <w:tblLook w:val="04A0" w:firstRow="1" w:lastRow="0" w:firstColumn="1" w:lastColumn="0" w:noHBand="0" w:noVBand="1"/>
+      </w:tblPr>
+      <w:tblGrid>
+        <w:gridCol w:w="3397"/>
+        <w:gridCol w:w="6565"/>
+      </w:tblGrid>
+      <w:tr>
+        <w:trPr>
+          <w:trHeight w:val="340"/>
+        </w:trPr>
+        <w:tc>
+          <w:tcPr>
+            <w:tcW w:w="3397" w:type="dxa"/>
+            <w:shd w:val="clear" w:color="auto" w:fill="auto"/>
+            <w:tcMar/>
+            <w:vAlign w:val="center"/>
+          </w:tcPr>
+          <w:p>
+            <w:pPr>
+              <w:pStyle w:val="Normal0"/>
+              <w:rPr>
+                <w:sz w:val="20"/>
+                <w:szCs w:val="20"/>
+                <w:lang w:val="es-ES"/>
+              </w:rPr>
+            </w:pPr>
+            <w:r>
+              <w:rPr>
+                <w:sz w:val="20"/>
+                <w:szCs w:val="20"/>
+                <w:lang w:val="es-ES"/>
+              </w:rPr>
+              <w:t>NÚMERO DEL COMPONENTE FORMATIVO</w:t>
+            </w:r>
+          </w:p>
+        </w:tc>
+        <w:tc>
+          <w:tcPr>
+            <w:tcW w:w="6565" w:type="dxa"/>
+            <w:shd w:val="clear" w:color="auto" w:fill="auto"/>
+            <w:tcMar/>
+            <w:vAlign w:val="center"/>
+          </w:tcPr>
+          <w:p>
+            <w:pPr>
+              <w:pStyle w:val="Normal0"/>
+              <w:rPr>
+                <w:b w:val="0"/>
+                <w:color w:val="39A900"/>
+                <w:sz w:val="20"/>
+                <w:szCs w:val="20"/>
+                <w:lang w:val="es-ES"/>
+              </w:rPr>
+            </w:pPr>
+            <w:r>
+              <w:rPr>
+                <w:b w:val="0"/>
+                <w:sz w:val="20"/>
+                <w:szCs w:val="20"/>
+                <w:lang w:val="es-ES"/>
+              </w:rPr>
+              <w:t>0</w:t>
+            </w:r>
+            <w:r>
+              <w:rPr>
+                <w:b w:val="0"/>
+                <w:sz w:val="20"/>
+                <w:szCs w:val="20"/>
+                <w:lang w:val="es-ES"/>
+              </w:rPr>
+              <w:t>2</w:t>
+            </w:r>
+          </w:p>
+        </w:tc>
+      </w:tr>
+      <w:tr>
+        <w:trPr>
+          <w:trHeight w:val="692"/>
+        </w:trPr>
+        <w:tc>
+          <w:tcPr>
+            <w:tcW w:w="3397" w:type="dxa"/>
+            <w:shd w:val="clear" w:color="auto" w:fill="auto"/>
+            <w:tcMar/>
+            <w:vAlign w:val="center"/>
+          </w:tcPr>
+          <w:p>
+            <w:pPr>
+              <w:pStyle w:val="Normal0"/>
+              <w:rPr>
+                <w:sz w:val="20"/>
+                <w:szCs w:val="20"/>
+                <w:lang w:val="es-ES"/>
+              </w:rPr>
+            </w:pPr>
+            <w:r>
+              <w:rPr>
+                <w:sz w:val="20"/>
+                <w:szCs w:val="20"/>
+                <w:lang w:val="es-ES"/>
+              </w:rPr>
+              <w:t>NOMBRE DEL COMPONENTE FORMATIVO</w:t>
+            </w:r>
+          </w:p>
+        </w:tc>
+        <w:tc>
+          <w:tcPr>
+            <w:tcW w:w="6565" w:type="dxa"/>
+            <w:shd w:val="clear" w:color="auto" w:fill="auto"/>
+            <w:tcMar/>
+            <w:vAlign w:val="center"/>
+          </w:tcPr>
+          <w:p>
+            <w:pPr>
+              <w:pStyle w:val="Normal0"/>
+              <w:rPr>
+                <w:rFonts w:ascii="Arial" w:hAnsi="Arial" w:eastAsia="Arial" w:cs="Arial"/>
+                <w:b w:val="0"/>
+                <w:bCs w:val="0"/>
+                <w:noProof w:val="0"/>
+                <w:lang w:val="es-ES"/>
+              </w:rPr>
+            </w:pPr>
+            <w:r>
+              <w:rPr>
+                <w:rFonts w:ascii="Arial" w:hAnsi="Arial" w:eastAsia="Arial" w:cs="Arial"/>
+                <w:b w:val="0"/>
+                <w:bCs w:val="0"/>
+                <w:i w:val="0"/>
+                <w:iCs w:val="0"/>
+                <w:caps w:val="0"/>
+                <w:smallCaps w:val="0"/>
+                <w:noProof w:val="0"/>
+                <w:color w:val="000000" w:themeColor="text1" w:themeTint="FF" w:themeShade="FF"/>
+                <w:sz w:val="20"/>
+                <w:szCs w:val="20"/>
+                <w:lang w:val="es-ES"/>
+              </w:rPr>
+              <w:t>Implementación y fortalecimiento de la participación ciudadana en salud.</w:t>
+            </w:r>
+          </w:p>
+        </w:tc>
+      </w:tr>
+      <w:tr>
+        <w:trPr>
+          <w:trHeight w:val="1853"/>
+        </w:trPr>
+        <w:tc>
+          <w:tcPr>
+            <w:tcW w:w="3397" w:type="dxa"/>
+            <w:shd w:val="clear" w:color="auto" w:fill="auto"/>
+            <w:tcMar/>
+            <w:vAlign w:val="center"/>
+          </w:tcPr>
+          <w:p>
+            <w:pPr>
+              <w:pStyle w:val="Normal0"/>
+              <w:rPr>
+                <w:sz w:val="20"/>
+                <w:szCs w:val="20"/>
+                <w:lang w:val="es-ES"/>
+              </w:rPr>
+            </w:pPr>
+            <w:r>
+              <w:rPr>
+                <w:sz w:val="20"/>
+                <w:szCs w:val="20"/>
+                <w:lang w:val="es-ES"/>
+              </w:rPr>
+              <w:t>BREVE DESCRIPCIÓN</w:t>
+            </w:r>
+          </w:p>
+        </w:tc>
+        <w:tc>
+          <w:tcPr>
+            <w:tcW w:w="6565" w:type="dxa"/>
+            <w:shd w:val="clear" w:color="auto" w:fill="auto"/>
+            <w:tcMar/>
+            <w:vAlign w:val="center"/>
+          </w:tcPr>
+          <w:p>
+            <w:pPr>
+              <w:pStyle w:val="Normal"/>
+              <w:bidi w:val="0"/>
+              <w:spacing w:before="0" w:beforeAutospacing="off" w:after="160" w:afterAutospacing="off" w:line="276" w:lineRule="auto"/>
+              <w:ind w:left="0" w:right="0"/>
+              <w:jc w:val="left"/>
+              <w:rPr>
+                <w:rFonts w:ascii="Arial" w:hAnsi="Arial" w:eastAsia="Arial" w:cs="Arial"/>
+                <w:b w:val="0"/>
+                <w:bCs w:val="0"/>
+                <w:noProof w:val="0"/>
+                <w:sz w:val="20"/>
+                <w:szCs w:val="20"/>
+                <w:lang w:val="es-ES"/>
+              </w:rPr>
+            </w:pPr>
+            <w:r>
+              <w:rPr>
+                <w:rFonts w:ascii="Arial" w:hAnsi="Arial" w:eastAsia="Arial" w:cs="Arial"/>
+                <w:b w:val="0"/>
+                <w:bCs w:val="0"/>
+                <w:noProof w:val="0"/>
+                <w:sz w:val="20"/>
+                <w:szCs w:val="20"/>
+                <w:highlight w:val="yellow"/>
+                <w:lang w:val="es-ES"/>
+              </w:rPr>
+              <w:t>Este componente aborda la implementación y el fortalecimiento de estrategias de participación ciudadana en salud, mediante la articulación de actores, la aplicación de metodologías, la educación, la comunicación y el control social. Estos elementos permiten organizar las acciones, administrar los recursos y realizar su seguimiento, con el fin de promover una participación efectiva en la toma de decisiones y contribuir a la garantía del derecho a la salud.</w:t>
+            </w:r>
+          </w:p>
+        </w:tc>
+      </w:tr>
+      <w:tr>
+        <w:trPr>
+          <w:trHeight w:val="989"/>
+        </w:trPr>
+        <w:tc>
+          <w:tcPr>
+            <w:tcW w:w="3397" w:type="dxa"/>
+            <w:shd w:val="clear" w:color="auto" w:fill="auto"/>
+            <w:tcMar/>
+            <w:vAlign w:val="center"/>
+          </w:tcPr>
+          <w:p>
+            <w:pPr>
+              <w:pStyle w:val="Normal0"/>
+              <w:rPr>
+                <w:sz w:val="20"/>
+                <w:szCs w:val="20"/>
+                <w:lang w:val="es-ES"/>
+              </w:rPr>
+            </w:pPr>
+            <w:r>
+              <w:rPr>
+                <w:sz w:val="20"/>
+                <w:szCs w:val="20"/>
+                <w:lang w:val="es-ES"/>
+              </w:rPr>
+              <w:t>PALABRAS CLAVE</w:t>
+            </w:r>
+          </w:p>
+        </w:tc>
+        <w:tc>
+          <w:tcPr>
+            <w:tcW w:w="6565" w:type="dxa"/>
+            <w:shd w:val="clear" w:color="auto" w:fill="auto"/>
+            <w:tcMar/>
+            <w:vAlign w:val="center"/>
+          </w:tcPr>
+          <w:p>
+            <w:pPr>
+              <w:pStyle w:val="Normal0"/>
+              <w:rPr>
+                <w:b w:val="0"/>
+                <w:bCs w:val="0"/>
+                <w:sz w:val="20"/>
+                <w:szCs w:val="20"/>
+                <w:lang w:val="es-ES"/>
+              </w:rPr>
+            </w:pPr>
+            <w:r>
+              <w:rPr>
+                <w:b w:val="0"/>
+                <w:bCs w:val="0"/>
+                <w:sz w:val="20"/>
+                <w:szCs w:val="20"/>
+                <w:lang w:val="es-ES"/>
+              </w:rPr>
+              <w:t>C</w:t>
+            </w:r>
+            <w:r>
+              <w:rPr>
+                <w:b w:val="0"/>
+                <w:bCs w:val="0"/>
+                <w:sz w:val="20"/>
+                <w:szCs w:val="20"/>
+                <w:lang w:val="es-ES"/>
+              </w:rPr>
+              <w:t>ontrol social, estrategias en salud, actores territoriales, comunicación en salud</w:t>
+            </w:r>
+            <w:r>
+              <w:rPr>
+                <w:b w:val="0"/>
+                <w:bCs w:val="0"/>
+                <w:sz w:val="20"/>
+                <w:szCs w:val="20"/>
+                <w:lang w:val="es-ES"/>
+              </w:rPr>
+              <w:t>.</w:t>
+            </w:r>
+          </w:p>
+        </w:tc>
+      </w:tr>
+    </w:tbl>
+    <w:p>
+      <w:pPr>
+        <w:pStyle w:val="Normal0"/>
+        <w:rPr>
+          <w:sz w:val="20"/>
+          <w:szCs w:val="20"/>
+          <w:lang w:val="es-ES"/>
+        </w:rPr>
+      </w:pPr>
+    </w:p>
+    <w:tbl>
+      <w:tblPr>
+        <w:tblStyle w:val="Style67"/>
+        <w:tblW w:w="9962" w:type="dxa"/>
+        <w:tblInd w:w="0" w:type="dxa"/>
+        <w:tblBorders>
+          <w:top w:val="single" w:color="000000" w:sz="4" w:space="0"/>
+          <w:left w:val="single" w:color="000000" w:sz="4" w:space="0"/>
+          <w:bottom w:val="single" w:color="000000" w:sz="4" w:space="0"/>
+          <w:right w:val="single" w:color="000000" w:sz="4" w:space="0"/>
+          <w:insideH w:val="single" w:color="000000" w:sz="4" w:space="0"/>
+          <w:insideV w:val="single" w:color="000000" w:sz="4" w:space="0"/>
         </w:tblBorders>
         <w:tblLayout w:type="fixed"/>
         <w:tblLook w:val="04A0" w:firstRow="1" w:lastRow="0" w:firstColumn="1" w:lastColumn="0" w:noHBand="0" w:noVBand="1"/>
@@ -374,284 +693,6 @@
                 <w:szCs w:val="20"/>
                 <w:lang w:val="es-ES"/>
               </w:rPr>
-              <w:t>NÚMERO DEL COMPONENTE FORMATIVO</w:t>
-            </w:r>
-          </w:p>
-        </w:tc>
-        <w:tc>
-          <w:tcPr>
-            <w:tcW w:w="6565" w:type="dxa"/>
-            <w:shd w:val="clear" w:color="auto" w:fill="auto"/>
-            <w:vAlign w:val="center"/>
-          </w:tcPr>
-          <w:p>
-            <w:pPr>
-              <w:pStyle w:val="Normal0"/>
-              <w:rPr>
-                <w:b w:val="0"/>
-                <w:color w:val="39A900"/>
-                <w:sz w:val="20"/>
-                <w:szCs w:val="20"/>
-                <w:lang w:val="es-ES"/>
-              </w:rPr>
-            </w:pPr>
-            <w:r>
-              <w:rPr>
-                <w:b w:val="0"/>
-                <w:sz w:val="20"/>
-                <w:szCs w:val="20"/>
-                <w:lang w:val="es-ES"/>
-              </w:rPr>
-              <w:t>0</w:t>
-            </w:r>
-            <w:r>
-              <w:rPr>
-                <w:b w:val="0"/>
-                <w:sz w:val="20"/>
-                <w:szCs w:val="20"/>
-                <w:lang w:val="es-ES"/>
-              </w:rPr>
-              <w:t>2</w:t>
-            </w:r>
-          </w:p>
-        </w:tc>
-      </w:tr>
-      <w:tr>
-        <w:trPr>
-          <w:trHeight w:val="692"/>
-        </w:trPr>
-        <w:tc>
-          <w:tcPr>
-            <w:tcW w:w="3397" w:type="dxa"/>
-            <w:shd w:val="clear" w:color="auto" w:fill="auto"/>
-            <w:vAlign w:val="center"/>
-          </w:tcPr>
-          <w:p>
-            <w:pPr>
-              <w:pStyle w:val="Normal0"/>
-              <w:rPr>
-                <w:sz w:val="20"/>
-                <w:szCs w:val="20"/>
-                <w:lang w:val="es-ES"/>
-              </w:rPr>
-            </w:pPr>
-            <w:r>
-              <w:rPr>
-                <w:sz w:val="20"/>
-                <w:szCs w:val="20"/>
-                <w:lang w:val="es-ES"/>
-              </w:rPr>
-              <w:t>NOMBRE DEL COMPONENTE FORMATIVO</w:t>
-            </w:r>
-          </w:p>
-        </w:tc>
-        <w:tc>
-          <w:tcPr>
-            <w:tcW w:w="6565" w:type="dxa"/>
-            <w:shd w:val="clear" w:color="auto" w:fill="auto"/>
-            <w:vAlign w:val="center"/>
-          </w:tcPr>
-          <w:p>
-            <w:pPr>
-              <w:pStyle w:val="Normal0"/>
-              <w:rPr>
-                <w:b w:val="0"/>
-                <w:sz w:val="20"/>
-                <w:szCs w:val="20"/>
-                <w:lang w:val="es-ES"/>
-              </w:rPr>
-            </w:pPr>
-            <w:r>
-              <w:rPr>
-                <w:b w:val="0"/>
-                <w:sz w:val="20"/>
-                <w:szCs w:val="20"/>
-                <w:lang w:val="es-ES"/>
-              </w:rPr>
-              <w:t>Implementación y fortalecimiento de la participación ciudadana en salud</w:t>
-            </w:r>
-          </w:p>
-        </w:tc>
-      </w:tr>
-      <w:tr>
-        <w:trPr>
-          <w:trHeight w:val="1853"/>
-        </w:trPr>
-        <w:tc>
-          <w:tcPr>
-            <w:tcW w:w="3397" w:type="dxa"/>
-            <w:shd w:val="clear" w:color="auto" w:fill="auto"/>
-            <w:vAlign w:val="center"/>
-          </w:tcPr>
-          <w:p>
-            <w:pPr>
-              <w:pStyle w:val="Normal0"/>
-              <w:rPr>
-                <w:sz w:val="20"/>
-                <w:szCs w:val="20"/>
-                <w:lang w:val="es-ES"/>
-              </w:rPr>
-            </w:pPr>
-            <w:r>
-              <w:rPr>
-                <w:sz w:val="20"/>
-                <w:szCs w:val="20"/>
-                <w:lang w:val="es-ES"/>
-              </w:rPr>
-              <w:t>BREVE DESCRIPCIÓN</w:t>
-            </w:r>
-          </w:p>
-        </w:tc>
-        <w:tc>
-          <w:tcPr>
-            <w:tcW w:w="6565" w:type="dxa"/>
-            <w:shd w:val="clear" w:color="auto" w:fill="auto"/>
-            <w:vAlign w:val="center"/>
-          </w:tcPr>
-          <w:p>
-            <w:pPr>
-              <w:pStyle w:val="Normal0"/>
-              <w:rPr>
-                <w:b w:val="0"/>
-                <w:sz w:val="20"/>
-                <w:szCs w:val="20"/>
-                <w:lang w:val="es-ES"/>
-              </w:rPr>
-            </w:pPr>
-            <w:r>
-              <w:rPr>
-                <w:b w:val="0"/>
-                <w:sz w:val="20"/>
-                <w:szCs w:val="20"/>
-                <w:lang w:val="es-ES"/>
-              </w:rPr>
-              <w:t>Este componente aborda la gestión, implementación y fortalecimiento de estrategias de participación social en salud, enfocándose en la articulación de actores, el diseño de metodologías, la comunicación, la educación y el control social, con el fin de promover una participación efectiva en la toma de decisiones y en la garantía del derecho a la salud.</w:t>
-            </w:r>
-          </w:p>
-        </w:tc>
-      </w:tr>
-      <w:tr>
-        <w:trPr>
-          <w:trHeight w:val="989"/>
-        </w:trPr>
-        <w:tc>
-          <w:tcPr>
-            <w:tcW w:w="3397" w:type="dxa"/>
-            <w:shd w:val="clear" w:color="auto" w:fill="auto"/>
-            <w:vAlign w:val="center"/>
-          </w:tcPr>
-          <w:p>
-            <w:pPr>
-              <w:pStyle w:val="Normal0"/>
-              <w:rPr>
-                <w:sz w:val="20"/>
-                <w:szCs w:val="20"/>
-                <w:lang w:val="es-ES"/>
-              </w:rPr>
-            </w:pPr>
-            <w:r>
-              <w:rPr>
-                <w:sz w:val="20"/>
-                <w:szCs w:val="20"/>
-                <w:lang w:val="es-ES"/>
-              </w:rPr>
-              <w:t>PALABRAS CLAVE</w:t>
-            </w:r>
-          </w:p>
-        </w:tc>
-        <w:tc>
-          <w:tcPr>
-            <w:tcW w:w="6565" w:type="dxa"/>
-            <w:shd w:val="clear" w:color="auto" w:fill="auto"/>
-            <w:vAlign w:val="center"/>
-          </w:tcPr>
-          <w:p>
-            <w:pPr>
-              <w:pStyle w:val="Normal0"/>
-              <w:rPr>
-                <w:b w:val="0"/>
-                <w:sz w:val="20"/>
-                <w:szCs w:val="20"/>
-                <w:lang w:val="es-ES"/>
-              </w:rPr>
-            </w:pPr>
-            <w:r>
-              <w:rPr>
-                <w:b w:val="0"/>
-                <w:sz w:val="20"/>
-                <w:szCs w:val="20"/>
-                <w:lang w:val="es-ES"/>
-              </w:rPr>
-              <w:t>Gestión participativa, control social, estrategias en salud, actores territoriales, comunicación en salud</w:t>
-            </w:r>
-            <w:r>
-              <w:rPr>
-                <w:b w:val="0"/>
-                <w:sz w:val="20"/>
-                <w:szCs w:val="20"/>
-                <w:lang w:val="es-ES"/>
-              </w:rPr>
-              <w:t>.</w:t>
-            </w:r>
-          </w:p>
-        </w:tc>
-      </w:tr>
-    </w:tbl>
-    <w:p>
-      <w:pPr>
-        <w:pStyle w:val="Normal0"/>
-        <w:rPr>
-          <w:sz w:val="20"/>
-          <w:szCs w:val="20"/>
-          <w:lang w:val="es-ES"/>
-        </w:rPr>
-      </w:pPr>
-    </w:p>
-    <w:tbl>
-      <w:tblPr>
-        <w:tblStyle w:val="Style67"/>
-        <w:tblW w:w="9962" w:type="dxa"/>
-        <w:tblInd w:w="0" w:type="dxa"/>
-        <w:tblBorders>
-          <w:top w:val="single" w:sz="4" w:space="0" w:color="000000"/>
-          <w:left w:val="single" w:sz="4" w:space="0" w:color="000000"/>
-          <w:bottom w:val="single" w:sz="4" w:space="0" w:color="000000"/>
-          <w:right w:val="single" w:sz="4" w:space="0" w:color="000000"/>
-          <w:insideH w:val="single" w:sz="4" w:space="0" w:color="000000"/>
-          <w:insideV w:val="single" w:sz="4" w:space="0" w:color="000000"/>
-        </w:tblBorders>
-        <w:tblLayout w:type="fixed"/>
-        <w:tblLook w:val="04A0" w:firstRow="1" w:lastRow="0" w:firstColumn="1" w:lastColumn="0" w:noHBand="0" w:noVBand="1"/>
-      </w:tblPr>
-      <w:tblGrid>
-        <w:gridCol w:w="3397"/>
-        <w:gridCol w:w="6565"/>
-      </w:tblGrid>
-      <w:tr>
-        <w:trPr>
-          <w:trHeight w:val="340"/>
-        </w:trPr>
-        <w:tc>
-          <w:tcPr>
-            <w:tcW w:w="3397" w:type="dxa"/>
-            <w:shd w:val="clear" w:color="auto" w:fill="auto"/>
-            <w:vAlign w:val="center"/>
-          </w:tcPr>
-          <w:p>
-            <w:pPr>
-              <w:pStyle w:val="Normal0"/>
-              <w:rPr>
-                <w:sz w:val="20"/>
-                <w:szCs w:val="20"/>
-                <w:lang w:val="es-ES"/>
-              </w:rPr>
-            </w:pPr>
-            <w:r>
-              <w:rPr>
-                <w:sz w:val="20"/>
-                <w:szCs w:val="20"/>
-                <w:lang w:val="es-ES"/>
-              </w:rPr>
               <w:t>ÁREA OCUPACIONAL</w:t>
             </w:r>
           </w:p>
@@ -849,24 +890,74 @@
           <w:numId w:val="2"/>
         </w:numPr>
         <w:rPr>
-          <w:b/>
-          <w:bCs/>
-          <w:color w:val="000000" w:themeColor="text1"/>
-          <w:sz w:val="20"/>
-          <w:szCs w:val="20"/>
-          <w:lang w:val="es-ES"/>
-        </w:rPr>
-      </w:pPr>
-      <w:r>
-        <w:rPr>
-          <w:b/>
-          <w:bCs/>
-          <w:color w:val="000000" w:themeColor="text1"/>
-          <w:sz w:val="20"/>
-          <w:szCs w:val="20"/>
-          <w:lang w:val="es-ES"/>
-        </w:rPr>
-        <w:t>Gestión de la participación en salud</w:t>
+          <w:b w:val="1"/>
+          <w:bCs w:val="1"/>
+          <w:color w:val="000000" w:themeColor="text1"/>
+          <w:sz w:val="20"/>
+          <w:szCs w:val="20"/>
+          <w:highlight w:val="yellow"/>
+          <w:lang w:val="es-ES"/>
+        </w:rPr>
+      </w:pPr>
+      <w:r>
+        <w:rPr>
+          <w:b w:val="1"/>
+          <w:bCs w:val="1"/>
+          <w:color w:val="000000" w:themeColor="text1" w:themeTint="FF" w:themeShade="FF"/>
+          <w:sz w:val="20"/>
+          <w:szCs w:val="20"/>
+          <w:highlight w:val="yellow"/>
+          <w:lang w:val="es-ES"/>
+        </w:rPr>
+        <w:t>Organizació</w:t>
+      </w:r>
+      <w:r>
+        <w:rPr>
+          <w:b w:val="1"/>
+          <w:bCs w:val="1"/>
+          <w:color w:val="000000" w:themeColor="text1" w:themeTint="FF" w:themeShade="FF"/>
+          <w:sz w:val="20"/>
+          <w:szCs w:val="20"/>
+          <w:highlight w:val="yellow"/>
+          <w:lang w:val="es-ES"/>
+        </w:rPr>
+        <w:t>n</w:t>
+      </w:r>
+      <w:r>
+        <w:rPr>
+          <w:b w:val="1"/>
+          <w:bCs w:val="1"/>
+          <w:color w:val="000000" w:themeColor="text1" w:themeTint="FF" w:themeShade="FF"/>
+          <w:sz w:val="20"/>
+          <w:szCs w:val="20"/>
+          <w:highlight w:val="yellow"/>
+          <w:lang w:val="es-ES"/>
+        </w:rPr>
+        <w:t xml:space="preserve"> de la participación </w:t>
+      </w:r>
+      <w:r>
+        <w:rPr>
+          <w:b w:val="1"/>
+          <w:bCs w:val="1"/>
+          <w:color w:val="000000" w:themeColor="text1" w:themeTint="FF" w:themeShade="FF"/>
+          <w:sz w:val="20"/>
+          <w:szCs w:val="20"/>
+          <w:highlight w:val="yellow"/>
+          <w:lang w:val="es-ES"/>
+        </w:rPr>
+        <w:t xml:space="preserve">social </w:t>
+      </w:r>
+      <w:r>
+        <w:rPr>
+          <w:b w:val="1"/>
+          <w:bCs w:val="1"/>
+          <w:color w:val="000000" w:themeColor="text1" w:themeTint="FF" w:themeShade="FF"/>
+          <w:sz w:val="20"/>
+          <w:szCs w:val="20"/>
+          <w:highlight w:val="yellow"/>
+          <w:lang w:val="es-ES"/>
+        </w:rPr>
+        <w:t>en salud</w:t>
       </w:r>
     </w:p>
     <w:p>
@@ -1064,7 +1155,6 @@
           <w:szCs w:val="20"/>
           <w:lang w:val="es-ES"/>
         </w:rPr>
-        <w:lastRenderedPageBreak/>
         <w:t>Fases de implementación</w:t>
       </w:r>
     </w:p>
@@ -1702,18 +1792,8 @@
       <w:pPr>
         <w:pStyle w:val="Normal0"/>
         <w:rPr>
-          <w:b/>
-          <w:sz w:val="20"/>
-          <w:szCs w:val="20"/>
-          <w:lang w:val="es-ES"/>
-        </w:rPr>
-      </w:pPr>
-    </w:p>
-    <w:p>
-      <w:pPr>
-        <w:pStyle w:val="Normal0"/>
-        <w:rPr>
-          <w:b/>
+          <w:b w:val="1"/>
+          <w:bCs w:val="1"/>
           <w:sz w:val="20"/>
           <w:szCs w:val="20"/>
           <w:lang w:val="es-ES"/>
@@ -1725,18 +1805,22 @@
         <w:pStyle w:val="Normal0"/>
         <w:shd w:val="clear" w:color="auto" w:fill="B8CCE4" w:themeFill="accent1" w:themeFillTint="66"/>
         <w:rPr>
-          <w:bCs/>
-          <w:sz w:val="20"/>
-          <w:szCs w:val="20"/>
-        </w:rPr>
-      </w:pPr>
-      <w:r>
-        <w:rPr>
-          <w:bCs/>
-          <w:sz w:val="20"/>
-          <w:szCs w:val="20"/>
-        </w:rPr>
-        <w:t>La gestión de la participación social en salud representa un componente estratégico para consolidar sistemas de salud más equitativos, eficientes y centrados en las necesidades de la población. Desde los fundamentos normativos de la participación social en salud, este contenido aborda la forma en que la participación se organiza, se gestiona y se implementa en los territorios mediante estrategias, metodologías y mecanismos concretos.</w:t>
+          <w:noProof w:val="0"/>
+          <w:sz w:val="20"/>
+          <w:szCs w:val="20"/>
+          <w:highlight w:val="yellow"/>
+          <w:lang w:val="es-CO"/>
+        </w:rPr>
+      </w:pPr>
+      <w:r>
+        <w:rPr>
+          <w:noProof w:val="0"/>
+          <w:sz w:val="20"/>
+          <w:szCs w:val="20"/>
+          <w:highlight w:val="yellow"/>
+          <w:lang w:val="es-CO"/>
+        </w:rPr>
+        <w:t>La implementación y el fortalecimiento de la participación ciudadana en salud constituyen procesos estratégicos para consolidar sistemas de salud más equitativos, eficientes y centrados en las necesidades de la población. A partir de los fundamentos normativos de la participación social en salud, este componente aborda la organización y el desarrollo de acciones participativas en los territorios mediante estrategias, metodologías y mecanismos concretos.</w:t>
       </w:r>
     </w:p>
     <w:p>
@@ -2000,9 +2084,9 @@
             </w:drawing>
           </mc:Choice>
           <mc:Fallback xmlns:w16sdtfl="http://schemas.microsoft.com/office/word/2024/wordml/sdtformatlock" xmlns:w16sdtdh="http://schemas.microsoft.com/office/word/2020/wordml/sdtdatahash" xmlns:w16du="http://schemas.microsoft.com/office/word/2023/wordml/word16du" xmlns:w16="http://schemas.microsoft.com/office/word/2018/wordml" xmlns:w16cid="http://schemas.microsoft.com/office/word/2016/wordml/cid" xmlns:w16cex="http://schemas.microsoft.com/office/word/2018/wordml/cex" xmlns:oel="http://schemas.microsoft.com/office/2019/extlst" xmlns:am3d="http://schemas.microsoft.com/office/drawing/2017/model3d" xmlns:aink="http://schemas.microsoft.com/office/drawing/2016/ink" xmlns:cx8="http://schemas.microsoft.com/office/drawing/2016/5/14/chartex" xmlns:cx7="http://schemas.microsoft.com/office/drawing/2016/5/13/chartex" xmlns:cx6="http://schemas.microsoft.com/office/drawing/2016/5/12/chartex" xmlns:cx5="http://schemas.microsoft.com/office/drawing/2016/5/11/chartex" xmlns:cx4="http://schemas.microsoft.com/office/drawing/2016/5/10/chartex" xmlns:cx3="http://schemas.microsoft.com/office/drawing/2016/5/9/chartex" xmlns:cx2="http://schemas.microsoft.com/office/drawing/2015/10/21/chartex" xmlns:cx1="http://schemas.microsoft.com/office/drawing/2015/9/8/chartex">
-            <w:pict>
-              <v:rect w14:anchorId="350C2E26" id="Rectángulo 249" o:spid="_x0000_s1026" style="width:426.15pt;height:57.65pt;visibility:visible;mso-wrap-style:square;mso-left-percent:-10001;mso-top-percent:-10001;mso-position-horizontal:absolute;mso-position-horizontal-relative:char;mso-position-vertical:absolute;mso-position-vertical-relative:line;mso-left-percent:-10001;mso-top-percent:-10001;v-text-anchor:middle" o:gfxdata="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" fillcolor="#39a900" strokecolor="#42719b" strokeweight="1pt">
-                <v:stroke startarrowwidth="narrow" startarrowlength="short" endarrowwidth="narrow" endarrowlength="short" miterlimit="5243f"/>
+            <w:pict w14:anchorId="26C4534D">
+              <v:rect id="Rectángulo 249" style="width:426.15pt;height:57.65pt;visibility:visible;mso-wrap-style:square;mso-left-percent:-10001;mso-top-percent:-10001;mso-position-horizontal:absolute;mso-position-horizontal-relative:char;mso-position-vertical:absolute;mso-position-vertical-relative:line;mso-left-percent:-10001;mso-top-percent:-10001;v-text-anchor:middle" o:spid="_x0000_s1026" fillcolor="#39a900" strokecolor="#42719b" strokeweight="1pt" w14:anchorId="350C2E26" o:gfxdata="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">
+                <v:stroke miterlimit="5243f" startarrowwidth="narrow" startarrowlength="short" endarrowwidth="narrow" endarrowlength="short"/>
                 <v:textbox inset="2.53958mm,1.2694mm,2.53958mm,1.2694mm">
                   <w:txbxContent>
                     <w:p>
@@ -2106,6 +2190,79 @@
           <w:numId w:val="3"/>
         </w:numPr>
         <w:rPr>
+          <w:b w:val="1"/>
+          <w:bCs w:val="1"/>
+          <w:color w:val="000000" w:themeColor="text1"/>
+          <w:sz w:val="20"/>
+          <w:szCs w:val="20"/>
+          <w:highlight w:val="yellow"/>
+          <w:lang w:val="es-ES"/>
+        </w:rPr>
+      </w:pPr>
+      <w:r>
+        <w:rPr>
+          <w:b w:val="1"/>
+          <w:bCs w:val="1"/>
+          <w:color w:val="000000" w:themeColor="text1" w:themeTint="FF" w:themeShade="FF"/>
+          <w:sz w:val="20"/>
+          <w:szCs w:val="20"/>
+          <w:highlight w:val="yellow"/>
+          <w:lang w:val="es-ES"/>
+        </w:rPr>
+        <w:t>Organización</w:t>
+      </w:r>
+      <w:r>
+        <w:rPr>
+          <w:b w:val="1"/>
+          <w:bCs w:val="1"/>
+          <w:color w:val="000000" w:themeColor="text1" w:themeTint="FF" w:themeShade="FF"/>
+          <w:sz w:val="20"/>
+          <w:szCs w:val="20"/>
+          <w:highlight w:val="yellow"/>
+          <w:lang w:val="es-ES"/>
+        </w:rPr>
+        <w:t xml:space="preserve"> </w:t>
+      </w:r>
+      <w:r>
+        <w:rPr>
+          <w:b w:val="1"/>
+          <w:bCs w:val="1"/>
+          <w:color w:val="000000" w:themeColor="text1" w:themeTint="FF" w:themeShade="FF"/>
+          <w:sz w:val="20"/>
+          <w:szCs w:val="20"/>
+          <w:highlight w:val="yellow"/>
+          <w:lang w:val="es-ES"/>
+        </w:rPr>
+        <w:t>de la participación</w:t>
+      </w:r>
+      <w:r>
+        <w:rPr>
+          <w:b w:val="1"/>
+          <w:bCs w:val="1"/>
+          <w:color w:val="000000" w:themeColor="text1" w:themeTint="FF" w:themeShade="FF"/>
+          <w:sz w:val="20"/>
+          <w:szCs w:val="20"/>
+          <w:highlight w:val="yellow"/>
+          <w:lang w:val="es-ES"/>
+        </w:rPr>
+        <w:t xml:space="preserve"> social </w:t>
+      </w:r>
+      <w:r>
+        <w:rPr>
+          <w:b w:val="1"/>
+          <w:bCs w:val="1"/>
+          <w:color w:val="000000" w:themeColor="text1" w:themeTint="FF" w:themeShade="FF"/>
+          <w:sz w:val="20"/>
+          <w:szCs w:val="20"/>
+          <w:highlight w:val="yellow"/>
+          <w:lang w:val="es-ES"/>
+        </w:rPr>
+        <w:t>en salud</w:t>
+      </w:r>
+    </w:p>
+    <w:p>
+      <w:pPr>
+        <w:rPr>
           <w:b/>
           <w:bCs/>
           <w:color w:val="000000" w:themeColor="text1"/>
@@ -2114,54 +2271,36 @@
           <w:lang w:val="es-ES"/>
         </w:rPr>
       </w:pPr>
-      <w:r>
-        <w:rPr>
-          <w:b/>
-          <w:bCs/>
-          <w:color w:val="000000" w:themeColor="text1"/>
-          <w:sz w:val="20"/>
-          <w:szCs w:val="20"/>
-          <w:lang w:val="es-ES"/>
-        </w:rPr>
-        <w:t>Gestión de la participación en salud</w:t>
-      </w:r>
-    </w:p>
-    <w:p>
-      <w:pPr>
-        <w:rPr>
-          <w:b/>
-          <w:bCs/>
-          <w:color w:val="000000" w:themeColor="text1"/>
-          <w:sz w:val="20"/>
-          <w:szCs w:val="20"/>
-          <w:lang w:val="es-ES"/>
-        </w:rPr>
-      </w:pPr>
-    </w:p>
-    <w:p>
-      <w:pPr>
+    </w:p>
+    <w:p>
+      <w:pPr>
+        <w:pStyle w:val="Normal"/>
         <w:shd w:val="clear" w:color="auto" w:fill="F2DBDB" w:themeFill="accent2" w:themeFillTint="33"/>
         <w:rPr>
-          <w:color w:val="000000" w:themeColor="text1"/>
-          <w:sz w:val="20"/>
-          <w:szCs w:val="20"/>
-          <w:lang w:val="es-ES"/>
-        </w:rPr>
-      </w:pPr>
-      <w:r>
-        <w:rPr>
-          <w:color w:val="000000" w:themeColor="text1"/>
-          <w:sz w:val="20"/>
-          <w:szCs w:val="20"/>
-          <w:lang w:val="es-ES"/>
-        </w:rPr>
-        <w:t>La gestión de la participación en salud se configura como un proceso sistemático orientado a planificar, organizar y dinamizar la intervención de la ciudadanía en los asuntos relacionados con el sistema de salud. Este proceso implica estructurar mecanismos y estrategias que permitan la interacción efectiva entre la comunidad, las organizaciones sociales y las instituciones, con el fin de incidir en la toma de decisiones y en la gestión de los servicios de salud (Ministerio de Salud y Protección Social, 2017).</w:t>
-      </w:r>
-    </w:p>
-    <w:p>
-      <w:r>
-        <w:rPr>
-          <w:color w:val="000000" w:themeColor="text1"/>
+          <w:rFonts w:ascii="Arial" w:hAnsi="Arial" w:eastAsia="Arial" w:cs="Arial"/>
+          <w:noProof w:val="0"/>
+          <w:sz w:val="20"/>
+          <w:szCs w:val="20"/>
+          <w:highlight w:val="yellow"/>
+          <w:lang w:val="es-ES"/>
+        </w:rPr>
+      </w:pPr>
+      <w:r>
+        <w:rPr>
+          <w:rFonts w:ascii="Arial" w:hAnsi="Arial" w:eastAsia="Arial" w:cs="Arial"/>
+          <w:noProof w:val="0"/>
+          <w:sz w:val="20"/>
+          <w:szCs w:val="20"/>
+          <w:highlight w:val="yellow"/>
+          <w:lang w:val="es-ES"/>
+        </w:rPr>
+        <w:t>La organización de la participación social en salud es un proceso sistemático que permite planificar, coordinar y desarrollar la intervención de la ciudadanía en los asuntos relacionados con el sistema de salud. Este proceso establece mecanismos y estrategias para facilitar la interacción entre la comunidad, las organizaciones sociales y las instituciones, con el propósito de incidir en la toma de decisiones y contribuir al mejoramiento de los servicios de salud (Ministerio de Salud y Protección Social, 2017).</w:t>
+      </w:r>
+    </w:p>
+    <w:p>
+      <w:r>
+        <w:rPr>
+          <w:color w:val="000000" w:themeColor="text1" w:themeTint="FF" w:themeShade="FF"/>
           <w:sz w:val="20"/>
           <w:szCs w:val="20"/>
           <w:lang w:val="es-ES"/>
@@ -2171,22 +2310,115 @@
     </w:p>
     <w:p>
       <w:pPr>
+        <w:pStyle w:val="Normal"/>
         <w:shd w:val="clear" w:color="auto" w:fill="FDE9D9" w:themeFill="accent6" w:themeFillTint="33"/>
-      </w:pPr>
-      <w:r>
-        <w:rPr>
-          <w:color w:val="000000" w:themeColor="text1"/>
-          <w:sz w:val="20"/>
-          <w:szCs w:val="20"/>
-          <w:lang w:val="es-ES"/>
-        </w:rPr>
-        <w:t>Desde esta perspectiva, la gestión trasciende la promoción de la participación como un ejercicio aislado, para consolidarse como una función estratégica que articula actores, recursos y metodologías en contextos territoriales específicos. Su desarrollo requiere la identificación de necesidades, la priorización de problemáticas y la construcción de respuestas colectivas, garantizando condiciones para una participación informada, organizada y con capacidad de incidencia.</w:t>
-      </w:r>
-    </w:p>
-    <w:p>
-      <w:r>
-        <w:rPr>
-          <w:color w:val="000000" w:themeColor="text1"/>
+        <w:rPr>
+          <w:rFonts w:ascii="Arial" w:hAnsi="Arial" w:eastAsia="Arial" w:cs="Arial"/>
+          <w:b w:val="0"/>
+          <w:bCs w:val="0"/>
+          <w:noProof w:val="0"/>
+          <w:sz w:val="20"/>
+          <w:szCs w:val="20"/>
+          <w:highlight w:val="yellow"/>
+          <w:lang w:val="es-ES"/>
+        </w:rPr>
+      </w:pPr>
+      <w:r>
+        <w:rPr>
+          <w:rFonts w:ascii="Arial" w:hAnsi="Arial" w:eastAsia="Arial" w:cs="Arial"/>
+          <w:b w:val="0"/>
+          <w:bCs w:val="0"/>
+          <w:noProof w:val="0"/>
+          <w:sz w:val="20"/>
+          <w:szCs w:val="20"/>
+          <w:highlight w:val="yellow"/>
+          <w:lang w:val="es-ES"/>
+        </w:rPr>
+        <w:t xml:space="preserve">Desde esta perspectiva, </w:t>
+      </w:r>
+      <w:r>
+        <w:rPr>
+          <w:rFonts w:ascii="Arial" w:hAnsi="Arial" w:eastAsia="Arial" w:cs="Arial"/>
+          <w:b w:val="0"/>
+          <w:bCs w:val="0"/>
+          <w:noProof w:val="0"/>
+          <w:sz w:val="20"/>
+          <w:szCs w:val="20"/>
+          <w:highlight w:val="yellow"/>
+          <w:lang w:val="es-ES"/>
+        </w:rPr>
+        <w:t>la organización de la participación trasciende la realización de acciones aisladas, pues articula</w:t>
+      </w:r>
+      <w:r>
+        <w:rPr>
+          <w:rFonts w:ascii="Arial" w:hAnsi="Arial" w:eastAsia="Arial" w:cs="Arial"/>
+          <w:b w:val="0"/>
+          <w:bCs w:val="0"/>
+          <w:noProof w:val="0"/>
+          <w:sz w:val="20"/>
+          <w:szCs w:val="20"/>
+          <w:highlight w:val="yellow"/>
+          <w:lang w:val="es-ES"/>
+        </w:rPr>
+        <w:t xml:space="preserve"> actores, recursos y metodologías </w:t>
+      </w:r>
+      <w:r>
+        <w:rPr>
+          <w:rFonts w:ascii="Arial" w:hAnsi="Arial" w:eastAsia="Arial" w:cs="Arial"/>
+          <w:b w:val="0"/>
+          <w:bCs w:val="0"/>
+          <w:noProof w:val="0"/>
+          <w:sz w:val="20"/>
+          <w:szCs w:val="20"/>
+          <w:highlight w:val="yellow"/>
+          <w:lang w:val="es-ES"/>
+        </w:rPr>
+        <w:t>de acuerdo con las características de cada territorio</w:t>
+      </w:r>
+      <w:r>
+        <w:rPr>
+          <w:rFonts w:ascii="Arial" w:hAnsi="Arial" w:eastAsia="Arial" w:cs="Arial"/>
+          <w:b w:val="0"/>
+          <w:bCs w:val="0"/>
+          <w:noProof w:val="0"/>
+          <w:sz w:val="20"/>
+          <w:szCs w:val="20"/>
+          <w:highlight w:val="yellow"/>
+          <w:lang w:val="es-ES"/>
+        </w:rPr>
+        <w:t xml:space="preserve">. Su desarrollo requiere </w:t>
+      </w:r>
+      <w:r>
+        <w:rPr>
+          <w:rFonts w:ascii="Arial" w:hAnsi="Arial" w:eastAsia="Arial" w:cs="Arial"/>
+          <w:b w:val="0"/>
+          <w:bCs w:val="0"/>
+          <w:noProof w:val="0"/>
+          <w:sz w:val="20"/>
+          <w:szCs w:val="20"/>
+          <w:highlight w:val="yellow"/>
+          <w:lang w:val="es-ES"/>
+        </w:rPr>
+        <w:t>identificar necesidades, priorizar problemáticas y construir respuestas colectivas que favorezcan</w:t>
+      </w:r>
+      <w:r>
+        <w:rPr>
+          <w:rFonts w:ascii="Arial" w:hAnsi="Arial" w:eastAsia="Arial" w:cs="Arial"/>
+          <w:b w:val="0"/>
+          <w:bCs w:val="0"/>
+          <w:noProof w:val="0"/>
+          <w:sz w:val="20"/>
+          <w:szCs w:val="20"/>
+          <w:highlight w:val="yellow"/>
+          <w:lang w:val="es-ES"/>
+        </w:rPr>
+        <w:t xml:space="preserve"> una participación informada, organizada y con capacidad de incidencia.</w:t>
+      </w:r>
+    </w:p>
+    <w:p>
+      <w:r>
+        <w:rPr>
+          <w:color w:val="000000" w:themeColor="text1" w:themeTint="FF" w:themeShade="FF"/>
           <w:sz w:val="20"/>
           <w:szCs w:val="20"/>
           <w:lang w:val="es-ES"/>
@@ -2196,19 +2428,96 @@
     </w:p>
     <w:p>
       <w:pPr>
+        <w:pStyle w:val="Normal"/>
         <w:shd w:val="clear" w:color="auto" w:fill="DBE5F1" w:themeFill="accent1" w:themeFillTint="33"/>
         <w:rPr>
-          <w:sz w:val="20"/>
-          <w:szCs w:val="20"/>
-          <w:lang w:val="es-ES"/>
-        </w:rPr>
-      </w:pPr>
-      <w:r>
-        <w:rPr>
-          <w:sz w:val="20"/>
-          <w:szCs w:val="20"/>
-        </w:rPr>
-        <w:t>La gestión de la participación en salud fortalece la relación entre la ciudadanía, las instituciones y las organizaciones sociales. Su propósito es organizar procesos participativos que permitan tomar decisiones más transparentes, pertinentes y orientadas a las necesidades reales de la población. Para comprender su aporte, se destacan los siguientes aspectos:</w:t>
+          <w:rFonts w:ascii="Arial" w:hAnsi="Arial" w:eastAsia="Arial" w:cs="Arial"/>
+          <w:b w:val="0"/>
+          <w:bCs w:val="0"/>
+          <w:noProof w:val="0"/>
+          <w:sz w:val="20"/>
+          <w:szCs w:val="20"/>
+          <w:highlight w:val="yellow"/>
+          <w:lang w:val="es-CO"/>
+        </w:rPr>
+      </w:pPr>
+      <w:r>
+        <w:rPr>
+          <w:rFonts w:ascii="Arial" w:hAnsi="Arial" w:eastAsia="Arial" w:cs="Arial"/>
+          <w:b w:val="0"/>
+          <w:bCs w:val="0"/>
+          <w:noProof w:val="0"/>
+          <w:sz w:val="20"/>
+          <w:szCs w:val="20"/>
+          <w:highlight w:val="yellow"/>
+          <w:lang w:val="es-CO"/>
+        </w:rPr>
+        <w:t>La organización de la participación social en salud</w:t>
+      </w:r>
+      <w:r>
+        <w:rPr>
+          <w:rFonts w:ascii="Arial" w:hAnsi="Arial" w:eastAsia="Arial" w:cs="Arial"/>
+          <w:b w:val="0"/>
+          <w:bCs w:val="0"/>
+          <w:noProof w:val="0"/>
+          <w:sz w:val="20"/>
+          <w:szCs w:val="20"/>
+          <w:highlight w:val="yellow"/>
+          <w:lang w:val="es-CO"/>
+        </w:rPr>
+        <w:t xml:space="preserve"> fortalece la relación entre la ciudadanía, las instituciones y las organizaciones sociales. Su propósito es </w:t>
+      </w:r>
+      <w:r>
+        <w:rPr>
+          <w:rFonts w:ascii="Arial" w:hAnsi="Arial" w:eastAsia="Arial" w:cs="Arial"/>
+          <w:b w:val="0"/>
+          <w:bCs w:val="0"/>
+          <w:noProof w:val="0"/>
+          <w:sz w:val="20"/>
+          <w:szCs w:val="20"/>
+          <w:highlight w:val="yellow"/>
+          <w:lang w:val="es-CO"/>
+        </w:rPr>
+        <w:t>facilitar</w:t>
+      </w:r>
+      <w:r>
+        <w:rPr>
+          <w:rFonts w:ascii="Arial" w:hAnsi="Arial" w:eastAsia="Arial" w:cs="Arial"/>
+          <w:b w:val="0"/>
+          <w:bCs w:val="0"/>
+          <w:noProof w:val="0"/>
+          <w:sz w:val="20"/>
+          <w:szCs w:val="20"/>
+          <w:highlight w:val="yellow"/>
+          <w:lang w:val="es-CO"/>
+        </w:rPr>
+        <w:t xml:space="preserve"> procesos participativos que permitan tomar decisiones </w:t>
+      </w:r>
+      <w:r>
+        <w:rPr>
+          <w:rFonts w:ascii="Arial" w:hAnsi="Arial" w:eastAsia="Arial" w:cs="Arial"/>
+          <w:b w:val="0"/>
+          <w:bCs w:val="0"/>
+          <w:noProof w:val="0"/>
+          <w:sz w:val="20"/>
+          <w:szCs w:val="20"/>
+          <w:highlight w:val="yellow"/>
+          <w:lang w:val="es-CO"/>
+        </w:rPr>
+        <w:t>transparentes, pertinentes y acordes con las necesidades de la población</w:t>
+      </w:r>
+      <w:r>
+        <w:rPr>
+          <w:rFonts w:ascii="Arial" w:hAnsi="Arial" w:eastAsia="Arial" w:cs="Arial"/>
+          <w:b w:val="0"/>
+          <w:bCs w:val="0"/>
+          <w:noProof w:val="0"/>
+          <w:sz w:val="20"/>
+          <w:szCs w:val="20"/>
+          <w:highlight w:val="yellow"/>
+          <w:lang w:val="es-CO"/>
+        </w:rPr>
+        <w:t>. Para comprender su aporte, se destacan los siguientes aspectos:</w:t>
       </w:r>
     </w:p>
     <w:p>
@@ -2441,8 +2750,7 @@
           <w:sz w:val="20"/>
           <w:szCs w:val="20"/>
         </w:rPr>
-        <w:lastRenderedPageBreak/>
-        <w:t>En conjunto, estos aspectos permiten comprender que la gestión de la participación en salud no se limita a convocar a la ciudadanía, sino que busca fortalecer su capacidad de incidencia en los procesos de planeación, seguimiento y mejora del sistema de salud.</w:t>
+        <w:t>En conjunto, estos aspectos permiten comprender que la participación en salud no se limita a convocar a la ciudadanía, sino que busca fortalecer su capacidad de incidencia en los procesos de planeación, seguimiento y mejora del sistema de salud.</w:t>
       </w:r>
     </w:p>
     <w:p>
@@ -2524,19 +2832,10 @@
     </w:p>
     <w:p>
       <w:pPr>
-        <w:rPr>
-          <w:b/>
-          <w:bCs/>
-          <w:color w:val="000000" w:themeColor="text1"/>
-          <w:sz w:val="20"/>
-          <w:szCs w:val="20"/>
-          <w:lang w:val="es-ES"/>
-        </w:rPr>
-      </w:pPr>
-    </w:p>
-    <w:p>
-      <w:pPr>
-        <w:rPr>
+        <w:pStyle w:val="Normal"/>
+        <w:rPr>
+          <w:b w:val="1"/>
+          <w:bCs w:val="1"/>
           <w:color w:val="000000" w:themeColor="text1"/>
           <w:sz w:val="20"/>
           <w:szCs w:val="20"/>
@@ -3210,7 +3509,6 @@
           <w:szCs w:val="20"/>
           <w:lang w:val="es-ES"/>
         </w:rPr>
-        <w:lastRenderedPageBreak/>
         <w:t>de las acciones en salud. Estas relaciones favorecen la sostenibilidad de los procesos participativos, al ampliar las capacidades institucionales y comunitarias en los territorios.</w:t>
       </w:r>
     </w:p>
@@ -3595,7 +3893,6 @@
           <w:sz w:val="20"/>
           <w:szCs w:val="20"/>
         </w:rPr>
-        <w:lastRenderedPageBreak/>
         <w:t>Después de reconocer cómo se articulan los actores mediante la coordinación y las alianzas, es necesario identificar las metodologías que orientan la organización, el desarrollo y el seguimiento de los procesos participativos en salud. Estas metodologías permiten pasar de la articulación entre actores a la planificación de acciones concretas, pertinentes y sostenibles.</w:t>
       </w:r>
     </w:p>
@@ -4613,7 +4910,6 @@
                 <w:szCs w:val="20"/>
                 <w:lang w:val="es-ES"/>
               </w:rPr>
-              <w:lastRenderedPageBreak/>
               <w:t>Planificación participativa</w:t>
             </w:r>
             <w:r>
@@ -5069,10 +5365,10 @@
             </w:drawing>
           </mc:Choice>
           <mc:Fallback xmlns:w16sdtfl="http://schemas.microsoft.com/office/word/2024/wordml/sdtformatlock" xmlns:w16sdtdh="http://schemas.microsoft.com/office/word/2020/wordml/sdtdatahash" xmlns:w16du="http://schemas.microsoft.com/office/word/2023/wordml/word16du" xmlns:w16="http://schemas.microsoft.com/office/word/2018/wordml" xmlns:w16cid="http://schemas.microsoft.com/office/word/2016/wordml/cid" xmlns:w16cex="http://schemas.microsoft.com/office/word/2018/wordml/cex" xmlns:oel="http://schemas.microsoft.com/office/2019/extlst" xmlns:am3d="http://schemas.microsoft.com/office/drawing/2017/model3d" xmlns:aink="http://schemas.microsoft.com/office/drawing/2016/ink" xmlns:cx8="http://schemas.microsoft.com/office/drawing/2016/5/14/chartex" xmlns:cx7="http://schemas.microsoft.com/office/drawing/2016/5/13/chartex" xmlns:cx6="http://schemas.microsoft.com/office/drawing/2016/5/12/chartex" xmlns:cx5="http://schemas.microsoft.com/office/drawing/2016/5/11/chartex" xmlns:cx4="http://schemas.microsoft.com/office/drawing/2016/5/10/chartex" xmlns:cx3="http://schemas.microsoft.com/office/drawing/2016/5/9/chartex" xmlns:cx2="http://schemas.microsoft.com/office/drawing/2015/10/21/chartex" xmlns:cx1="http://schemas.microsoft.com/office/drawing/2015/9/8/chartex">
-            <w:pict>
-              <v:roundrect w14:anchorId="1846B42E" id="Rectángulo: esquinas redondeadas 3" o:spid="_x0000_s1027" style="position:absolute;margin-left:40.35pt;margin-top:5.45pt;width:398.25pt;height:78.3pt;z-index:251661312;visibility:visible;mso-wrap-style:square;mso-width-percent:0;mso-height-percent:0;mso-wrap-distance-left:9pt;mso-wrap-distance-top:0;mso-wrap-distance-right:9pt;mso-wrap-distance-bottom:0;mso-position-horizontal:absolute;mso-position-horizontal-relative:text;mso-position-vertical:absolute;mso-position-vertical-relative:text;mso-width-percent:0;mso-height-percent:0;mso-width-relative:margin;mso-height-relative:margin;v-text-anchor:middle" arcsize="10923f" o:gfxdata="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" fillcolor="#a7bfde [1620]" strokecolor="#4579b8 [3044]">
-                <v:fill color2="#e4ecf5 [500]" rotate="t" angle="180" colors="0 #a3c4ff;22938f #bfd5ff;1 #e5eeff" focus="100%" type="gradient"/>
-                <v:shadow on="t" color="black" opacity="24903f" origin=",.5" offset="0,.55556mm"/>
+            <w:pict w14:anchorId="00D1E092">
+              <v:roundrect id="Rectángulo: esquinas redondeadas 3" style="position:absolute;margin-left:40.35pt;margin-top:5.45pt;width:398.25pt;height:78.3pt;z-index:251661312;visibility:visible;mso-wrap-style:square;mso-width-percent:0;mso-height-percent:0;mso-wrap-distance-left:9pt;mso-wrap-distance-top:0;mso-wrap-distance-right:9pt;mso-wrap-distance-bottom:0;mso-position-horizontal:absolute;mso-position-horizontal-relative:text;mso-position-vertical:absolute;mso-position-vertical-relative:text;mso-width-percent:0;mso-height-percent:0;mso-width-relative:margin;mso-height-relative:margin;v-text-anchor:middle" o:spid="_x0000_s1027" fillcolor="#a7bfde [1620]" strokecolor="#4579b8 [3044]" arcsize="10923f" w14:anchorId="1846B42E" o:gfxdata="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">
+                <v:fill type="gradient" color2="#e4ecf5 [500]" colors="0 #a3c4ff;22938f #bfd5ff;1 #e5eeff" angle="180" focus="100%" rotate="t"/>
+                <v:shadow on="t" color="black" opacity="24903f" offset="0,.55556mm" origin=",.5"/>
                 <v:textbox>
                   <w:txbxContent>
                     <w:p>
@@ -5710,7 +6006,6 @@
           <w:sz w:val="20"/>
           <w:szCs w:val="20"/>
         </w:rPr>
-        <w:lastRenderedPageBreak/>
         <w:t>Seguimiento y mejora:</w:t>
       </w:r>
       <w:r>
@@ -6162,7 +6457,6 @@
           <w:sz w:val="20"/>
           <w:szCs w:val="20"/>
         </w:rPr>
-        <w:lastRenderedPageBreak/>
         <w:t>Corresponsabilidad:</w:t>
       </w:r>
       <w:r>
@@ -6623,7 +6917,6 @@
           <w:sz w:val="20"/>
           <w:szCs w:val="20"/>
         </w:rPr>
-        <w:lastRenderedPageBreak/>
         <w:t>Para facilitar su comprensión, se presentan los principales tipos de estrategias, con una definición breve y un ejemplo aplicado a situaciones que pueden presentarse en municipios, departamentos y comunidades del país:</w:t>
       </w:r>
     </w:p>
@@ -7016,7 +7309,6 @@
           <w:sz w:val="20"/>
           <w:szCs w:val="20"/>
         </w:rPr>
-        <w:lastRenderedPageBreak/>
         <w:t>colombianos. Estas fases no deben entenderse como pasos rígidos, sino como momentos relacionados entre sí, que orientan la puesta en marcha de las estrategias según las necesidades, capacidades y dinámicas de cada comunidad.</w:t>
       </w:r>
     </w:p>
@@ -7424,7 +7716,6 @@
           <w:sz w:val="20"/>
           <w:szCs w:val="20"/>
         </w:rPr>
-        <w:lastRenderedPageBreak/>
         <w:t>Estos elementos permiten que la puesta en marcha de las estrategias participativas sea más clara, ordenada y pertinente. En el contexto colombiano, su aplicación fortalece la confianza entre instituciones y comunidad, mejora la organización de los recursos disponibles y facilita el seguimiento de los compromisos asumidos en los territorios.</w:t>
       </w:r>
     </w:p>
@@ -7847,7 +8138,6 @@
           <w:sz w:val="20"/>
           <w:szCs w:val="20"/>
         </w:rPr>
-        <w:lastRenderedPageBreak/>
         <w:t>Estos elementos permiten comprender que la participación social en salud depende tanto de los actores que intervienen como de los espacios donde se desarrolla el diálogo. Por ello, resulta necesario avanzar hacia el mapa de actores, herramienta que facilita identificar, clasificar y analizar las relaciones entre quienes participan en los procesos de gestión en salud.</w:t>
       </w:r>
     </w:p>
@@ -8182,7 +8472,6 @@
           <w:szCs w:val="20"/>
           <w:lang w:val="es-ES"/>
         </w:rPr>
-        <w:lastRenderedPageBreak/>
         <w:t>La construcción del mapa de actores permite disponer de una base organizada para la gestión de la participación, facilitando la articulación entre actores y la planificación de acciones en salud. A partir de este insumo, resulta necesario profundizar en el análisis e interpretación de los actores, con el fin de comprender su nivel de influencia, intereses y capacidad de incidencia en los procesos participativos.</w:t>
       </w:r>
     </w:p>
@@ -8631,7 +8920,6 @@
           <w:szCs w:val="20"/>
           <w:lang w:val="en-US" w:eastAsia="en-US"/>
         </w:rPr>
-        <w:lastRenderedPageBreak/>
         <mc:AlternateContent>
           <mc:Choice Requires="wps">
             <w:drawing>
@@ -8713,10 +9001,10 @@
             </w:drawing>
           </mc:Choice>
           <mc:Fallback xmlns:w16sdtfl="http://schemas.microsoft.com/office/word/2024/wordml/sdtformatlock" xmlns:w16sdtdh="http://schemas.microsoft.com/office/word/2020/wordml/sdtdatahash" xmlns:w16du="http://schemas.microsoft.com/office/word/2023/wordml/word16du" xmlns:w16="http://schemas.microsoft.com/office/word/2018/wordml" xmlns:w16cid="http://schemas.microsoft.com/office/word/2016/wordml/cid" xmlns:w16cex="http://schemas.microsoft.com/office/word/2018/wordml/cex" xmlns:oel="http://schemas.microsoft.com/office/2019/extlst" xmlns:am3d="http://schemas.microsoft.com/office/drawing/2017/model3d" xmlns:aink="http://schemas.microsoft.com/office/drawing/2016/ink" xmlns:cx8="http://schemas.microsoft.com/office/drawing/2016/5/14/chartex" xmlns:cx7="http://schemas.microsoft.com/office/drawing/2016/5/13/chartex" xmlns:cx6="http://schemas.microsoft.com/office/drawing/2016/5/12/chartex" xmlns:cx5="http://schemas.microsoft.com/office/drawing/2016/5/11/chartex" xmlns:cx4="http://schemas.microsoft.com/office/drawing/2016/5/10/chartex" xmlns:cx3="http://schemas.microsoft.com/office/drawing/2016/5/9/chartex" xmlns:cx2="http://schemas.microsoft.com/office/drawing/2015/10/21/chartex" xmlns:cx1="http://schemas.microsoft.com/office/drawing/2015/9/8/chartex">
-            <w:pict>
-              <v:roundrect w14:anchorId="6097345C" id="Rectángulo: esquinas redondeadas 6" o:spid="_x0000_s1028" style="position:absolute;margin-left:22.3pt;margin-top:6.9pt;width:407.5pt;height:95.8pt;z-index:251662336;visibility:visible;mso-wrap-style:square;mso-height-percent:0;mso-wrap-distance-left:9pt;mso-wrap-distance-top:0;mso-wrap-distance-right:9pt;mso-wrap-distance-bottom:0;mso-position-horizontal:absolute;mso-position-horizontal-relative:margin;mso-position-vertical:absolute;mso-position-vertical-relative:text;mso-height-percent:0;mso-height-relative:margin;v-text-anchor:middle" arcsize="10923f" o:gfxdata="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" fillcolor="#fbcaa2 [1625]" strokecolor="#f68c36 [3049]">
-                <v:fill color2="#fdefe3 [505]" rotate="t" angle="180" colors="0 #ffbe86;22938f #ffd0aa;1 #ffebdb" focus="100%" type="gradient"/>
-                <v:shadow on="t" color="black" opacity="24903f" origin=",.5" offset="0,.55556mm"/>
+            <w:pict w14:anchorId="6469756D">
+              <v:roundrect id="Rectángulo: esquinas redondeadas 6" style="position:absolute;margin-left:22.3pt;margin-top:6.9pt;width:407.5pt;height:95.8pt;z-index:251662336;visibility:visible;mso-wrap-style:square;mso-height-percent:0;mso-wrap-distance-left:9pt;mso-wrap-distance-top:0;mso-wrap-distance-right:9pt;mso-wrap-distance-bottom:0;mso-position-horizontal:absolute;mso-position-horizontal-relative:margin;mso-position-vertical:absolute;mso-position-vertical-relative:text;mso-height-percent:0;mso-height-relative:margin;v-text-anchor:middle" o:spid="_x0000_s1028" fillcolor="#fbcaa2 [1625]" strokecolor="#f68c36 [3049]" arcsize="10923f" w14:anchorId="6097345C" o:gfxdata="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">
+                <v:fill type="gradient" color2="#fdefe3 [505]" colors="0 #ffbe86;22938f #ffd0aa;1 #ffebdb" angle="180" focus="100%" rotate="t"/>
+                <v:shadow on="t" color="black" opacity="24903f" offset="0,.55556mm" origin=",.5"/>
                 <v:textbox>
                   <w:txbxContent>
                     <w:p>
@@ -9184,7 +9472,6 @@
           <w:szCs w:val="20"/>
           <w:lang w:val="es-ES"/>
         </w:rPr>
-        <w:lastRenderedPageBreak/>
         <w:t>En este sentido, la articulación entre educación y comunicación permite consolidar procesos participativos más efectivos, al combinar el desarrollo de capacidades con la generación de espacios de diálogo e intercambio de información. Esta integración resulta clave para promover una ciudadanía informada, crítica y comprometida con la gestión del sistema de salud, en concordancia con los lineamientos de la Política de Participación Social en Salud (Ministerio de Salud y Protección Social, 2017).</w:t>
       </w:r>
     </w:p>
@@ -9608,7 +9895,6 @@
           <w:sz w:val="20"/>
           <w:szCs w:val="20"/>
         </w:rPr>
-        <w:lastRenderedPageBreak/>
         <w:t>Ejemplo:</w:t>
       </w:r>
       <w:r>
@@ -10152,7 +10438,6 @@
           <w:sz w:val="20"/>
           <w:szCs w:val="20"/>
         </w:rPr>
-        <w:lastRenderedPageBreak/>
         <w:t>Aplicación práctica de lo aprendido</w:t>
       </w:r>
       <w:commentRangeEnd w:id="18"/>
@@ -10516,7 +10801,6 @@
           <w:sz w:val="20"/>
           <w:szCs w:val="20"/>
         </w:rPr>
-        <w:lastRenderedPageBreak/>
         <w:t>Nivel de conocimiento previo:</w:t>
       </w:r>
       <w:r>
@@ -10957,7 +11241,6 @@
           <w:szCs w:val="20"/>
           <w:lang w:val="en-US" w:eastAsia="en-US"/>
         </w:rPr>
-        <w:lastRenderedPageBreak/>
         <w:drawing>
           <wp:inline distT="0" distB="0" distL="0" distR="0" wp14:anchorId="7E761FF1" wp14:editId="1E6DA397">
             <wp:extent cx="6231346" cy="1841863"/>
@@ -11351,7 +11634,6 @@
           <w:szCs w:val="20"/>
           <w:lang w:val="es-ES"/>
         </w:rPr>
-        <w:lastRenderedPageBreak/>
         <w:t>accesible, contribuyendo a la comprensión de los contenidos y al fortalecimiento de la participación ciudadana. Su diseño requiere un enfoque estratégico que integre el tipo de mensaje, las características del público objetivo, los canales de difusión y las particularidades del contexto territorial, garantizando así su efectividad en los procesos participativos.</w:t>
       </w:r>
     </w:p>
@@ -11458,10 +11740,10 @@
             </w:drawing>
           </mc:Choice>
           <mc:Fallback xmlns:w16sdtfl="http://schemas.microsoft.com/office/word/2024/wordml/sdtformatlock" xmlns:w16sdtdh="http://schemas.microsoft.com/office/word/2020/wordml/sdtdatahash" xmlns:w16du="http://schemas.microsoft.com/office/word/2023/wordml/word16du" xmlns:w16="http://schemas.microsoft.com/office/word/2018/wordml" xmlns:w16cid="http://schemas.microsoft.com/office/word/2016/wordml/cid" xmlns:w16cex="http://schemas.microsoft.com/office/word/2018/wordml/cex" xmlns:oel="http://schemas.microsoft.com/office/2019/extlst" xmlns:am3d="http://schemas.microsoft.com/office/drawing/2017/model3d" xmlns:aink="http://schemas.microsoft.com/office/drawing/2016/ink" xmlns:cx8="http://schemas.microsoft.com/office/drawing/2016/5/14/chartex" xmlns:cx7="http://schemas.microsoft.com/office/drawing/2016/5/13/chartex" xmlns:cx6="http://schemas.microsoft.com/office/drawing/2016/5/12/chartex" xmlns:cx5="http://schemas.microsoft.com/office/drawing/2016/5/11/chartex" xmlns:cx4="http://schemas.microsoft.com/office/drawing/2016/5/10/chartex" xmlns:cx3="http://schemas.microsoft.com/office/drawing/2016/5/9/chartex" xmlns:cx2="http://schemas.microsoft.com/office/drawing/2015/10/21/chartex" xmlns:cx1="http://schemas.microsoft.com/office/drawing/2015/9/8/chartex">
-            <w:pict>
-              <v:roundrect w14:anchorId="3608B129" id="Rectángulo: esquinas redondeadas 8" o:spid="_x0000_s1029" style="position:absolute;margin-left:9.95pt;margin-top:5.85pt;width:472.6pt;height:76.6pt;z-index:251663360;visibility:visible;mso-wrap-style:square;mso-wrap-distance-left:9pt;mso-wrap-distance-top:0;mso-wrap-distance-right:9pt;mso-wrap-distance-bottom:0;mso-position-horizontal:absolute;mso-position-horizontal-relative:text;mso-position-vertical:absolute;mso-position-vertical-relative:text;v-text-anchor:middle" arcsize="10923f" o:gfxdata="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" fillcolor="#cdddac [1622]" strokecolor="#94b64e [3046]">
-                <v:fill color2="#f0f4e6 [502]" rotate="t" angle="180" colors="0 #dafda7;22938f #e4fdc2;1 #f5ffe6" focus="100%" type="gradient"/>
-                <v:shadow on="t" color="black" opacity="24903f" origin=",.5" offset="0,.55556mm"/>
+            <w:pict w14:anchorId="10F935DE">
+              <v:roundrect id="Rectángulo: esquinas redondeadas 8" style="position:absolute;margin-left:9.95pt;margin-top:5.85pt;width:472.6pt;height:76.6pt;z-index:251663360;visibility:visible;mso-wrap-style:square;mso-wrap-distance-left:9pt;mso-wrap-distance-top:0;mso-wrap-distance-right:9pt;mso-wrap-distance-bottom:0;mso-position-horizontal:absolute;mso-position-horizontal-relative:text;mso-position-vertical:absolute;mso-position-vertical-relative:text;v-text-anchor:middle" o:spid="_x0000_s1029" fillcolor="#cdddac [1622]" strokecolor="#94b64e [3046]" arcsize="10923f" w14:anchorId="3608B129" o:gfxdata="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">
+                <v:fill type="gradient" color2="#f0f4e6 [502]" colors="0 #dafda7;22938f #e4fdc2;1 #f5ffe6" angle="180" focus="100%" rotate="t"/>
+                <v:shadow on="t" color="black" opacity="24903f" offset="0,.55556mm" origin=",.5"/>
                 <v:textbox>
                   <w:txbxContent>
                     <w:p>
@@ -11683,7 +11965,7 @@
                 <w:color w:val="auto"/>
                 <w:sz w:val="20"/>
                 <w:szCs w:val="20"/>
-                <w:bdr w:val="none" w:sz="0" w:space="0" w:color="auto" w:frame="1"/>
+                <w:bdr w:val="none" w:color="auto" w:sz="0" w:space="0" w:frame="1"/>
                 <w:lang w:eastAsia="es-CO"/>
               </w:rPr>
               <w:t>Tipo de pieza</w:t>
@@ -11713,7 +11995,7 @@
                 <w:color w:val="auto"/>
                 <w:sz w:val="20"/>
                 <w:szCs w:val="20"/>
-                <w:bdr w:val="none" w:sz="0" w:space="0" w:color="auto" w:frame="1"/>
+                <w:bdr w:val="none" w:color="auto" w:sz="0" w:space="0" w:frame="1"/>
                 <w:lang w:eastAsia="es-CO"/>
               </w:rPr>
               <w:t>Propósito</w:t>
@@ -11743,7 +12025,7 @@
                 <w:color w:val="auto"/>
                 <w:sz w:val="20"/>
                 <w:szCs w:val="20"/>
-                <w:bdr w:val="none" w:sz="0" w:space="0" w:color="auto" w:frame="1"/>
+                <w:bdr w:val="none" w:color="auto" w:sz="0" w:space="0" w:frame="1"/>
                 <w:lang w:eastAsia="es-CO"/>
               </w:rPr>
               <w:t>Ejemplo</w:t>
@@ -11776,7 +12058,7 @@
                 <w:rFonts w:eastAsia="Times New Roman"/>
                 <w:sz w:val="20"/>
                 <w:szCs w:val="20"/>
-                <w:bdr w:val="none" w:sz="0" w:space="0" w:color="auto" w:frame="1"/>
+                <w:bdr w:val="none" w:color="auto" w:sz="0" w:space="0" w:frame="1"/>
                 <w:lang w:eastAsia="es-CO"/>
               </w:rPr>
               <w:t>Informativa</w:t>
@@ -11804,7 +12086,7 @@
                 <w:rFonts w:eastAsia="Times New Roman"/>
                 <w:sz w:val="20"/>
                 <w:szCs w:val="20"/>
-                <w:bdr w:val="none" w:sz="0" w:space="0" w:color="auto" w:frame="1"/>
+                <w:bdr w:val="none" w:color="auto" w:sz="0" w:space="0" w:frame="1"/>
                 <w:lang w:eastAsia="es-CO"/>
               </w:rPr>
               <w:t>Transmitir información clara sobre derechos, deberes, servicios o rutas de atención.</w:t>
@@ -11832,7 +12114,7 @@
                 <w:rFonts w:eastAsia="Times New Roman"/>
                 <w:sz w:val="20"/>
                 <w:szCs w:val="20"/>
-                <w:bdr w:val="none" w:sz="0" w:space="0" w:color="auto" w:frame="1"/>
+                <w:bdr w:val="none" w:color="auto" w:sz="0" w:space="0" w:frame="1"/>
                 <w:lang w:eastAsia="es-CO"/>
               </w:rPr>
               <w:t>Cartillas, folletos y volantes.</w:t>
@@ -11862,7 +12144,7 @@
                 <w:rFonts w:eastAsia="Times New Roman"/>
                 <w:sz w:val="20"/>
                 <w:szCs w:val="20"/>
-                <w:bdr w:val="none" w:sz="0" w:space="0" w:color="auto" w:frame="1"/>
+                <w:bdr w:val="none" w:color="auto" w:sz="0" w:space="0" w:frame="1"/>
                 <w:lang w:eastAsia="es-CO"/>
               </w:rPr>
               <w:t>Educativa</w:t>
@@ -11890,7 +12172,7 @@
                 <w:rFonts w:eastAsia="Times New Roman"/>
                 <w:sz w:val="20"/>
                 <w:szCs w:val="20"/>
-                <w:bdr w:val="none" w:sz="0" w:space="0" w:color="auto" w:frame="1"/>
+                <w:bdr w:val="none" w:color="auto" w:sz="0" w:space="0" w:frame="1"/>
                 <w:lang w:eastAsia="es-CO"/>
               </w:rPr>
               <w:t>Facilitar la comprensión de conceptos, procesos y acciones relacionadas con la participación en salud.</w:t>
@@ -11918,7 +12200,7 @@
                 <w:rFonts w:eastAsia="Times New Roman"/>
                 <w:sz w:val="20"/>
                 <w:szCs w:val="20"/>
-                <w:bdr w:val="none" w:sz="0" w:space="0" w:color="auto" w:frame="1"/>
+                <w:bdr w:val="none" w:color="auto" w:sz="0" w:space="0" w:frame="1"/>
                 <w:lang w:eastAsia="es-CO"/>
               </w:rPr>
               <w:t>Infografías, guías breves y fichas pedagógicas.</w:t>
@@ -11951,7 +12233,7 @@
                 <w:rFonts w:eastAsia="Times New Roman"/>
                 <w:sz w:val="20"/>
                 <w:szCs w:val="20"/>
-                <w:bdr w:val="none" w:sz="0" w:space="0" w:color="auto" w:frame="1"/>
+                <w:bdr w:val="none" w:color="auto" w:sz="0" w:space="0" w:frame="1"/>
                 <w:lang w:eastAsia="es-CO"/>
               </w:rPr>
               <w:t>Promocional</w:t>
@@ -11979,7 +12261,7 @@
                 <w:rFonts w:eastAsia="Times New Roman"/>
                 <w:sz w:val="20"/>
                 <w:szCs w:val="20"/>
-                <w:bdr w:val="none" w:sz="0" w:space="0" w:color="auto" w:frame="1"/>
+                <w:bdr w:val="none" w:color="auto" w:sz="0" w:space="0" w:frame="1"/>
                 <w:lang w:eastAsia="es-CO"/>
               </w:rPr>
               <w:t>Motivar la participación de la ciudadanía en campañas, encuentros o espacios comunitarios.</w:t>
@@ -12007,7 +12289,7 @@
                 <w:rFonts w:eastAsia="Times New Roman"/>
                 <w:sz w:val="20"/>
                 <w:szCs w:val="20"/>
-                <w:bdr w:val="none" w:sz="0" w:space="0" w:color="auto" w:frame="1"/>
+                <w:bdr w:val="none" w:color="auto" w:sz="0" w:space="0" w:frame="1"/>
                 <w:lang w:eastAsia="es-CO"/>
               </w:rPr>
               <w:t>Afiches, invitaciones y piezas para campañas.</w:t>
@@ -12037,7 +12319,7 @@
                 <w:rFonts w:eastAsia="Times New Roman"/>
                 <w:sz w:val="20"/>
                 <w:szCs w:val="20"/>
-                <w:bdr w:val="none" w:sz="0" w:space="0" w:color="auto" w:frame="1"/>
+                <w:bdr w:val="none" w:color="auto" w:sz="0" w:space="0" w:frame="1"/>
                 <w:lang w:eastAsia="es-CO"/>
               </w:rPr>
               <w:t>Digital</w:t>
@@ -12065,7 +12347,7 @@
                 <w:rFonts w:eastAsia="Times New Roman"/>
                 <w:sz w:val="20"/>
                 <w:szCs w:val="20"/>
-                <w:bdr w:val="none" w:sz="0" w:space="0" w:color="auto" w:frame="1"/>
+                <w:bdr w:val="none" w:color="auto" w:sz="0" w:space="0" w:frame="1"/>
                 <w:lang w:eastAsia="es-CO"/>
               </w:rPr>
               <w:t>Ampliar el alcance del mensaje mediante canales tecnológicos y redes de comunicación.</w:t>
@@ -12093,7 +12375,7 @@
                 <w:rFonts w:eastAsia="Times New Roman"/>
                 <w:sz w:val="20"/>
                 <w:szCs w:val="20"/>
-                <w:bdr w:val="none" w:sz="0" w:space="0" w:color="auto" w:frame="1"/>
+                <w:bdr w:val="none" w:color="auto" w:sz="0" w:space="0" w:frame="1"/>
                 <w:lang w:eastAsia="es-CO"/>
               </w:rPr>
               <w:t>Redes sociales, videos cortos y mensajes institucionales.</w:t>
@@ -12126,7 +12408,7 @@
                 <w:rFonts w:eastAsia="Times New Roman"/>
                 <w:sz w:val="20"/>
                 <w:szCs w:val="20"/>
-                <w:bdr w:val="none" w:sz="0" w:space="0" w:color="auto" w:frame="1"/>
+                <w:bdr w:val="none" w:color="auto" w:sz="0" w:space="0" w:frame="1"/>
                 <w:lang w:eastAsia="es-CO"/>
               </w:rPr>
               <w:t>Comunitaria</w:t>
@@ -12154,7 +12436,7 @@
                 <w:rFonts w:eastAsia="Times New Roman"/>
                 <w:sz w:val="20"/>
                 <w:szCs w:val="20"/>
-                <w:bdr w:val="none" w:sz="0" w:space="0" w:color="auto" w:frame="1"/>
+                <w:bdr w:val="none" w:color="auto" w:sz="0" w:space="0" w:frame="1"/>
                 <w:lang w:eastAsia="es-CO"/>
               </w:rPr>
               <w:t>Facilitar el diálogo local y la circulación de información en espacios cercanos a la población.</w:t>
@@ -12182,7 +12464,7 @@
                 <w:rFonts w:eastAsia="Times New Roman"/>
                 <w:sz w:val="20"/>
                 <w:szCs w:val="20"/>
-                <w:bdr w:val="none" w:sz="0" w:space="0" w:color="auto" w:frame="1"/>
+                <w:bdr w:val="none" w:color="auto" w:sz="0" w:space="0" w:frame="1"/>
                 <w:lang w:eastAsia="es-CO"/>
               </w:rPr>
               <w:t>Reuniones, perifoneo y carteleras comunitarias.</w:t>
@@ -12368,7 +12650,6 @@
           <w:sz w:val="20"/>
           <w:szCs w:val="20"/>
         </w:rPr>
-        <w:lastRenderedPageBreak/>
         <w:t>Intención participativa:</w:t>
       </w:r>
       <w:r>
@@ -12851,7 +13132,6 @@
           <w:sz w:val="20"/>
           <w:szCs w:val="20"/>
         </w:rPr>
-        <w:lastRenderedPageBreak/>
         <w:t>Seguimiento participativo:</w:t>
       </w:r>
       <w:r>
@@ -13920,7 +14200,6 @@
           <w:szCs w:val="20"/>
           <w:lang w:val="es-ES"/>
         </w:rPr>
-        <w:lastRenderedPageBreak/>
         <w:t>fortalece la gobernanza en salud, promueve el control social y contribuye a que las decisiones respondan de manera más pertinente a las necesidades de la población.</w:t>
       </w:r>
     </w:p>
@@ -14917,7 +15196,6 @@
                 <w:szCs w:val="20"/>
                 <w:lang w:val="es-ES"/>
               </w:rPr>
-              <w:lastRenderedPageBreak/>
               <w:t>Debilidad</w:t>
             </w:r>
           </w:p>
@@ -15669,7 +15947,6 @@
           <w:sz w:val="20"/>
           <w:szCs w:val="20"/>
         </w:rPr>
-        <w:lastRenderedPageBreak/>
         <w:t>Transformación de las dinámicas de participación:</w:t>
       </w:r>
       <w:r>
@@ -15919,10 +16196,10 @@
             </w:drawing>
           </mc:Choice>
           <mc:Fallback xmlns:w16sdtfl="http://schemas.microsoft.com/office/word/2024/wordml/sdtformatlock" xmlns:w16sdtdh="http://schemas.microsoft.com/office/word/2020/wordml/sdtdatahash" xmlns:w16du="http://schemas.microsoft.com/office/word/2023/wordml/word16du" xmlns:w16="http://schemas.microsoft.com/office/word/2018/wordml" xmlns:w16cid="http://schemas.microsoft.com/office/word/2016/wordml/cid" xmlns:w16cex="http://schemas.microsoft.com/office/word/2018/wordml/cex" xmlns:oel="http://schemas.microsoft.com/office/2019/extlst" xmlns:am3d="http://schemas.microsoft.com/office/drawing/2017/model3d" xmlns:aink="http://schemas.microsoft.com/office/drawing/2016/ink" xmlns:cx8="http://schemas.microsoft.com/office/drawing/2016/5/14/chartex" xmlns:cx7="http://schemas.microsoft.com/office/drawing/2016/5/13/chartex" xmlns:cx6="http://schemas.microsoft.com/office/drawing/2016/5/12/chartex" xmlns:cx5="http://schemas.microsoft.com/office/drawing/2016/5/11/chartex" xmlns:cx4="http://schemas.microsoft.com/office/drawing/2016/5/10/chartex" xmlns:cx3="http://schemas.microsoft.com/office/drawing/2016/5/9/chartex" xmlns:cx2="http://schemas.microsoft.com/office/drawing/2015/10/21/chartex" xmlns:cx1="http://schemas.microsoft.com/office/drawing/2015/9/8/chartex">
-            <w:pict>
-              <v:roundrect w14:anchorId="259F536E" id="Rectángulo: esquinas redondeadas 9" o:spid="_x0000_s1030" style="position:absolute;margin-left:0;margin-top:1.75pt;width:436.6pt;height:79.65pt;z-index:251664384;visibility:visible;mso-wrap-style:square;mso-wrap-distance-left:9pt;mso-wrap-distance-top:0;mso-wrap-distance-right:9pt;mso-wrap-distance-bottom:0;mso-position-horizontal:center;mso-position-horizontal-relative:margin;mso-position-vertical:absolute;mso-position-vertical-relative:text;v-text-anchor:middle" arcsize="10923f" o:gfxdata="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" fillcolor="#a7bfde [1620]" strokecolor="#4579b8 [3044]">
-                <v:fill color2="#e4ecf5 [500]" rotate="t" angle="180" colors="0 #a3c4ff;22938f #bfd5ff;1 #e5eeff" focus="100%" type="gradient"/>
-                <v:shadow on="t" color="black" opacity="24903f" origin=",.5" offset="0,.55556mm"/>
+            <w:pict w14:anchorId="0CD4E5AF">
+              <v:roundrect id="Rectángulo: esquinas redondeadas 9" style="position:absolute;margin-left:0;margin-top:1.75pt;width:436.6pt;height:79.65pt;z-index:251664384;visibility:visible;mso-wrap-style:square;mso-wrap-distance-left:9pt;mso-wrap-distance-top:0;mso-wrap-distance-right:9pt;mso-wrap-distance-bottom:0;mso-position-horizontal:center;mso-position-horizontal-relative:margin;mso-position-vertical:absolute;mso-position-vertical-relative:text;v-text-anchor:middle" o:spid="_x0000_s1030" fillcolor="#a7bfde [1620]" strokecolor="#4579b8 [3044]" arcsize="10923f" w14:anchorId="259F536E" o:gfxdata="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">
+                <v:fill type="gradient" color2="#e4ecf5 [500]" colors="0 #a3c4ff;22938f #bfd5ff;1 #e5eeff" angle="180" focus="100%" rotate="t"/>
+                <v:shadow on="t" color="black" opacity="24903f" offset="0,.55556mm" origin=",.5"/>
                 <v:textbox>
                   <w:txbxContent>
                     <w:p>
@@ -16895,6 +17172,13 @@
                 <w:lang w:val="es-ES"/>
               </w:rPr>
               <w:br/>
+            </w:r>
+            <w:r>
+              <w:rPr>
+                <w:sz w:val="20"/>
+                <w:szCs w:val="20"/>
+                <w:lang w:val="es-ES"/>
+              </w:rPr>
               <w:t>Formación en participación</w:t>
             </w:r>
             <w:r>
@@ -17228,7 +17512,6 @@
                 <w:szCs w:val="20"/>
                 <w:lang w:val="es-ES"/>
               </w:rPr>
-              <w:lastRenderedPageBreak/>
               <w:t>Fortalecimiento del tejido social</w:t>
             </w:r>
             <w:r>
@@ -17261,7 +17544,6 @@
                 <w:szCs w:val="20"/>
                 <w:lang w:val="es-ES"/>
               </w:rPr>
-              <w:lastRenderedPageBreak/>
               <w:t>Comunidad comprometida con la salud y la participación</w:t>
             </w:r>
             <w:r>
@@ -17299,7 +17581,6 @@
                 <w:szCs w:val="20"/>
                 <w:lang w:val="es-ES"/>
               </w:rPr>
-              <w:lastRenderedPageBreak/>
               <w:t>Fortalecimiento del control social</w:t>
             </w:r>
             <w:r>
@@ -17394,6 +17675,13 @@
                 <w:lang w:val="es-ES"/>
               </w:rPr>
               <w:br/>
+            </w:r>
+            <w:r>
+              <w:rPr>
+                <w:sz w:val="20"/>
+                <w:szCs w:val="20"/>
+                <w:lang w:val="es-ES"/>
+              </w:rPr>
               <w:t>Participación en rendición de cuentas</w:t>
             </w:r>
             <w:r>
@@ -17902,7 +18190,6 @@
           <w:szCs w:val="20"/>
           <w:lang w:val="es-ES"/>
         </w:rPr>
-        <w:lastRenderedPageBreak/>
         <w:t>incidencia en la toma de decisiones. Estos elementos permiten pasar de la formulación de estrategias a su materialización en el territorio, asegurando la articulación entre actores y el seguimiento de las acciones desarrolladas.</w:t>
       </w:r>
     </w:p>
@@ -18264,10 +18551,10 @@
             </w:drawing>
           </mc:Choice>
           <mc:Fallback xmlns:w16sdtfl="http://schemas.microsoft.com/office/word/2024/wordml/sdtformatlock" xmlns:w16sdtdh="http://schemas.microsoft.com/office/word/2020/wordml/sdtdatahash" xmlns:w16du="http://schemas.microsoft.com/office/word/2023/wordml/word16du" xmlns:w16="http://schemas.microsoft.com/office/word/2018/wordml" xmlns:w16cid="http://schemas.microsoft.com/office/word/2016/wordml/cid" xmlns:w16cex="http://schemas.microsoft.com/office/word/2018/wordml/cex" xmlns:oel="http://schemas.microsoft.com/office/2019/extlst" xmlns:am3d="http://schemas.microsoft.com/office/drawing/2017/model3d" xmlns:aink="http://schemas.microsoft.com/office/drawing/2016/ink" xmlns:cx8="http://schemas.microsoft.com/office/drawing/2016/5/14/chartex" xmlns:cx7="http://schemas.microsoft.com/office/drawing/2016/5/13/chartex" xmlns:cx6="http://schemas.microsoft.com/office/drawing/2016/5/12/chartex" xmlns:cx5="http://schemas.microsoft.com/office/drawing/2016/5/11/chartex" xmlns:cx4="http://schemas.microsoft.com/office/drawing/2016/5/10/chartex" xmlns:cx3="http://schemas.microsoft.com/office/drawing/2016/5/9/chartex" xmlns:cx2="http://schemas.microsoft.com/office/drawing/2015/10/21/chartex" xmlns:cx1="http://schemas.microsoft.com/office/drawing/2015/9/8/chartex">
-            <w:pict>
-              <v:roundrect w14:anchorId="2206BA54" id="_x0000_s1031" style="position:absolute;margin-left:44.7pt;margin-top:6.05pt;width:404.65pt;height:90.6pt;z-index:251667456;visibility:visible;mso-wrap-style:square;mso-width-percent:0;mso-height-percent:0;mso-wrap-distance-left:9pt;mso-wrap-distance-top:0;mso-wrap-distance-right:9pt;mso-wrap-distance-bottom:0;mso-position-horizontal:absolute;mso-position-horizontal-relative:text;mso-position-vertical:absolute;mso-position-vertical-relative:text;mso-width-percent:0;mso-height-percent:0;mso-width-relative:margin;mso-height-relative:margin;v-text-anchor:middle" arcsize="10923f" o:gfxdata="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" fillcolor="#cdddac [1622]" strokecolor="#94b64e [3046]">
-                <v:fill color2="#f0f4e6 [502]" rotate="t" angle="180" colors="0 #dafda7;22938f #e4fdc2;1 #f5ffe6" focus="100%" type="gradient"/>
-                <v:shadow on="t" color="black" opacity="24903f" origin=",.5" offset="0,.55556mm"/>
+            <w:pict w14:anchorId="774F51C5">
+              <v:roundrect id="_x0000_s1031" style="position:absolute;margin-left:44.7pt;margin-top:6.05pt;width:404.65pt;height:90.6pt;z-index:251667456;visibility:visible;mso-wrap-style:square;mso-width-percent:0;mso-height-percent:0;mso-wrap-distance-left:9pt;mso-wrap-distance-top:0;mso-wrap-distance-right:9pt;mso-wrap-distance-bottom:0;mso-position-horizontal:absolute;mso-position-horizontal-relative:text;mso-position-vertical:absolute;mso-position-vertical-relative:text;mso-width-percent:0;mso-height-percent:0;mso-width-relative:margin;mso-height-relative:margin;v-text-anchor:middle" fillcolor="#cdddac [1622]" strokecolor="#94b64e [3046]" arcsize="10923f" w14:anchorId="2206BA54" o:gfxdata="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">
+                <v:fill type="gradient" color2="#f0f4e6 [502]" colors="0 #dafda7;22938f #e4fdc2;1 #f5ffe6" angle="180" focus="100%" rotate="t"/>
+                <v:shadow on="t" color="black" opacity="24903f" offset="0,.55556mm" origin=",.5"/>
                 <v:textbox>
                   <w:txbxContent>
                     <w:p>
@@ -18424,7 +18711,6 @@
           <w:sz w:val="20"/>
           <w:szCs w:val="20"/>
         </w:rPr>
-        <w:lastRenderedPageBreak/>
         <w:t>Con el propósito de profundizar en la forma en que la participación ciudadana pasa de la planeación a la acción, se propone el siguiente recurso de audio. Este material explica, de manera clara y contextualizada, cómo la implementación, la gestión, el seguimiento, la toma de decisiones y el control social permiten fortalecer la articulación entre instituciones, organizaciones sociales y comunidad, para construir respuestas acordes con las necesidades de los territorios colombianos.</w:t>
       </w:r>
     </w:p>
@@ -18449,7 +18735,7 @@
       </w:pPr>
       <w:r>
         <w:rPr>
-          <w:rFonts w:ascii="Times New Roman" w:eastAsia="Times New Roman" w:hAnsi="Times New Roman" w:cs="Times New Roman"/>
+          <w:rFonts w:ascii="Times New Roman" w:hAnsi="Times New Roman" w:eastAsia="Times New Roman" w:cs="Times New Roman"/>
           <w:noProof/>
           <w:sz w:val="24"/>
           <w:szCs w:val="24"/>
@@ -18554,9 +18840,9 @@
             </w:drawing>
           </mc:Choice>
           <mc:Fallback xmlns:w16sdtfl="http://schemas.microsoft.com/office/word/2024/wordml/sdtformatlock" xmlns:w16sdtdh="http://schemas.microsoft.com/office/word/2020/wordml/sdtdatahash" xmlns:w16du="http://schemas.microsoft.com/office/word/2023/wordml/word16du" xmlns:w16="http://schemas.microsoft.com/office/word/2018/wordml" xmlns:w16cid="http://schemas.microsoft.com/office/word/2016/wordml/cid" xmlns:w16cex="http://schemas.microsoft.com/office/word/2018/wordml/cex" xmlns:oel="http://schemas.microsoft.com/office/2019/extlst" xmlns:am3d="http://schemas.microsoft.com/office/drawing/2017/model3d" xmlns:aink="http://schemas.microsoft.com/office/drawing/2016/ink" xmlns:cx8="http://schemas.microsoft.com/office/drawing/2016/5/14/chartex" xmlns:cx7="http://schemas.microsoft.com/office/drawing/2016/5/13/chartex" xmlns:cx6="http://schemas.microsoft.com/office/drawing/2016/5/12/chartex" xmlns:cx5="http://schemas.microsoft.com/office/drawing/2016/5/11/chartex" xmlns:cx4="http://schemas.microsoft.com/office/drawing/2016/5/10/chartex" xmlns:cx3="http://schemas.microsoft.com/office/drawing/2016/5/9/chartex" xmlns:cx2="http://schemas.microsoft.com/office/drawing/2015/10/21/chartex" xmlns:cx1="http://schemas.microsoft.com/office/drawing/2015/9/8/chartex">
-            <w:pict>
-              <v:rect w14:anchorId="02A00C5F" id="Rectángulo 1" o:spid="_x0000_s1032" style="position:absolute;margin-left:0;margin-top:.45pt;width:426.15pt;height:57.6pt;z-index:251666432;visibility:visible;mso-wrap-style:square;mso-wrap-distance-left:9pt;mso-wrap-distance-top:0;mso-wrap-distance-right:9pt;mso-wrap-distance-bottom:0;mso-position-horizontal:center;mso-position-horizontal-relative:margin;mso-position-vertical:absolute;mso-position-vertical-relative:text;v-text-anchor:middle" o:gfxdata="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" fillcolor="#39a900" strokecolor="#42719b" strokeweight="1pt">
-                <v:stroke startarrowwidth="narrow" startarrowlength="short" endarrowwidth="narrow" endarrowlength="short" miterlimit="5243f"/>
+            <w:pict w14:anchorId="2DE0E71B">
+              <v:rect id="Rectángulo 1" style="position:absolute;margin-left:0;margin-top:.45pt;width:426.15pt;height:57.6pt;z-index:251666432;visibility:visible;mso-wrap-style:square;mso-wrap-distance-left:9pt;mso-wrap-distance-top:0;mso-wrap-distance-right:9pt;mso-wrap-distance-bottom:0;mso-position-horizontal:center;mso-position-horizontal-relative:margin;mso-position-vertical:absolute;mso-position-vertical-relative:text;v-text-anchor:middle" o:spid="_x0000_s1032" fillcolor="#39a900" strokecolor="#42719b" strokeweight="1pt" w14:anchorId="02A00C5F" o:gfxdata="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">
+                <v:stroke miterlimit="5243f" startarrowwidth="narrow" startarrowlength="short" endarrowwidth="narrow" endarrowlength="short"/>
                 <v:textbox inset="2.53958mm,1.2694mm,2.53958mm,1.2694mm">
                   <w:txbxContent>
                     <w:p>
@@ -19372,7 +19658,6 @@
           <w:szCs w:val="20"/>
           <w:lang w:val="es-ES"/>
         </w:rPr>
-        <w:lastRenderedPageBreak/>
         <w:t>alianzas interinstitucionales. Este enfoque permite ampliar el alcance de las acciones y fortalecer los procesos participativos sin depender exclusivamente de recursos externos.</w:t>
       </w:r>
     </w:p>
@@ -19454,6 +19739,12 @@
           <w:szCs w:val="20"/>
         </w:rPr>
         <w:br/>
+      </w:r>
+      <w:r>
+        <w:rPr>
+          <w:sz w:val="20"/>
+          <w:szCs w:val="20"/>
+        </w:rPr>
         <w:t xml:space="preserve">Una secretaría de salud convoca a líderes </w:t>
       </w:r>
       <w:proofErr w:type="spellStart"/>
@@ -19478,6 +19769,12 @@
           <w:szCs w:val="20"/>
         </w:rPr>
         <w:br/>
+      </w:r>
+      <w:r>
+        <w:rPr>
+          <w:sz w:val="20"/>
+          <w:szCs w:val="20"/>
+        </w:rPr>
         <w:t>Un equipo de promotores sociales orienta a usuarios sobre mecanismos de participación.</w:t>
       </w:r>
     </w:p>
@@ -19539,6 +19836,12 @@
           <w:szCs w:val="20"/>
         </w:rPr>
         <w:br/>
+      </w:r>
+      <w:r>
+        <w:rPr>
+          <w:sz w:val="20"/>
+          <w:szCs w:val="20"/>
+        </w:rPr>
         <w:t>Se aplica una encuesta digital para identificar barreras de acceso a servicios de salud.</w:t>
       </w:r>
       <w:r>
@@ -19547,6 +19850,12 @@
           <w:szCs w:val="20"/>
         </w:rPr>
         <w:br/>
+      </w:r>
+      <w:r>
+        <w:rPr>
+          <w:sz w:val="20"/>
+          <w:szCs w:val="20"/>
+        </w:rPr>
         <w:t>Se utiliza una matriz de priorización para organizar las necesidades expresadas por la comunidad.</w:t>
       </w:r>
     </w:p>
@@ -19608,6 +19917,12 @@
           <w:szCs w:val="20"/>
         </w:rPr>
         <w:br/>
+      </w:r>
+      <w:r>
+        <w:rPr>
+          <w:sz w:val="20"/>
+          <w:szCs w:val="20"/>
+        </w:rPr>
         <w:t>Se gestiona el salón comunal, las sillas y el sonido para una reunión con usuarios.</w:t>
       </w:r>
       <w:r>
@@ -19616,6 +19931,12 @@
           <w:szCs w:val="20"/>
         </w:rPr>
         <w:br/>
+      </w:r>
+      <w:r>
+        <w:rPr>
+          <w:sz w:val="20"/>
+          <w:szCs w:val="20"/>
+        </w:rPr>
         <w:t>Se preparan carteles, listados de asistencia y materiales impresos para un taller participativo.</w:t>
       </w:r>
     </w:p>
@@ -19677,6 +19998,12 @@
           <w:szCs w:val="20"/>
         </w:rPr>
         <w:br/>
+      </w:r>
+      <w:r>
+        <w:rPr>
+          <w:sz w:val="20"/>
+          <w:szCs w:val="20"/>
+        </w:rPr>
         <w:t>Una alcaldía asigna presupuesto para talleres de control social en salud.</w:t>
       </w:r>
       <w:r>
@@ -19685,6 +20012,12 @@
           <w:szCs w:val="20"/>
         </w:rPr>
         <w:br/>
+      </w:r>
+      <w:r>
+        <w:rPr>
+          <w:sz w:val="20"/>
+          <w:szCs w:val="20"/>
+        </w:rPr>
         <w:t>Una entidad territorial destina recursos para el transporte de líderes rurales que participan en mesas de diálogo.</w:t>
       </w:r>
     </w:p>
@@ -19746,6 +20079,12 @@
           <w:szCs w:val="20"/>
         </w:rPr>
         <w:br/>
+      </w:r>
+      <w:r>
+        <w:rPr>
+          <w:sz w:val="20"/>
+          <w:szCs w:val="20"/>
+        </w:rPr>
         <w:t>Una comunidad campesina informa sobre los horarios adecuados para convocar reuniones.</w:t>
       </w:r>
       <w:r>
@@ -19754,6 +20093,12 @@
           <w:szCs w:val="20"/>
         </w:rPr>
         <w:br/>
+      </w:r>
+      <w:r>
+        <w:rPr>
+          <w:sz w:val="20"/>
+          <w:szCs w:val="20"/>
+        </w:rPr>
         <w:t>Líderes barriales identifican necesidades prioritarias en atención, comunicación y acceso a servicios.</w:t>
       </w:r>
     </w:p>
@@ -19815,6 +20160,12 @@
           <w:szCs w:val="20"/>
         </w:rPr>
         <w:br/>
+      </w:r>
+      <w:r>
+        <w:rPr>
+          <w:sz w:val="20"/>
+          <w:szCs w:val="20"/>
+        </w:rPr>
         <w:t>Una asociación de usuarios y una junta de acción comunal acuerdan hacer seguimiento a compromisos locales.</w:t>
       </w:r>
       <w:r>
@@ -19823,6 +20174,12 @@
           <w:szCs w:val="20"/>
         </w:rPr>
         <w:br/>
+      </w:r>
+      <w:r>
+        <w:rPr>
+          <w:sz w:val="20"/>
+          <w:szCs w:val="20"/>
+        </w:rPr>
         <w:t>Una entidad de salud articula acciones con colegios y organizaciones comunitarias.</w:t>
       </w:r>
       <w:commentRangeEnd w:id="32"/>
@@ -19856,7 +20213,6 @@
           <w:sz w:val="20"/>
           <w:szCs w:val="20"/>
         </w:rPr>
-        <w:lastRenderedPageBreak/>
         <w:t>Estos recursos permiten que la participación social en salud se desarrolle de manera organizada, viable y sostenible. En el contexto colombiano, su gestión adecuada fortalece la articulación entre instituciones y comunidad, mejora la ejecución de las estrategias y favorece respuestas más pertinentes a las necesidades de cada territorio.</w:t>
       </w:r>
     </w:p>
@@ -20231,7 +20587,6 @@
           <w:sz w:val="20"/>
           <w:szCs w:val="20"/>
         </w:rPr>
-        <w:lastRenderedPageBreak/>
         <w:t>Uso de recursos:</w:t>
       </w:r>
       <w:r>
@@ -20718,7 +21073,6 @@
           <w:szCs w:val="20"/>
           <w:lang w:val="es-ES"/>
         </w:rPr>
-        <w:lastRenderedPageBreak/>
         <w:t xml:space="preserve"> </w:t>
       </w:r>
     </w:p>
@@ -21141,10 +21495,10 @@
             </w:drawing>
           </mc:Choice>
           <mc:Fallback xmlns:w16sdtfl="http://schemas.microsoft.com/office/word/2024/wordml/sdtformatlock" xmlns:w16sdtdh="http://schemas.microsoft.com/office/word/2020/wordml/sdtdatahash" xmlns:w16du="http://schemas.microsoft.com/office/word/2023/wordml/word16du" xmlns:w16="http://schemas.microsoft.com/office/word/2018/wordml" xmlns:w16cid="http://schemas.microsoft.com/office/word/2016/wordml/cid" xmlns:w16cex="http://schemas.microsoft.com/office/word/2018/wordml/cex" xmlns:oel="http://schemas.microsoft.com/office/2019/extlst" xmlns:am3d="http://schemas.microsoft.com/office/drawing/2017/model3d" xmlns:aink="http://schemas.microsoft.com/office/drawing/2016/ink" xmlns:cx8="http://schemas.microsoft.com/office/drawing/2016/5/14/chartex" xmlns:cx7="http://schemas.microsoft.com/office/drawing/2016/5/13/chartex" xmlns:cx6="http://schemas.microsoft.com/office/drawing/2016/5/12/chartex" xmlns:cx5="http://schemas.microsoft.com/office/drawing/2016/5/11/chartex" xmlns:cx4="http://schemas.microsoft.com/office/drawing/2016/5/10/chartex" xmlns:cx3="http://schemas.microsoft.com/office/drawing/2016/5/9/chartex" xmlns:cx2="http://schemas.microsoft.com/office/drawing/2015/10/21/chartex" xmlns:cx1="http://schemas.microsoft.com/office/drawing/2015/9/8/chartex">
-            <w:pict>
-              <v:roundrect w14:anchorId="21180B7F" id="_x0000_s1033" style="position:absolute;margin-left:26.05pt;margin-top:8.5pt;width:466.65pt;height:92.4pt;z-index:251668480;visibility:visible;mso-wrap-style:square;mso-width-percent:0;mso-height-percent:0;mso-wrap-distance-left:9pt;mso-wrap-distance-top:0;mso-wrap-distance-right:9pt;mso-wrap-distance-bottom:0;mso-position-horizontal:absolute;mso-position-horizontal-relative:text;mso-position-vertical:absolute;mso-position-vertical-relative:text;mso-width-percent:0;mso-height-percent:0;mso-width-relative:margin;mso-height-relative:margin;v-text-anchor:middle" arcsize="10923f" o:gfxdata="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" fillcolor="#fbcaa2 [1625]" strokecolor="#f68c36 [3049]">
-                <v:fill color2="#fdefe3 [505]" rotate="t" angle="180" colors="0 #ffbe86;22938f #ffd0aa;1 #ffebdb" focus="100%" type="gradient"/>
-                <v:shadow on="t" color="black" opacity="24903f" origin=",.5" offset="0,.55556mm"/>
+            <w:pict w14:anchorId="252C9742">
+              <v:roundrect id="_x0000_s1033" style="position:absolute;margin-left:26.05pt;margin-top:8.5pt;width:466.65pt;height:92.4pt;z-index:251668480;visibility:visible;mso-wrap-style:square;mso-width-percent:0;mso-height-percent:0;mso-wrap-distance-left:9pt;mso-wrap-distance-top:0;mso-wrap-distance-right:9pt;mso-wrap-distance-bottom:0;mso-position-horizontal:absolute;mso-position-horizontal-relative:text;mso-position-vertical:absolute;mso-position-vertical-relative:text;mso-width-percent:0;mso-height-percent:0;mso-width-relative:margin;mso-height-relative:margin;v-text-anchor:middle" fillcolor="#fbcaa2 [1625]" strokecolor="#f68c36 [3049]" arcsize="10923f" w14:anchorId="21180B7F" o:gfxdata="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">
+                <v:fill type="gradient" color2="#fdefe3 [505]" colors="0 #ffbe86;22938f #ffd0aa;1 #ffebdb" angle="180" focus="100%" rotate="t"/>
+                <v:shadow on="t" color="black" opacity="24903f" offset="0,.55556mm" origin=",.5"/>
                 <v:textbox>
                   <w:txbxContent>
                     <w:p>
@@ -21722,10 +22076,9 @@
           <w:szCs w:val="20"/>
           <w:lang w:val="es-ES"/>
         </w:rPr>
-        <w:lastRenderedPageBreak/>
         <w:t>SÍNTESIS</w:t>
       </w:r>
-      <w:bookmarkStart w:id="39" w:name="_GoBack"/>
+      <w:bookmarkStart w:name="_GoBack" w:id="39"/>
       <w:bookmarkEnd w:id="39"/>
     </w:p>
     <w:p>
@@ -21741,20 +22094,25 @@
     <w:p>
       <w:pPr>
         <w:pStyle w:val="Normal0"/>
+      </w:pPr>
+      <w:r>
         <w:rPr>
           <w:sz w:val="20"/>
           <w:szCs w:val="20"/>
           <w:lang w:eastAsia="en-US"/>
         </w:rPr>
-      </w:pPr>
-      <w:r>
+        <w:t>La implementación y fortalecimiento de la participación ciudadana en salud permite comprender cómo se organizan, gestionan y consolidan los procesos participativos en los territorios colombianos. Este componente aborda la gestión de la participación, las estrategias en salud, los actores y escenarios, la educación y comunicación, las acciones y mecanismos, así como la implementación, gestión y control social. En síntesis, estos contenidos orientan la articulación entre instituciones, organizaciones sociales y ciudadanía, mediante metodologías participativas, comunicación clara, formación ciudadana, seguimiento de compromisos y toma de decisiones informadas para aportar al bienestar colectivo y a la garantía del derecho a la salud. A continuación, el mapa conceptual presenta la organización de los contenidos y la relación entre sus ejes temáticos.</w:t>
+      </w:r>
+    </w:p>
+    <w:p>
+      <w:pPr>
+        <w:pStyle w:val="Normal0"/>
         <w:rPr>
           <w:sz w:val="20"/>
           <w:szCs w:val="20"/>
           <w:lang w:eastAsia="en-US"/>
         </w:rPr>
-        <w:t>La implementación y fortalecimiento de la participación ciudadana en salud permite comprender cómo se organizan, gestionan y consolidan los procesos participativos en los territorios colombianos. Este componente aborda la gestión de la participación, las estrategias en salud, los actores y escenarios, la educación y comunicación, las acciones y mecanismos, así como la implementación, gestión y control social. En síntesis, estos contenidos orientan la articulación entre instituciones, organizaciones sociales y ciudadanía, mediante metodologías participativas, comunicación clara, formación ciudadana, seguimiento de compromisos y toma de decisiones informadas para aportar al bienestar colectivo y a la garantía del derecho a la salud. A continuación, el mapa conceptual presenta la organización de los contenidos y la relación entre sus ejes temáticos.</w:t>
-      </w:r>
+      </w:pPr>
     </w:p>
     <w:p>
       <w:pPr>
@@ -21769,45 +22127,32 @@
     <w:p>
       <w:pPr>
         <w:pStyle w:val="Normal0"/>
-        <w:rPr>
-          <w:sz w:val="20"/>
-          <w:szCs w:val="20"/>
-          <w:lang w:val="es-ES" w:eastAsia="en-US"/>
-        </w:rPr>
-      </w:pPr>
-    </w:p>
-    <w:p>
-      <w:pPr>
-        <w:pStyle w:val="Normal0"/>
-        <w:rPr>
-          <w:sz w:val="20"/>
-          <w:szCs w:val="20"/>
-          <w:lang w:val="es-ES" w:eastAsia="en-US"/>
-        </w:rPr>
-      </w:pPr>
-      <w:commentRangeStart w:id="40"/>
-      <w:r>
-        <w:rPr>
-          <w:noProof/>
-          <w:lang w:val="en-US" w:eastAsia="en-US"/>
-        </w:rPr>
+      </w:pPr>
+      <w:commentRangeStart w:id="2126148548"/>
+      <w:r>
         <w:drawing>
-          <wp:inline distT="0" distB="0" distL="0" distR="0" wp14:anchorId="6944C2DA" wp14:editId="1363566A">
-            <wp:extent cx="6332220" cy="3005455"/>
-            <wp:effectExtent l="0" t="0" r="0" b="4445"/>
-            <wp:docPr id="103945150" name="Imagen 1"/>
+          <wp:inline wp14:editId="142DF9C9" wp14:anchorId="707D6960">
+            <wp:extent cx="6343650" cy="3009900"/>
+            <wp:effectExtent l="0" t="0" r="0" b="0"/>
+            <wp:docPr id="884247484" name="drawing"/>
             <wp:cNvGraphicFramePr>
-              <a:graphicFrameLocks xmlns:a="http://schemas.openxmlformats.org/drawingml/2006/main" noChangeAspect="1"/>
+              <a:graphicFrameLocks noChangeAspect="1"/>
             </wp:cNvGraphicFramePr>
-            <a:graphic xmlns:a="http://schemas.openxmlformats.org/drawingml/2006/main">
-              <a:graphicData uri="http://schemas.openxmlformats.org/drawingml/2006/picture">
+            <a:graphic>
+              <a:graphicData xmlns:a="http://schemas.openxmlformats.org/drawingml/2006/main" uri="http://schemas.openxmlformats.org/drawingml/2006/picture">
                 <pic:pic xmlns:pic="http://schemas.openxmlformats.org/drawingml/2006/picture">
                   <pic:nvPicPr>
-                    <pic:cNvPr id="103945150" name=""/>
+                    <pic:cNvPr id="884247484" name="Picture 884247484"/>
                     <pic:cNvPicPr/>
                   </pic:nvPicPr>
                   <pic:blipFill>
-                    <a:blip r:embed="rId37"/>
+                    <a:blip xmlns:r="http://schemas.openxmlformats.org/officeDocument/2006/relationships" r:embed="rId1458998446">
+                      <a:extLst>
+                        <a:ext uri="{28A0092B-C50C-407E-A947-70E740481C1C}">
+                          <a14:useLocalDpi xmlns:a14="http://schemas.microsoft.com/office/drawing/2010/main"/>
+                        </a:ext>
+                      </a:extLst>
+                    </a:blip>
                     <a:stretch>
                       <a:fillRect/>
                     </a:stretch>
@@ -21815,7 +22160,7 @@
                   <pic:spPr>
                     <a:xfrm>
                       <a:off x="0" y="0"/>
-                      <a:ext cx="6332220" cy="3005455"/>
+                      <a:ext cx="6343650" cy="3009900"/>
                     </a:xfrm>
                     <a:prstGeom prst="rect">
                       <a:avLst/>
@@ -21827,55 +22172,17 @@
           </wp:inline>
         </w:drawing>
       </w:r>
-      <w:commentRangeEnd w:id="40"/>
-      <w:r>
-        <w:rPr>
-          <w:rStyle w:val="Refdecomentario"/>
-          <w:sz w:val="20"/>
-          <w:szCs w:val="20"/>
-          <w:lang w:val="es-ES" w:eastAsia="en-US"/>
-        </w:rPr>
-        <w:commentReference w:id="40"/>
+      <w:commentRangeEnd w:id="2126148548"/>
+      <w:r>
+        <w:rPr>
+          <w:rStyle w:val="CommentReference"/>
+        </w:rPr>
+        <w:commentReference w:id="2126148548"/>
       </w:r>
     </w:p>
     <w:p>
       <w:pPr>
         <w:pStyle w:val="Normal0"/>
-        <w:rPr>
-          <w:sz w:val="20"/>
-          <w:szCs w:val="20"/>
-          <w:lang w:val="es-ES" w:eastAsia="en-US"/>
-        </w:rPr>
-      </w:pPr>
-    </w:p>
-    <w:p>
-      <w:pPr>
-        <w:pStyle w:val="Normal0"/>
-        <w:rPr>
-          <w:sz w:val="20"/>
-          <w:szCs w:val="20"/>
-          <w:lang w:val="es-ES" w:eastAsia="en-US"/>
-        </w:rPr>
-      </w:pPr>
-    </w:p>
-    <w:p>
-      <w:pPr>
-        <w:pStyle w:val="Normal0"/>
-        <w:rPr>
-          <w:sz w:val="20"/>
-          <w:szCs w:val="20"/>
-          <w:lang w:val="es-ES" w:eastAsia="en-US"/>
-        </w:rPr>
-      </w:pPr>
-    </w:p>
-    <w:p>
-      <w:pPr>
-        <w:pStyle w:val="Normal0"/>
-        <w:rPr>
-          <w:sz w:val="20"/>
-          <w:szCs w:val="20"/>
-          <w:lang w:val="es-ES" w:eastAsia="en-US"/>
-        </w:rPr>
       </w:pPr>
     </w:p>
     <w:p>
@@ -21887,7 +22194,8 @@
         </w:numPr>
         <w:ind w:left="284" w:hanging="284"/>
         <w:rPr>
-          <w:b/>
+          <w:b w:val="1"/>
+          <w:bCs w:val="1"/>
           <w:color w:val="000000"/>
           <w:sz w:val="20"/>
           <w:szCs w:val="20"/>
@@ -21896,13 +22204,25 @@
       </w:pPr>
       <w:r>
         <w:rPr>
-          <w:b/>
-          <w:color w:val="000000"/>
-          <w:sz w:val="20"/>
-          <w:szCs w:val="20"/>
-          <w:lang w:val="es-ES"/>
-        </w:rPr>
-        <w:t>ACTIVIDADES DIDÁCTICAS</w:t>
+          <w:b w:val="1"/>
+          <w:bCs w:val="1"/>
+          <w:color w:val="000000" w:themeColor="text1" w:themeTint="FF" w:themeShade="FF"/>
+          <w:sz w:val="20"/>
+          <w:szCs w:val="20"/>
+          <w:lang w:val="es-ES"/>
+        </w:rPr>
+        <w:t>A</w:t>
+      </w:r>
+      <w:r>
+        <w:rPr>
+          <w:b w:val="1"/>
+          <w:bCs w:val="1"/>
+          <w:color w:val="000000" w:themeColor="text1" w:themeTint="FF" w:themeShade="FF"/>
+          <w:sz w:val="20"/>
+          <w:szCs w:val="20"/>
+          <w:lang w:val="es-ES"/>
+        </w:rPr>
+        <w:t>CTIVIDADES DIDÁCTICAS</w:t>
       </w:r>
     </w:p>
     <w:p>
@@ -21921,12 +22241,12 @@
         <w:tblW w:w="9990" w:type="dxa"/>
         <w:tblInd w:w="-5" w:type="dxa"/>
         <w:tblBorders>
-          <w:top w:val="single" w:sz="4" w:space="0" w:color="000000"/>
-          <w:left w:val="single" w:sz="4" w:space="0" w:color="000000"/>
-          <w:bottom w:val="single" w:sz="4" w:space="0" w:color="000000"/>
-          <w:right w:val="single" w:sz="4" w:space="0" w:color="000000"/>
-          <w:insideH w:val="single" w:sz="4" w:space="0" w:color="000000"/>
-          <w:insideV w:val="single" w:sz="4" w:space="0" w:color="000000"/>
+          <w:top w:val="single" w:color="000000" w:sz="4" w:space="0"/>
+          <w:left w:val="single" w:color="000000" w:sz="4" w:space="0"/>
+          <w:bottom w:val="single" w:color="000000" w:sz="4" w:space="0"/>
+          <w:right w:val="single" w:color="000000" w:sz="4" w:space="0"/>
+          <w:insideH w:val="single" w:color="000000" w:sz="4" w:space="0"/>
+          <w:insideV w:val="single" w:color="000000" w:sz="4" w:space="0"/>
         </w:tblBorders>
         <w:tblLook w:val="0400" w:firstRow="0" w:lastRow="0" w:firstColumn="0" w:lastColumn="0" w:noHBand="0" w:noVBand="1"/>
       </w:tblPr>
@@ -22139,7 +22459,6 @@
                 <w:szCs w:val="20"/>
                 <w:lang w:val="es-ES"/>
               </w:rPr>
-              <w:lastRenderedPageBreak/>
               <w:t>Tipo de actividad sugerida</w:t>
             </w:r>
           </w:p>
@@ -22847,7 +23166,6 @@
           <w:szCs w:val="20"/>
           <w:lang w:val="es-ES"/>
         </w:rPr>
-        <w:lastRenderedPageBreak/>
         <w:t xml:space="preserve">REFERENCIAS BIBLIOGRÁFICAS: </w:t>
       </w:r>
     </w:p>
@@ -22928,7 +23246,7 @@
         </w:rPr>
         <w:br/>
       </w:r>
-      <w:hyperlink r:id="rId39" w:history="1">
+      <w:hyperlink w:history="1" r:id="rId39">
         <w:r>
           <w:rPr>
             <w:rStyle w:val="Hipervnculo"/>
@@ -23017,7 +23335,7 @@
         </w:rPr>
         <w:t xml:space="preserve"> </w:t>
       </w:r>
-      <w:hyperlink r:id="rId40" w:history="1">
+      <w:hyperlink w:history="1" r:id="rId40">
         <w:r>
           <w:rPr>
             <w:rStyle w:val="Hipervnculo"/>
@@ -23626,12 +23944,12 @@
         <w:tblW w:w="10018" w:type="dxa"/>
         <w:tblInd w:w="0" w:type="dxa"/>
         <w:tblBorders>
-          <w:top w:val="single" w:sz="4" w:space="0" w:color="000000"/>
-          <w:left w:val="single" w:sz="4" w:space="0" w:color="000000"/>
-          <w:bottom w:val="single" w:sz="4" w:space="0" w:color="000000"/>
-          <w:right w:val="single" w:sz="4" w:space="0" w:color="000000"/>
-          <w:insideH w:val="single" w:sz="4" w:space="0" w:color="000000"/>
-          <w:insideV w:val="single" w:sz="4" w:space="0" w:color="000000"/>
+          <w:top w:val="single" w:color="000000" w:sz="4" w:space="0"/>
+          <w:left w:val="single" w:color="000000" w:sz="4" w:space="0"/>
+          <w:bottom w:val="single" w:color="000000" w:sz="4" w:space="0"/>
+          <w:right w:val="single" w:color="000000" w:sz="4" w:space="0"/>
+          <w:insideH w:val="single" w:color="000000" w:sz="4" w:space="0"/>
+          <w:insideV w:val="single" w:color="000000" w:sz="4" w:space="0"/>
         </w:tblBorders>
         <w:tblLayout w:type="fixed"/>
         <w:tblLook w:val="04A0" w:firstRow="1" w:lastRow="0" w:firstColumn="1" w:lastColumn="0" w:noHBand="0" w:noVBand="1"/>
@@ -24143,12 +24461,12 @@
         <w:tblW w:w="9915" w:type="dxa"/>
         <w:tblInd w:w="0" w:type="dxa"/>
         <w:tblBorders>
-          <w:top w:val="single" w:sz="4" w:space="0" w:color="000000"/>
-          <w:left w:val="single" w:sz="4" w:space="0" w:color="000000"/>
-          <w:bottom w:val="single" w:sz="4" w:space="0" w:color="000000"/>
-          <w:right w:val="single" w:sz="4" w:space="0" w:color="000000"/>
-          <w:insideH w:val="single" w:sz="4" w:space="0" w:color="000000"/>
-          <w:insideV w:val="single" w:sz="4" w:space="0" w:color="000000"/>
+          <w:top w:val="single" w:color="000000" w:sz="4" w:space="0"/>
+          <w:left w:val="single" w:color="000000" w:sz="4" w:space="0"/>
+          <w:bottom w:val="single" w:color="000000" w:sz="4" w:space="0"/>
+          <w:right w:val="single" w:color="000000" w:sz="4" w:space="0"/>
+          <w:insideH w:val="single" w:color="000000" w:sz="4" w:space="0"/>
+          <w:insideV w:val="single" w:color="000000" w:sz="4" w:space="0"/>
         </w:tblBorders>
         <w:tblLayout w:type="fixed"/>
         <w:tblLook w:val="04A0" w:firstRow="1" w:lastRow="0" w:firstColumn="1" w:lastColumn="0" w:noHBand="0" w:noVBand="1"/>
@@ -24538,7 +24856,6 @@
                 <w:szCs w:val="20"/>
                 <w:lang w:val="es-ES"/>
               </w:rPr>
-              <w:lastRenderedPageBreak/>
               <w:t>Autor</w:t>
             </w:r>
           </w:p>
@@ -24758,7 +25075,7 @@
     <w:sectPr>
       <w:headerReference w:type="default" r:id="rId41"/>
       <w:footerReference w:type="default" r:id="rId42"/>
-      <w:pgSz w:w="12240" w:h="15840"/>
+      <w:pgSz w:w="12240" w:h="15840" w:orient="portrait"/>
       <w:pgMar w:top="1701" w:right="1134" w:bottom="1134" w:left="1134" w:header="720" w:footer="0" w:gutter="0"/>
       <w:pgNumType w:start="1"/>
       <w:cols w:space="720"/>
@@ -24768,8 +25085,8 @@
 </file>
 
 <file path=word/comments.xml><?xml version="1.0" encoding="utf-8"?>
-<w:comments xmlns:wpc="http://schemas.microsoft.com/office/word/2010/wordprocessingCanvas" xmlns:cx="http://schemas.microsoft.com/office/drawing/2014/chartex" xmlns:mc="http://schemas.openxmlformats.org/markup-compatibility/2006" xmlns:o="urn:schemas-microsoft-com:office:office" xmlns:r="http://schemas.openxmlformats.org/officeDocument/2006/relationships" xmlns:m="http://schemas.openxmlformats.org/officeDocument/2006/math" xmlns:v="urn:schemas-microsoft-com:vml" xmlns:wp14="http://schemas.microsoft.com/office/word/2010/wordprocessingDrawing" xmlns:wp="http://schemas.openxmlformats.org/drawingml/2006/wordprocessingDrawing" xmlns:w10="urn:schemas-microsoft-com:office:word" xmlns:w="http://schemas.openxmlformats.org/wordprocessingml/2006/main" xmlns:w14="http://schemas.microsoft.com/office/word/2010/wordml" xmlns:w15="http://schemas.microsoft.com/office/word/2012/wordml" xmlns:w16se="http://schemas.microsoft.com/office/word/2015/wordml/symex" xmlns:wpg="http://schemas.microsoft.com/office/word/2010/wordprocessingGroup" xmlns:wpi="http://schemas.microsoft.com/office/word/2010/wordprocessingInk" xmlns:wne="http://schemas.microsoft.com/office/word/2006/wordml" xmlns:wps="http://schemas.microsoft.com/office/word/2010/wordprocessingShape" mc:Ignorable="w14 w15 w16se wp14">
-  <w:comment w:id="0" w:author="Gloria Alzate" w:date="2026-06-04T11:06:00Z" w:initials="GA">
+<w:comments xmlns:wpc="http://schemas.microsoft.com/office/word/2010/wordprocessingCanvas" xmlns:cx="http://schemas.microsoft.com/office/drawing/2014/chartex" xmlns:mc="http://schemas.openxmlformats.org/markup-compatibility/2006" xmlns:o="urn:schemas-microsoft-com:office:office" xmlns:r="http://schemas.openxmlformats.org/officeDocument/2006/relationships" xmlns:m="http://schemas.openxmlformats.org/officeDocument/2006/math" xmlns:v="urn:schemas-microsoft-com:vml" xmlns:wp14="http://schemas.microsoft.com/office/word/2010/wordprocessingDrawing" xmlns:wp="http://schemas.openxmlformats.org/drawingml/2006/wordprocessingDrawing" xmlns:w10="urn:schemas-microsoft-com:office:word" xmlns:w="http://schemas.openxmlformats.org/wordprocessingml/2006/main" xmlns:w14="http://schemas.microsoft.com/office/word/2010/wordml" xmlns:w15="http://schemas.microsoft.com/office/word/2012/wordml" xmlns:w16se="http://schemas.microsoft.com/office/word/2015/wordml/symex" xmlns:wpg="http://schemas.microsoft.com/office/word/2010/wordprocessingGroup" xmlns:wpi="http://schemas.microsoft.com/office/word/2010/wordprocessingInk" xmlns:wne="http://schemas.microsoft.com/office/word/2006/wordml" xmlns:wps="http://schemas.microsoft.com/office/word/2010/wordprocessingShape" xmlns:a="http://schemas.openxmlformats.org/drawingml/2006/main" xmlns:pic="http://schemas.openxmlformats.org/drawingml/2006/picture" xmlns:a14="http://schemas.microsoft.com/office/drawing/2010/main" mc:Ignorable="w14 w15 w16se wp14">
+  <w:comment w:initials="GA" w:author="Gloria Alzate" w:date="2026-06-04T11:06:00Z" w:id="0">
     <w:p>
       <w:pPr>
         <w:pStyle w:val="Textocomentario"/>
@@ -24845,7 +25162,7 @@
       </w:r>
     </w:p>
   </w:comment>
-  <w:comment w:id="1" w:author="Gloria Alzate" w:date="2026-06-04T11:08:00Z" w:initials="GA">
+  <w:comment w:initials="GA" w:author="Gloria Alzate" w:date="2026-06-04T11:08:00Z" w:id="1">
     <w:p>
       <w:pPr>
         <w:pStyle w:val="Textocomentario"/>
@@ -24921,7 +25238,7 @@
       </w:r>
     </w:p>
   </w:comment>
-  <w:comment w:id="2" w:author="Gloria Alzate" w:date="2026-06-04T11:10:00Z" w:initials="GA">
+  <w:comment w:initials="GA" w:author="Gloria Alzate" w:date="2026-06-04T11:10:00Z" w:id="2">
     <w:p>
       <w:pPr>
         <w:pStyle w:val="Textocomentario"/>
@@ -24997,7 +25314,7 @@
       </w:r>
     </w:p>
   </w:comment>
-  <w:comment w:id="3" w:author="Gloria Alzate" w:date="2026-06-03T11:15:00Z" w:initials="GA">
+  <w:comment w:initials="GA" w:author="Gloria Alzate" w:date="2026-06-03T11:15:00Z" w:id="3">
     <w:p>
       <w:pPr>
         <w:pStyle w:val="Textocomentario"/>
@@ -25073,7 +25390,7 @@
       </w:r>
     </w:p>
   </w:comment>
-  <w:comment w:id="4" w:author="Gloria Alzate" w:date="2026-06-04T11:13:00Z" w:initials="GA">
+  <w:comment w:initials="GA" w:author="Gloria Alzate" w:date="2026-06-04T11:13:00Z" w:id="4">
     <w:p>
       <w:pPr>
         <w:pStyle w:val="Textocomentario"/>
@@ -25149,7 +25466,7 @@
       </w:r>
     </w:p>
   </w:comment>
-  <w:comment w:id="5" w:author="Gloria Alzate" w:date="2026-06-04T11:14:00Z" w:initials="GA">
+  <w:comment w:initials="GA" w:author="Gloria Alzate" w:date="2026-06-04T11:14:00Z" w:id="5">
     <w:p>
       <w:pPr>
         <w:pStyle w:val="Textocomentario"/>
@@ -25287,7 +25604,7 @@
       </w:r>
     </w:p>
   </w:comment>
-  <w:comment w:id="6" w:author="Gloria Alzate" w:date="2026-06-04T11:15:00Z" w:initials="GA">
+  <w:comment w:initials="GA" w:author="Gloria Alzate" w:date="2026-06-04T11:15:00Z" w:id="6">
     <w:p>
       <w:pPr>
         <w:pStyle w:val="Textocomentario"/>
@@ -25363,7 +25680,7 @@
       </w:r>
     </w:p>
   </w:comment>
-  <w:comment w:id="7" w:author="Gloria Alzate" w:date="2026-06-04T11:26:00Z" w:initials="GA">
+  <w:comment w:initials="GA" w:author="Gloria Alzate" w:date="2026-06-04T11:26:00Z" w:id="7">
     <w:p>
       <w:pPr>
         <w:pStyle w:val="Textocomentario"/>
@@ -25444,7 +25761,7 @@
       </w:r>
     </w:p>
   </w:comment>
-  <w:comment w:id="8" w:author="Gloria Alzate" w:date="2026-06-04T11:27:00Z" w:initials="GA">
+  <w:comment w:initials="GA" w:author="Gloria Alzate" w:date="2026-06-04T11:27:00Z" w:id="8">
     <w:p>
       <w:pPr>
         <w:pStyle w:val="Textocomentario"/>
@@ -25520,7 +25837,7 @@
       </w:r>
     </w:p>
   </w:comment>
-  <w:comment w:id="9" w:author="Gloria Alzate" w:date="2026-06-04T11:28:00Z" w:initials="GA">
+  <w:comment w:initials="GA" w:author="Gloria Alzate" w:date="2026-06-04T11:28:00Z" w:id="9">
     <w:p>
       <w:pPr>
         <w:pStyle w:val="Textocomentario"/>
@@ -25596,7 +25913,7 @@
       </w:r>
     </w:p>
   </w:comment>
-  <w:comment w:id="10" w:author="Gloria Alzate" w:date="2026-06-04T11:30:00Z" w:initials="GA">
+  <w:comment w:initials="GA" w:author="Gloria Alzate" w:date="2026-06-04T11:30:00Z" w:id="10">
     <w:p>
       <w:pPr>
         <w:pStyle w:val="Textocomentario"/>
@@ -25672,7 +25989,7 @@
       </w:r>
     </w:p>
   </w:comment>
-  <w:comment w:id="11" w:author="Gloria Alzate" w:date="2026-06-04T11:31:00Z" w:initials="GA">
+  <w:comment w:initials="GA" w:author="Gloria Alzate" w:date="2026-06-04T11:31:00Z" w:id="11">
     <w:p>
       <w:pPr>
         <w:pStyle w:val="Textocomentario"/>
@@ -25748,7 +26065,7 @@
       </w:r>
     </w:p>
   </w:comment>
-  <w:comment w:id="12" w:author="Gloria Alzate" w:date="2026-06-04T11:33:00Z" w:initials="GA">
+  <w:comment w:initials="GA" w:author="Gloria Alzate" w:date="2026-06-04T11:33:00Z" w:id="12">
     <w:p>
       <w:pPr>
         <w:pStyle w:val="Textocomentario"/>
@@ -25824,7 +26141,7 @@
       </w:r>
     </w:p>
   </w:comment>
-  <w:comment w:id="13" w:author="Gloria Alzate" w:date="2026-06-03T15:49:00Z" w:initials="GA">
+  <w:comment w:initials="GA" w:author="Gloria Alzate" w:date="2026-06-03T15:49:00Z" w:id="13">
     <w:p>
       <w:pPr>
         <w:pStyle w:val="Textocomentario"/>
@@ -26347,7 +26664,7 @@
       </w:r>
     </w:p>
   </w:comment>
-  <w:comment w:id="14" w:author="Gloria Alzate" w:date="2026-06-04T11:34:00Z" w:initials="GA">
+  <w:comment w:initials="GA" w:author="Gloria Alzate" w:date="2026-06-04T11:34:00Z" w:id="14">
     <w:p>
       <w:pPr>
         <w:pStyle w:val="Textocomentario"/>
@@ -26423,7 +26740,7 @@
       </w:r>
     </w:p>
   </w:comment>
-  <w:comment w:id="15" w:author="Gloria Alzate" w:date="2026-06-04T11:35:00Z" w:initials="GA">
+  <w:comment w:initials="GA" w:author="Gloria Alzate" w:date="2026-06-04T11:35:00Z" w:id="15">
     <w:p>
       <w:pPr>
         <w:pStyle w:val="Textocomentario"/>
@@ -26499,7 +26816,7 @@
       </w:r>
     </w:p>
   </w:comment>
-  <w:comment w:id="16" w:author="Gloria Alzate" w:date="2026-06-04T11:37:00Z" w:initials="GA">
+  <w:comment w:initials="GA" w:author="Gloria Alzate" w:date="2026-06-04T11:37:00Z" w:id="16">
     <w:p>
       <w:pPr>
         <w:pStyle w:val="Textocomentario"/>
@@ -26575,7 +26892,7 @@
       </w:r>
     </w:p>
   </w:comment>
-  <w:comment w:id="17" w:author="Gloria Alzate" w:date="2026-06-04T11:38:00Z" w:initials="GA">
+  <w:comment w:initials="GA" w:author="Gloria Alzate" w:date="2026-06-04T11:38:00Z" w:id="17">
     <w:p>
       <w:pPr>
         <w:pStyle w:val="Textocomentario"/>
@@ -26656,7 +26973,7 @@
       </w:r>
     </w:p>
   </w:comment>
-  <w:comment w:id="18" w:author="Gloria Alzate" w:date="2026-06-04T11:39:00Z" w:initials="GA">
+  <w:comment w:initials="GA" w:author="Gloria Alzate" w:date="2026-06-04T11:39:00Z" w:id="18">
     <w:p>
       <w:pPr>
         <w:pStyle w:val="Textocomentario"/>
@@ -26732,7 +27049,7 @@
       </w:r>
     </w:p>
   </w:comment>
-  <w:comment w:id="19" w:author="Gloria Alzate" w:date="2026-06-04T11:40:00Z" w:initials="GA">
+  <w:comment w:initials="GA" w:author="Gloria Alzate" w:date="2026-06-04T11:40:00Z" w:id="19">
     <w:p>
       <w:pPr>
         <w:pStyle w:val="Textocomentario"/>
@@ -26808,7 +27125,7 @@
       </w:r>
     </w:p>
   </w:comment>
-  <w:comment w:id="20" w:author="Gloria Alzate" w:date="2026-06-04T11:41:00Z" w:initials="GA">
+  <w:comment w:initials="GA" w:author="Gloria Alzate" w:date="2026-06-04T11:41:00Z" w:id="20">
     <w:p>
       <w:pPr>
         <w:pStyle w:val="Textocomentario"/>
@@ -26884,7 +27201,7 @@
       </w:r>
     </w:p>
   </w:comment>
-  <w:comment w:id="21" w:author="Gloria Alzate" w:date="2026-06-03T17:50:00Z" w:initials="GA">
+  <w:comment w:initials="GA" w:author="Gloria Alzate" w:date="2026-06-03T17:50:00Z" w:id="21">
     <w:p>
       <w:pPr>
         <w:pStyle w:val="Textocomentario"/>
@@ -26960,7 +27277,7 @@
       </w:r>
     </w:p>
   </w:comment>
-  <w:comment w:id="22" w:author="Gloria Alzate" w:date="2026-06-04T11:42:00Z" w:initials="GA">
+  <w:comment w:initials="GA" w:author="Gloria Alzate" w:date="2026-06-04T11:42:00Z" w:id="22">
     <w:p>
       <w:pPr>
         <w:pStyle w:val="Textocomentario"/>
@@ -27036,7 +27353,7 @@
       </w:r>
     </w:p>
   </w:comment>
-  <w:comment w:id="23" w:author="Gloria Alzate" w:date="2026-06-04T11:44:00Z" w:initials="GA">
+  <w:comment w:initials="GA" w:author="Gloria Alzate" w:date="2026-06-04T11:44:00Z" w:id="23">
     <w:p>
       <w:pPr>
         <w:pStyle w:val="Textocomentario"/>
@@ -27112,7 +27429,7 @@
       </w:r>
     </w:p>
   </w:comment>
-  <w:comment w:id="24" w:author="Gloria Alzate" w:date="2026-06-04T11:45:00Z" w:initials="GA">
+  <w:comment w:initials="GA" w:author="Gloria Alzate" w:date="2026-06-04T11:45:00Z" w:id="24">
     <w:p>
       <w:pPr>
         <w:pStyle w:val="Textocomentario"/>
@@ -27188,7 +27505,7 @@
       </w:r>
     </w:p>
   </w:comment>
-  <w:comment w:id="25" w:author="Gloria Alzate" w:date="2026-06-04T11:46:00Z" w:initials="GA">
+  <w:comment w:initials="GA" w:author="Gloria Alzate" w:date="2026-06-04T11:46:00Z" w:id="25">
     <w:p>
       <w:pPr>
         <w:pStyle w:val="Textocomentario"/>
@@ -27264,7 +27581,7 @@
       </w:r>
     </w:p>
   </w:comment>
-  <w:comment w:id="26" w:author="Gloria Alzate" w:date="2026-06-04T11:47:00Z" w:initials="GA">
+  <w:comment w:initials="GA" w:author="Gloria Alzate" w:date="2026-06-04T11:47:00Z" w:id="26">
     <w:p>
       <w:pPr>
         <w:pStyle w:val="Textocomentario"/>
@@ -27340,7 +27657,7 @@
       </w:r>
     </w:p>
   </w:comment>
-  <w:comment w:id="27" w:author="Gloria Alzate" w:date="2026-06-04T11:48:00Z" w:initials="GA">
+  <w:comment w:initials="GA" w:author="Gloria Alzate" w:date="2026-06-04T11:48:00Z" w:id="27">
     <w:p>
       <w:pPr>
         <w:pStyle w:val="Textocomentario"/>
@@ -27416,7 +27733,7 @@
       </w:r>
     </w:p>
   </w:comment>
-  <w:comment w:id="28" w:author="Gloria Alzate" w:date="2026-06-04T11:49:00Z" w:initials="GA">
+  <w:comment w:initials="GA" w:author="Gloria Alzate" w:date="2026-06-04T11:49:00Z" w:id="28">
     <w:p>
       <w:pPr>
         <w:pStyle w:val="Textocomentario"/>
@@ -27492,7 +27809,7 @@
       </w:r>
     </w:p>
   </w:comment>
-  <w:comment w:id="29" w:author="Gloria Alzate" w:date="2026-06-04T11:50:00Z" w:initials="GA">
+  <w:comment w:initials="GA" w:author="Gloria Alzate" w:date="2026-06-04T11:50:00Z" w:id="29">
     <w:p>
       <w:pPr>
         <w:pStyle w:val="Textocomentario"/>
@@ -27573,7 +27890,7 @@
       </w:r>
     </w:p>
   </w:comment>
-  <w:comment w:id="30" w:author="Gloria Alzate" w:date="2026-06-04T09:04:00Z" w:initials="GA">
+  <w:comment w:initials="GA" w:author="Gloria Alzate" w:date="2026-06-04T09:04:00Z" w:id="30">
     <w:p>
       <w:pPr>
         <w:pStyle w:val="Textocomentario"/>
@@ -27649,7 +27966,7 @@
       </w:r>
     </w:p>
   </w:comment>
-  <w:comment w:id="31" w:author="Gloria Alzate" w:date="2026-06-04T11:52:00Z" w:initials="GA">
+  <w:comment w:initials="GA" w:author="Gloria Alzate" w:date="2026-06-04T11:52:00Z" w:id="31">
     <w:p>
       <w:pPr>
         <w:pStyle w:val="Textocomentario"/>
@@ -27725,7 +28042,7 @@
       </w:r>
     </w:p>
   </w:comment>
-  <w:comment w:id="32" w:author="Gloria Alzate" w:date="2026-06-04T11:52:00Z" w:initials="GA">
+  <w:comment w:initials="GA" w:author="Gloria Alzate" w:date="2026-06-04T11:52:00Z" w:id="32">
     <w:p>
       <w:pPr>
         <w:pStyle w:val="Textocomentario"/>
@@ -27801,7 +28118,7 @@
       </w:r>
     </w:p>
   </w:comment>
-  <w:comment w:id="33" w:author="Gloria Alzate" w:date="2026-06-04T11:55:00Z" w:initials="GA">
+  <w:comment w:initials="GA" w:author="Gloria Alzate" w:date="2026-06-04T11:55:00Z" w:id="33">
     <w:p>
       <w:pPr>
         <w:pStyle w:val="Textocomentario"/>
@@ -27877,7 +28194,7 @@
       </w:r>
     </w:p>
   </w:comment>
-  <w:comment w:id="34" w:author="Gloria Alzate" w:date="2026-06-04T11:56:00Z" w:initials="GA">
+  <w:comment w:initials="GA" w:author="Gloria Alzate" w:date="2026-06-04T11:56:00Z" w:id="34">
     <w:p>
       <w:pPr>
         <w:pStyle w:val="Textocomentario"/>
@@ -27953,7 +28270,7 @@
       </w:r>
     </w:p>
   </w:comment>
-  <w:comment w:id="35" w:author="Gloria Alzate" w:date="2026-06-03T16:18:00Z" w:initials="GA">
+  <w:comment w:initials="GA" w:author="Gloria Alzate" w:date="2026-06-03T16:18:00Z" w:id="35">
     <w:p>
       <w:pPr>
         <w:pStyle w:val="Textocomentario"/>
@@ -28071,7 +28388,7 @@
       <w:pPr>
         <w:pStyle w:val="Textocomentario"/>
       </w:pPr>
-      <w:hyperlink r:id="rId36" w:anchor="fromView=search&amp;page=1&amp;position=6&amp;uuid=b1f49c6b-86e3-4a0c-88a7-3b18796791fe&amp;query=infografia+de+6+items+circular" w:history="1">
+      <w:hyperlink w:history="1" w:anchor="fromView=search&amp;page=1&amp;position=6&amp;uuid=b1f49c6b-86e3-4a0c-88a7-3b18796791fe&amp;query=infografia+de+6+items+circular" r:id="rId36">
         <w:r>
           <w:rPr>
             <w:rStyle w:val="Hipervnculo"/>
@@ -28136,7 +28453,7 @@
       </w:r>
     </w:p>
   </w:comment>
-  <w:comment w:id="36" w:author="Viviana Herrera" w:date="2026-06-10T10:18:00Z" w:initials="VH">
+  <w:comment w:initials="VH" w:author="Viviana Herrera" w:date="2026-06-10T10:18:00Z" w:id="36">
     <w:p>
       <w:pPr>
         <w:pStyle w:val="Textocomentario"/>
@@ -28158,7 +28475,7 @@
       </w:r>
     </w:p>
   </w:comment>
-  <w:comment w:id="37" w:author="Gloria Alzate" w:date="2026-06-04T11:57:00Z" w:initials="GA">
+  <w:comment w:initials="GA" w:author="Gloria Alzate" w:date="2026-06-04T11:57:00Z" w:id="37">
     <w:p>
       <w:pPr>
         <w:pStyle w:val="Textocomentario"/>
@@ -28234,7 +28551,7 @@
       </w:r>
     </w:p>
   </w:comment>
-  <w:comment w:id="38" w:author="Gloria Alzate" w:date="2026-06-04T11:58:00Z" w:initials="GA">
+  <w:comment w:initials="GA" w:author="Gloria Alzate" w:date="2026-06-04T11:58:00Z" w:id="38">
     <w:p>
       <w:pPr>
         <w:pStyle w:val="Textocomentario"/>
@@ -28310,21 +28627,21 @@
       </w:r>
     </w:p>
   </w:comment>
-  <w:comment w:id="40" w:author="Gloria Alzate" w:date="2026-06-04T07:42:00Z" w:initials="GA">
-    <w:p>
-      <w:pPr>
-        <w:pStyle w:val="Textocomentario"/>
-      </w:pPr>
-      <w:r>
-        <w:rPr>
-          <w:rStyle w:val="Refdecomentario"/>
+  <w:comment xmlns:w="http://schemas.openxmlformats.org/wordprocessingml/2006/main" w:initials="GS" w:author="Gloria Lida Alzate Suarez" w:date="2026-07-18T12:19:09" w:id="2126148548">
+    <w:p xmlns:w14="http://schemas.microsoft.com/office/word/2010/wordml" xmlns:w="http://schemas.openxmlformats.org/wordprocessingml/2006/main">
+      <w:pPr>
+        <w:pStyle w:val="CommentText"/>
+      </w:pPr>
+      <w:r>
+        <w:rPr>
+          <w:rStyle w:val="CommentReference"/>
         </w:rPr>
         <w:annotationRef/>
       </w:r>
       <w:r>
         <w:rPr>
-          <w:b/>
-          <w:bCs/>
+          <w:b w:val="1"/>
+          <w:bCs w:val="1"/>
         </w:rPr>
         <w:t>Texto alternativo.</w:t>
       </w:r>
@@ -28332,17 +28649,17 @@
         <w:t xml:space="preserve"> </w:t>
       </w:r>
     </w:p>
-    <w:p>
-      <w:pPr>
-        <w:pStyle w:val="Textocomentario"/>
-      </w:pPr>
-    </w:p>
-    <w:p>
-      <w:pPr>
-        <w:pStyle w:val="Textocomentario"/>
-      </w:pPr>
-      <w:r>
-        <w:t xml:space="preserve">Mapa conceptual sobre la implementación y fortalecimiento de la participación ciudadana en salud. Presenta seis ejes: gestión de la participación, estrategias en salud, actores y escenarios, educación y comunicación, acciones y mecanismos, e implementación, gestión y control social. Cada eje organiza subtemas que explican cómo se planifican, articulan y fortalecen los procesos participativos en los territorios colombianos. </w:t>
+    <w:p xmlns:w14="http://schemas.microsoft.com/office/word/2010/wordml" xmlns:w="http://schemas.openxmlformats.org/wordprocessingml/2006/main">
+      <w:pPr>
+        <w:pStyle w:val="CommentText"/>
+      </w:pPr>
+    </w:p>
+    <w:p xmlns:w14="http://schemas.microsoft.com/office/word/2010/wordml" xmlns:w="http://schemas.openxmlformats.org/wordprocessingml/2006/main">
+      <w:pPr>
+        <w:pStyle w:val="CommentText"/>
+      </w:pPr>
+      <w:r>
+        <w:t xml:space="preserve">Mapa conceptual sobre la implementación y fortalecimiento de la participación ciudadana en salud. Presenta seis ejes: organización de la participación social en salud , actores y escenarios, educación y comunicación, acciones y mecanismos, e implementación, gestión y control social. Cada eje organiza subtemas que explican cómo se planifican, articulan y fortalecen los procesos participativos en los territorios colombianos. </w:t>
       </w:r>
     </w:p>
   </w:comment>
@@ -28350,52 +28667,52 @@
 </file>
 
 <file path=word/commentsExtended.xml><?xml version="1.0" encoding="utf-8"?>
-<w15:commentsEx xmlns:wpc="http://schemas.microsoft.com/office/word/2010/wordprocessingCanvas" xmlns:cx="http://schemas.microsoft.com/office/drawing/2014/chartex" xmlns:mc="http://schemas.openxmlformats.org/markup-compatibility/2006" xmlns:o="urn:schemas-microsoft-com:office:office" xmlns:r="http://schemas.openxmlformats.org/officeDocument/2006/relationships" xmlns:m="http://schemas.openxmlformats.org/officeDocument/2006/math" xmlns:v="urn:schemas-microsoft-com:vml" xmlns:wp14="http://schemas.microsoft.com/office/word/2010/wordprocessingDrawing" xmlns:wp="http://schemas.openxmlformats.org/drawingml/2006/wordprocessingDrawing" xmlns:w10="urn:schemas-microsoft-com:office:word" xmlns:w="http://schemas.openxmlformats.org/wordprocessingml/2006/main" xmlns:w14="http://schemas.microsoft.com/office/word/2010/wordml" xmlns:w15="http://schemas.microsoft.com/office/word/2012/wordml" xmlns:w16se="http://schemas.microsoft.com/office/word/2015/wordml/symex" xmlns:wpg="http://schemas.microsoft.com/office/word/2010/wordprocessingGroup" xmlns:wpi="http://schemas.microsoft.com/office/word/2010/wordprocessingInk" xmlns:wne="http://schemas.microsoft.com/office/word/2006/wordml" xmlns:wps="http://schemas.microsoft.com/office/word/2010/wordprocessingShape" mc:Ignorable="w14 w15 w16se wp14">
-  <w15:commentEx w15:paraId="1FC4719F" w15:done="0"/>
-  <w15:commentEx w15:paraId="3BDE6176" w15:done="0"/>
-  <w15:commentEx w15:paraId="68FAD48C" w15:done="0"/>
-  <w15:commentEx w15:paraId="2CF2BEB5" w15:done="0"/>
-  <w15:commentEx w15:paraId="603B02C2" w15:done="0"/>
-  <w15:commentEx w15:paraId="31BF9363" w15:done="0"/>
-  <w15:commentEx w15:paraId="05E17191" w15:done="0"/>
-  <w15:commentEx w15:paraId="1F712CB7" w15:done="0"/>
-  <w15:commentEx w15:paraId="2F77C7E2" w15:done="0"/>
-  <w15:commentEx w15:paraId="79217366" w15:done="0"/>
-  <w15:commentEx w15:paraId="305457CA" w15:done="0"/>
-  <w15:commentEx w15:paraId="49108984" w15:done="0"/>
-  <w15:commentEx w15:paraId="569CB02B" w15:done="0"/>
-  <w15:commentEx w15:paraId="345FD99C" w15:done="0"/>
-  <w15:commentEx w15:paraId="623B2CF3" w15:done="0"/>
-  <w15:commentEx w15:paraId="4BC74BD9" w15:done="0"/>
-  <w15:commentEx w15:paraId="5AF062AA" w15:done="0"/>
-  <w15:commentEx w15:paraId="7E554CB1" w15:done="0"/>
-  <w15:commentEx w15:paraId="3E1AB4E9" w15:done="0"/>
-  <w15:commentEx w15:paraId="1B9FDAE1" w15:done="0"/>
-  <w15:commentEx w15:paraId="3CAF2184" w15:done="0"/>
-  <w15:commentEx w15:paraId="2965825F" w15:done="0"/>
-  <w15:commentEx w15:paraId="3EC2D406" w15:done="0"/>
-  <w15:commentEx w15:paraId="38F0B1B1" w15:done="0"/>
-  <w15:commentEx w15:paraId="55E63443" w15:done="0"/>
-  <w15:commentEx w15:paraId="428E9B5D" w15:done="0"/>
-  <w15:commentEx w15:paraId="69783351" w15:done="0"/>
-  <w15:commentEx w15:paraId="1C798032" w15:done="0"/>
-  <w15:commentEx w15:paraId="2C8AD7F5" w15:done="0"/>
-  <w15:commentEx w15:paraId="5DCD8E15" w15:done="0"/>
-  <w15:commentEx w15:paraId="4E397418" w15:done="0"/>
-  <w15:commentEx w15:paraId="5683362C" w15:done="0"/>
-  <w15:commentEx w15:paraId="3F29F232" w15:done="0"/>
-  <w15:commentEx w15:paraId="3105772B" w15:done="0"/>
-  <w15:commentEx w15:paraId="45894A5B" w15:done="0"/>
-  <w15:commentEx w15:paraId="77839755" w15:done="0"/>
-  <w15:commentEx w15:paraId="684B8DAB" w15:done="0"/>
-  <w15:commentEx w15:paraId="77668CA5" w15:done="0"/>
-  <w15:commentEx w15:paraId="2966DDAE" w15:done="0"/>
-  <w15:commentEx w15:paraId="652C996D" w15:done="0"/>
+<w15:commentsEx xmlns:mc="http://schemas.openxmlformats.org/markup-compatibility/2006" xmlns:w15="http://schemas.microsoft.com/office/word/2012/wordml" mc:Ignorable="w15">
+  <w15:commentEx w15:done="0" w15:paraId="1FC4719F"/>
+  <w15:commentEx w15:done="0" w15:paraId="3BDE6176"/>
+  <w15:commentEx w15:done="0" w15:paraId="68FAD48C"/>
+  <w15:commentEx w15:done="0" w15:paraId="2CF2BEB5"/>
+  <w15:commentEx w15:done="0" w15:paraId="603B02C2"/>
+  <w15:commentEx w15:done="0" w15:paraId="31BF9363"/>
+  <w15:commentEx w15:done="0" w15:paraId="05E17191"/>
+  <w15:commentEx w15:done="0" w15:paraId="1F712CB7"/>
+  <w15:commentEx w15:done="0" w15:paraId="2F77C7E2"/>
+  <w15:commentEx w15:done="0" w15:paraId="79217366"/>
+  <w15:commentEx w15:done="0" w15:paraId="305457CA"/>
+  <w15:commentEx w15:done="0" w15:paraId="49108984"/>
+  <w15:commentEx w15:done="0" w15:paraId="569CB02B"/>
+  <w15:commentEx w15:done="0" w15:paraId="345FD99C"/>
+  <w15:commentEx w15:done="0" w15:paraId="623B2CF3"/>
+  <w15:commentEx w15:done="0" w15:paraId="4BC74BD9"/>
+  <w15:commentEx w15:done="0" w15:paraId="5AF062AA"/>
+  <w15:commentEx w15:done="0" w15:paraId="7E554CB1"/>
+  <w15:commentEx w15:done="0" w15:paraId="3E1AB4E9"/>
+  <w15:commentEx w15:done="0" w15:paraId="1B9FDAE1"/>
+  <w15:commentEx w15:done="0" w15:paraId="3CAF2184"/>
+  <w15:commentEx w15:done="0" w15:paraId="2965825F"/>
+  <w15:commentEx w15:done="0" w15:paraId="3EC2D406"/>
+  <w15:commentEx w15:done="0" w15:paraId="38F0B1B1"/>
+  <w15:commentEx w15:done="0" w15:paraId="55E63443"/>
+  <w15:commentEx w15:done="0" w15:paraId="428E9B5D"/>
+  <w15:commentEx w15:done="0" w15:paraId="69783351"/>
+  <w15:commentEx w15:done="0" w15:paraId="1C798032"/>
+  <w15:commentEx w15:done="0" w15:paraId="2C8AD7F5"/>
+  <w15:commentEx w15:done="0" w15:paraId="5DCD8E15"/>
+  <w15:commentEx w15:done="0" w15:paraId="4E397418"/>
+  <w15:commentEx w15:done="0" w15:paraId="5683362C"/>
+  <w15:commentEx w15:done="0" w15:paraId="3F29F232"/>
+  <w15:commentEx w15:done="0" w15:paraId="3105772B"/>
+  <w15:commentEx w15:done="0" w15:paraId="45894A5B"/>
+  <w15:commentEx w15:done="0" w15:paraId="77839755"/>
+  <w15:commentEx w15:done="0" w15:paraId="684B8DAB"/>
+  <w15:commentEx w15:done="0" w15:paraId="77668CA5"/>
+  <w15:commentEx w15:done="0" w15:paraId="2966DDAE"/>
+  <w15:commentEx w15:done="0" w15:paraId="2C8DB086"/>
 </w15:commentsEx>
 </file>
 
 <file path=word/commentsExtensible.xml><?xml version="1.0" encoding="utf-8"?>
-<w16cex:commentsExtensible xmlns:wpc="http://schemas.microsoft.com/office/word/2010/wordprocessingCanvas" xmlns:cx="http://schemas.microsoft.com/office/drawing/2014/chartex" xmlns:cx1="http://schemas.microsoft.com/office/drawing/2015/9/8/chartex" xmlns:cx2="http://schemas.microsoft.com/office/drawing/2015/10/21/chartex" xmlns:cx3="http://schemas.microsoft.com/office/drawing/2016/5/9/chartex" xmlns:cx4="http://schemas.microsoft.com/office/drawing/2016/5/10/chartex" xmlns:cx5="http://schemas.microsoft.com/office/drawing/2016/5/11/chartex" xmlns:cx6="http://schemas.microsoft.com/office/drawing/2016/5/12/chartex" xmlns:cx7="http://schemas.microsoft.com/office/drawing/2016/5/13/chartex" xmlns:cx8="http://schemas.microsoft.com/office/drawing/2016/5/14/chartex" xmlns:cr="http://schemas.microsoft.com/office/comments/2020/reactions" xmlns:mc="http://schemas.openxmlformats.org/markup-compatibility/2006" xmlns:aink="http://schemas.microsoft.com/office/drawing/2016/ink" xmlns:am3d="http://schemas.microsoft.com/office/drawing/2017/model3d" xmlns:o="urn:schemas-microsoft-com:office:office" xmlns:oel="http://schemas.microsoft.com/office/2019/extlst" xmlns:r="http://schemas.openxmlformats.org/officeDocument/2006/relationships" xmlns:m="http://schemas.openxmlformats.org/officeDocument/2006/math" xmlns:v="urn:schemas-microsoft-com:vml" xmlns:wp14="http://schemas.microsoft.com/office/word/2010/wordprocessingDrawing" xmlns:wp="http://schemas.openxmlformats.org/drawingml/2006/wordprocessingDrawing" xmlns:w10="urn:schemas-microsoft-com:office:word" xmlns:w="http://schemas.openxmlformats.org/wordprocessingml/2006/main" xmlns:w14="http://schemas.microsoft.com/office/word/2010/wordml" xmlns:w15="http://schemas.microsoft.com/office/word/2012/wordml" xmlns:w16cex="http://schemas.microsoft.com/office/word/2018/wordml/cex" xmlns:w16cid="http://schemas.microsoft.com/office/word/2016/wordml/cid" xmlns:w16="http://schemas.microsoft.com/office/word/2018/wordml" xmlns:w16du="http://schemas.microsoft.com/office/word/2023/wordml/word16du" xmlns:w16sdtdh="http://schemas.microsoft.com/office/word/2020/wordml/sdtdatahash" xmlns:w16sdtfl="http://schemas.microsoft.com/office/word/2024/wordml/sdtformatlock" xmlns:w16se="http://schemas.microsoft.com/office/word/2015/wordml/symex" xmlns:wpg="http://schemas.microsoft.com/office/word/2010/wordprocessingGroup" xmlns:wpi="http://schemas.microsoft.com/office/word/2010/wordprocessingInk" xmlns:wne="http://schemas.microsoft.com/office/word/2006/wordml" xmlns:wps="http://schemas.microsoft.com/office/word/2010/wordprocessingShape" mc:Ignorable="w14 w15 w16se w16cid w16 w16cex w16sdtdh w16sdtfl cr w16du wp14">
+<w16cex:commentsExtensible xmlns:w16="http://schemas.microsoft.com/office/word/2018/wordml" xmlns:w16cex="http://schemas.microsoft.com/office/word/2018/wordml/cex" xmlns:mc="http://schemas.openxmlformats.org/markup-compatibility/2006" mc:Ignorable="w16 w16cex">
   <w16cex:commentExtensible w16cex:durableId="0ADEB555" w16cex:dateUtc="2026-06-04T16:06:00Z"/>
   <w16cex:commentExtensible w16cex:durableId="78E25E24" w16cex:dateUtc="2026-06-04T16:08:00Z"/>
   <w16cex:commentExtensible w16cex:durableId="20321A95" w16cex:dateUtc="2026-06-04T16:10:00Z"/>
@@ -28434,12 +28751,12 @@
   <w16cex:commentExtensible w16cex:durableId="412D983D" w16cex:dateUtc="2026-06-03T21:18:00Z"/>
   <w16cex:commentExtensible w16cex:durableId="59A8A18B" w16cex:dateUtc="2026-06-04T16:57:00Z"/>
   <w16cex:commentExtensible w16cex:durableId="30A20A8F" w16cex:dateUtc="2026-06-04T16:58:00Z"/>
-  <w16cex:commentExtensible w16cex:durableId="0681D0BC" w16cex:dateUtc="2026-06-04T12:42:00Z"/>
+  <w16cex:commentExtensible w16cex:durableId="5560DEE8" w16cex:dateUtc="2026-07-18T17:19:09.295Z"/>
 </w16cex:commentsExtensible>
 </file>
 
 <file path=word/commentsIds.xml><?xml version="1.0" encoding="utf-8"?>
-<w16cid:commentsIds xmlns:wpc="http://schemas.microsoft.com/office/word/2010/wordprocessingCanvas" xmlns:cx="http://schemas.microsoft.com/office/drawing/2014/chartex" xmlns:cx1="http://schemas.microsoft.com/office/drawing/2015/9/8/chartex" xmlns:cx2="http://schemas.microsoft.com/office/drawing/2015/10/21/chartex" xmlns:cx3="http://schemas.microsoft.com/office/drawing/2016/5/9/chartex" xmlns:cx4="http://schemas.microsoft.com/office/drawing/2016/5/10/chartex" xmlns:cx5="http://schemas.microsoft.com/office/drawing/2016/5/11/chartex" xmlns:cx6="http://schemas.microsoft.com/office/drawing/2016/5/12/chartex" xmlns:cx7="http://schemas.microsoft.com/office/drawing/2016/5/13/chartex" xmlns:cx8="http://schemas.microsoft.com/office/drawing/2016/5/14/chartex" xmlns:mc="http://schemas.openxmlformats.org/markup-compatibility/2006" xmlns:aink="http://schemas.microsoft.com/office/drawing/2016/ink" xmlns:am3d="http://schemas.microsoft.com/office/drawing/2017/model3d" xmlns:o="urn:schemas-microsoft-com:office:office" xmlns:oel="http://schemas.microsoft.com/office/2019/extlst" xmlns:r="http://schemas.openxmlformats.org/officeDocument/2006/relationships" xmlns:m="http://schemas.openxmlformats.org/officeDocument/2006/math" xmlns:v="urn:schemas-microsoft-com:vml" xmlns:wp14="http://schemas.microsoft.com/office/word/2010/wordprocessingDrawing" xmlns:wp="http://schemas.openxmlformats.org/drawingml/2006/wordprocessingDrawing" xmlns:w10="urn:schemas-microsoft-com:office:word" xmlns:w="http://schemas.openxmlformats.org/wordprocessingml/2006/main" xmlns:w14="http://schemas.microsoft.com/office/word/2010/wordml" xmlns:w15="http://schemas.microsoft.com/office/word/2012/wordml" xmlns:w16cex="http://schemas.microsoft.com/office/word/2018/wordml/cex" xmlns:w16cid="http://schemas.microsoft.com/office/word/2016/wordml/cid" xmlns:w16="http://schemas.microsoft.com/office/word/2018/wordml" xmlns:w16du="http://schemas.microsoft.com/office/word/2023/wordml/word16du" xmlns:w16sdtdh="http://schemas.microsoft.com/office/word/2020/wordml/sdtdatahash" xmlns:w16sdtfl="http://schemas.microsoft.com/office/word/2024/wordml/sdtformatlock" xmlns:w16se="http://schemas.microsoft.com/office/word/2015/wordml/symex" xmlns:wpg="http://schemas.microsoft.com/office/word/2010/wordprocessingGroup" xmlns:wpi="http://schemas.microsoft.com/office/word/2010/wordprocessingInk" xmlns:wne="http://schemas.microsoft.com/office/word/2006/wordml" xmlns:wps="http://schemas.microsoft.com/office/word/2010/wordprocessingShape" mc:Ignorable="w14 w15 w16se w16cid w16 w16cex w16sdtdh w16sdtfl w16du wp14">
+<w16cid:commentsIds xmlns:mc="http://schemas.openxmlformats.org/markup-compatibility/2006" xmlns:w16cid="http://schemas.microsoft.com/office/word/2016/wordml/cid" mc:Ignorable="w16cid">
   <w16cid:commentId w16cid:paraId="1FC4719F" w16cid:durableId="0ADEB555"/>
   <w16cid:commentId w16cid:paraId="3BDE6176" w16cid:durableId="78E25E24"/>
   <w16cid:commentId w16cid:paraId="68FAD48C" w16cid:durableId="20321A95"/>
@@ -28478,7 +28795,8 @@
   <w16cid:commentId w16cid:paraId="77839755" w16cid:durableId="412D983D"/>
   <w16cid:commentId w16cid:paraId="77668CA5" w16cid:durableId="59A8A18B"/>
   <w16cid:commentId w16cid:paraId="2966DDAE" w16cid:durableId="30A20A8F"/>
-  <w16cid:commentId w16cid:paraId="652C996D" w16cid:durableId="0681D0BC"/>
+  <w16cid:commentId w16cid:paraId="684B8DAB" w16cid:durableId="4B53980E"/>
+  <w16cid:commentId w16cid:paraId="2C8DB086" w16cid:durableId="5560DEE8"/>
 </w16cid:commentsIds>
 </file>
 
@@ -28534,7 +28852,7 @@
       <w:ind w:left="-2" w:hanging="2"/>
       <w:jc w:val="right"/>
       <w:rPr>
-        <w:rFonts w:ascii="Times New Roman" w:eastAsia="Times New Roman" w:hAnsi="Times New Roman" w:cs="Times New Roman"/>
+        <w:rFonts w:ascii="Times New Roman" w:hAnsi="Times New Roman" w:eastAsia="Times New Roman" w:cs="Times New Roman"/>
         <w:sz w:val="24"/>
         <w:szCs w:val="24"/>
       </w:rPr>
@@ -28545,7 +28863,7 @@
       <w:pStyle w:val="Normal0"/>
       <w:spacing w:line="240" w:lineRule="auto"/>
       <w:rPr>
-        <w:rFonts w:ascii="Times New Roman" w:eastAsia="Times New Roman" w:hAnsi="Times New Roman" w:cs="Times New Roman"/>
+        <w:rFonts w:ascii="Times New Roman" w:hAnsi="Times New Roman" w:eastAsia="Times New Roman" w:cs="Times New Roman"/>
         <w:sz w:val="24"/>
         <w:szCs w:val="24"/>
       </w:rPr>
@@ -28610,7 +28928,7 @@
 </file>
 
 <file path=word/header1.xml><?xml version="1.0" encoding="utf-8"?>
-<w:hdr xmlns:wpc="http://schemas.microsoft.com/office/word/2010/wordprocessingCanvas" xmlns:cx="http://schemas.microsoft.com/office/drawing/2014/chartex" xmlns:mc="http://schemas.openxmlformats.org/markup-compatibility/2006" xmlns:o="urn:schemas-microsoft-com:office:office" xmlns:r="http://schemas.openxmlformats.org/officeDocument/2006/relationships" xmlns:m="http://schemas.openxmlformats.org/officeDocument/2006/math" xmlns:v="urn:schemas-microsoft-com:vml" xmlns:wp14="http://schemas.microsoft.com/office/word/2010/wordprocessingDrawing" xmlns:wp="http://schemas.openxmlformats.org/drawingml/2006/wordprocessingDrawing" xmlns:w10="urn:schemas-microsoft-com:office:word" xmlns:w="http://schemas.openxmlformats.org/wordprocessingml/2006/main" xmlns:w14="http://schemas.microsoft.com/office/word/2010/wordml" xmlns:w15="http://schemas.microsoft.com/office/word/2012/wordml" xmlns:w16se="http://schemas.microsoft.com/office/word/2015/wordml/symex" xmlns:wpg="http://schemas.microsoft.com/office/word/2010/wordprocessingGroup" xmlns:wpi="http://schemas.microsoft.com/office/word/2010/wordprocessingInk" xmlns:wne="http://schemas.microsoft.com/office/word/2006/wordml" xmlns:wps="http://schemas.microsoft.com/office/word/2010/wordprocessingShape" mc:Ignorable="w14 w15 w16se wp14">
+<w:hdr xmlns:wpc="http://schemas.microsoft.com/office/word/2010/wordprocessingCanvas" xmlns:cx="http://schemas.microsoft.com/office/drawing/2014/chartex" xmlns:mc="http://schemas.openxmlformats.org/markup-compatibility/2006" xmlns:o="urn:schemas-microsoft-com:office:office" xmlns:r="http://schemas.openxmlformats.org/officeDocument/2006/relationships" xmlns:m="http://schemas.openxmlformats.org/officeDocument/2006/math" xmlns:v="urn:schemas-microsoft-com:vml" xmlns:wp14="http://schemas.microsoft.com/office/word/2010/wordprocessingDrawing" xmlns:wp="http://schemas.openxmlformats.org/drawingml/2006/wordprocessingDrawing" xmlns:w10="urn:schemas-microsoft-com:office:word" xmlns:w="http://schemas.openxmlformats.org/wordprocessingml/2006/main" xmlns:w14="http://schemas.microsoft.com/office/word/2010/wordml" xmlns:w15="http://schemas.microsoft.com/office/word/2012/wordml" xmlns:w16se="http://schemas.microsoft.com/office/word/2015/wordml/symex" xmlns:wpg="http://schemas.microsoft.com/office/word/2010/wordprocessingGroup" xmlns:wpi="http://schemas.microsoft.com/office/word/2010/wordprocessingInk" xmlns:wne="http://schemas.microsoft.com/office/word/2006/wordml" xmlns:wps="http://schemas.microsoft.com/office/word/2010/wordprocessingShape" xmlns:a="http://schemas.openxmlformats.org/drawingml/2006/main" xmlns:adec="http://schemas.microsoft.com/office/drawing/2017/decorative" xmlns:pic="http://schemas.openxmlformats.org/drawingml/2006/picture" xmlns:a14="http://schemas.microsoft.com/office/drawing/2010/main" mc:Ignorable="w14 w15 w16se wp14">
   <w:p>
     <w:pPr>
       <w:pStyle w:val="Normal0"/>
@@ -28729,7 +29047,7 @@
         <w:ind w:left="720" w:hanging="360"/>
       </w:pPr>
       <w:rPr>
-        <w:rFonts w:ascii="Symbol" w:hAnsi="Symbol" w:hint="default"/>
+        <w:rFonts w:hint="default" w:ascii="Symbol" w:hAnsi="Symbol"/>
       </w:rPr>
     </w:lvl>
     <w:lvl w:ilvl="1" w:tplc="240A0003" w:tentative="1">
@@ -28741,7 +29059,7 @@
         <w:ind w:left="1440" w:hanging="360"/>
       </w:pPr>
       <w:rPr>
-        <w:rFonts w:ascii="Courier New" w:hAnsi="Courier New" w:cs="Courier New" w:hint="default"/>
+        <w:rFonts w:hint="default" w:ascii="Courier New" w:hAnsi="Courier New" w:cs="Courier New"/>
       </w:rPr>
     </w:lvl>
     <w:lvl w:ilvl="2" w:tplc="240A0005" w:tentative="1">
@@ -28753,7 +29071,7 @@
         <w:ind w:left="2160" w:hanging="360"/>
       </w:pPr>
       <w:rPr>
-        <w:rFonts w:ascii="Wingdings" w:hAnsi="Wingdings" w:hint="default"/>
+        <w:rFonts w:hint="default" w:ascii="Wingdings" w:hAnsi="Wingdings"/>
       </w:rPr>
     </w:lvl>
     <w:lvl w:ilvl="3" w:tplc="240A0001" w:tentative="1">
@@ -28765,7 +29083,7 @@
         <w:ind w:left="2880" w:hanging="360"/>
       </w:pPr>
       <w:rPr>
-        <w:rFonts w:ascii="Symbol" w:hAnsi="Symbol" w:hint="default"/>
+        <w:rFonts w:hint="default" w:ascii="Symbol" w:hAnsi="Symbol"/>
       </w:rPr>
     </w:lvl>
     <w:lvl w:ilvl="4" w:tplc="240A0003" w:tentative="1">
@@ -28777,7 +29095,7 @@
         <w:ind w:left="3600" w:hanging="360"/>
       </w:pPr>
       <w:rPr>
-        <w:rFonts w:ascii="Courier New" w:hAnsi="Courier New" w:cs="Courier New" w:hint="default"/>
+        <w:rFonts w:hint="default" w:ascii="Courier New" w:hAnsi="Courier New" w:cs="Courier New"/>
       </w:rPr>
     </w:lvl>
     <w:lvl w:ilvl="5" w:tplc="240A0005" w:tentative="1">
@@ -28789,7 +29107,7 @@
         <w:ind w:left="4320" w:hanging="360"/>
       </w:pPr>
       <w:rPr>
-        <w:rFonts w:ascii="Wingdings" w:hAnsi="Wingdings" w:hint="default"/>
+        <w:rFonts w:hint="default" w:ascii="Wingdings" w:hAnsi="Wingdings"/>
       </w:rPr>
     </w:lvl>
     <w:lvl w:ilvl="6" w:tplc="240A0001" w:tentative="1">
@@ -28801,7 +29119,7 @@
         <w:ind w:left="5040" w:hanging="360"/>
       </w:pPr>
       <w:rPr>
-        <w:rFonts w:ascii="Symbol" w:hAnsi="Symbol" w:hint="default"/>
+        <w:rFonts w:hint="default" w:ascii="Symbol" w:hAnsi="Symbol"/>
       </w:rPr>
     </w:lvl>
     <w:lvl w:ilvl="7" w:tplc="240A0003" w:tentative="1">
@@ -28813,7 +29131,7 @@
         <w:ind w:left="5760" w:hanging="360"/>
       </w:pPr>
       <w:rPr>
-        <w:rFonts w:ascii="Courier New" w:hAnsi="Courier New" w:cs="Courier New" w:hint="default"/>
+        <w:rFonts w:hint="default" w:ascii="Courier New" w:hAnsi="Courier New" w:cs="Courier New"/>
       </w:rPr>
     </w:lvl>
     <w:lvl w:ilvl="8" w:tplc="240A0005" w:tentative="1">
@@ -28825,7 +29143,7 @@
         <w:ind w:left="6480" w:hanging="360"/>
       </w:pPr>
       <w:rPr>
-        <w:rFonts w:ascii="Wingdings" w:hAnsi="Wingdings" w:hint="default"/>
+        <w:rFonts w:hint="default" w:ascii="Wingdings" w:hAnsi="Wingdings"/>
       </w:rPr>
     </w:lvl>
   </w:abstractNum>
@@ -28842,7 +29160,7 @@
         <w:ind w:left="720" w:hanging="360"/>
       </w:pPr>
       <w:rPr>
-        <w:rFonts w:ascii="Symbol" w:hAnsi="Symbol" w:hint="default"/>
+        <w:rFonts w:hint="default" w:ascii="Symbol" w:hAnsi="Symbol"/>
       </w:rPr>
     </w:lvl>
     <w:lvl w:ilvl="1" w:tplc="240A0003" w:tentative="1">
@@ -28854,7 +29172,7 @@
         <w:ind w:left="1440" w:hanging="360"/>
       </w:pPr>
       <w:rPr>
-        <w:rFonts w:ascii="Courier New" w:hAnsi="Courier New" w:cs="Courier New" w:hint="default"/>
+        <w:rFonts w:hint="default" w:ascii="Courier New" w:hAnsi="Courier New" w:cs="Courier New"/>
       </w:rPr>
     </w:lvl>
     <w:lvl w:ilvl="2" w:tplc="240A0005" w:tentative="1">
@@ -28866,7 +29184,7 @@
         <w:ind w:left="2160" w:hanging="360"/>
       </w:pPr>
       <w:rPr>
-        <w:rFonts w:ascii="Wingdings" w:hAnsi="Wingdings" w:hint="default"/>
+        <w:rFonts w:hint="default" w:ascii="Wingdings" w:hAnsi="Wingdings"/>
       </w:rPr>
     </w:lvl>
     <w:lvl w:ilvl="3" w:tplc="240A0001" w:tentative="1">
@@ -28878,7 +29196,7 @@
         <w:ind w:left="2880" w:hanging="360"/>
       </w:pPr>
       <w:rPr>
-        <w:rFonts w:ascii="Symbol" w:hAnsi="Symbol" w:hint="default"/>
+        <w:rFonts w:hint="default" w:ascii="Symbol" w:hAnsi="Symbol"/>
       </w:rPr>
     </w:lvl>
     <w:lvl w:ilvl="4" w:tplc="240A0003" w:tentative="1">
@@ -28890,7 +29208,7 @@
         <w:ind w:left="3600" w:hanging="360"/>
       </w:pPr>
       <w:rPr>
-        <w:rFonts w:ascii="Courier New" w:hAnsi="Courier New" w:cs="Courier New" w:hint="default"/>
+        <w:rFonts w:hint="default" w:ascii="Courier New" w:hAnsi="Courier New" w:cs="Courier New"/>
       </w:rPr>
     </w:lvl>
     <w:lvl w:ilvl="5" w:tplc="240A0005" w:tentative="1">
@@ -28902,7 +29220,7 @@
         <w:ind w:left="4320" w:hanging="360"/>
       </w:pPr>
       <w:rPr>
-        <w:rFonts w:ascii="Wingdings" w:hAnsi="Wingdings" w:hint="default"/>
+        <w:rFonts w:hint="default" w:ascii="Wingdings" w:hAnsi="Wingdings"/>
       </w:rPr>
     </w:lvl>
     <w:lvl w:ilvl="6" w:tplc="240A0001" w:tentative="1">
@@ -28914,7 +29232,7 @@
         <w:ind w:left="5040" w:hanging="360"/>
       </w:pPr>
       <w:rPr>
-        <w:rFonts w:ascii="Symbol" w:hAnsi="Symbol" w:hint="default"/>
+        <w:rFonts w:hint="default" w:ascii="Symbol" w:hAnsi="Symbol"/>
       </w:rPr>
     </w:lvl>
     <w:lvl w:ilvl="7" w:tplc="240A0003" w:tentative="1">
@@ -28926,7 +29244,7 @@
         <w:ind w:left="5760" w:hanging="360"/>
       </w:pPr>
       <w:rPr>
-        <w:rFonts w:ascii="Courier New" w:hAnsi="Courier New" w:cs="Courier New" w:hint="default"/>
+        <w:rFonts w:hint="default" w:ascii="Courier New" w:hAnsi="Courier New" w:cs="Courier New"/>
       </w:rPr>
     </w:lvl>
     <w:lvl w:ilvl="8" w:tplc="240A0005" w:tentative="1">
@@ -28938,7 +29256,7 @@
         <w:ind w:left="6480" w:hanging="360"/>
       </w:pPr>
       <w:rPr>
-        <w:rFonts w:ascii="Wingdings" w:hAnsi="Wingdings" w:hint="default"/>
+        <w:rFonts w:hint="default" w:ascii="Wingdings" w:hAnsi="Wingdings"/>
       </w:rPr>
     </w:lvl>
   </w:abstractNum>
@@ -28954,7 +29272,7 @@
         <w:ind w:left="720" w:hanging="360"/>
       </w:pPr>
       <w:rPr>
-        <w:rFonts w:ascii="Arial" w:eastAsia="Arial" w:hAnsi="Arial" w:cs="Arial" w:hint="default"/>
+        <w:rFonts w:hint="default" w:ascii="Arial" w:hAnsi="Arial" w:eastAsia="Arial" w:cs="Arial"/>
       </w:rPr>
     </w:lvl>
     <w:lvl w:ilvl="1" w:tplc="240A0003" w:tentative="1">
@@ -28966,7 +29284,7 @@
         <w:ind w:left="1440" w:hanging="360"/>
       </w:pPr>
       <w:rPr>
-        <w:rFonts w:ascii="Courier New" w:hAnsi="Courier New" w:cs="Courier New" w:hint="default"/>
+        <w:rFonts w:hint="default" w:ascii="Courier New" w:hAnsi="Courier New" w:cs="Courier New"/>
       </w:rPr>
     </w:lvl>
     <w:lvl w:ilvl="2" w:tplc="240A0005" w:tentative="1">
@@ -28978,7 +29296,7 @@
         <w:ind w:left="2160" w:hanging="360"/>
       </w:pPr>
       <w:rPr>
-        <w:rFonts w:ascii="Wingdings" w:hAnsi="Wingdings" w:hint="default"/>
+        <w:rFonts w:hint="default" w:ascii="Wingdings" w:hAnsi="Wingdings"/>
       </w:rPr>
     </w:lvl>
     <w:lvl w:ilvl="3" w:tplc="240A0001" w:tentative="1">
@@ -28990,7 +29308,7 @@
         <w:ind w:left="2880" w:hanging="360"/>
       </w:pPr>
       <w:rPr>
-        <w:rFonts w:ascii="Symbol" w:hAnsi="Symbol" w:hint="default"/>
+        <w:rFonts w:hint="default" w:ascii="Symbol" w:hAnsi="Symbol"/>
       </w:rPr>
     </w:lvl>
     <w:lvl w:ilvl="4" w:tplc="240A0003" w:tentative="1">
@@ -29002,7 +29320,7 @@
         <w:ind w:left="3600" w:hanging="360"/>
       </w:pPr>
       <w:rPr>
-        <w:rFonts w:ascii="Courier New" w:hAnsi="Courier New" w:cs="Courier New" w:hint="default"/>
+        <w:rFonts w:hint="default" w:ascii="Courier New" w:hAnsi="Courier New" w:cs="Courier New"/>
       </w:rPr>
     </w:lvl>
     <w:lvl w:ilvl="5" w:tplc="240A0005" w:tentative="1">
@@ -29014,7 +29332,7 @@
         <w:ind w:left="4320" w:hanging="360"/>
       </w:pPr>
       <w:rPr>
-        <w:rFonts w:ascii="Wingdings" w:hAnsi="Wingdings" w:hint="default"/>
+        <w:rFonts w:hint="default" w:ascii="Wingdings" w:hAnsi="Wingdings"/>
       </w:rPr>
     </w:lvl>
     <w:lvl w:ilvl="6" w:tplc="240A0001" w:tentative="1">
@@ -29026,7 +29344,7 @@
         <w:ind w:left="5040" w:hanging="360"/>
       </w:pPr>
       <w:rPr>
-        <w:rFonts w:ascii="Symbol" w:hAnsi="Symbol" w:hint="default"/>
+        <w:rFonts w:hint="default" w:ascii="Symbol" w:hAnsi="Symbol"/>
       </w:rPr>
     </w:lvl>
     <w:lvl w:ilvl="7" w:tplc="240A0003" w:tentative="1">
@@ -29038,7 +29356,7 @@
         <w:ind w:left="5760" w:hanging="360"/>
       </w:pPr>
       <w:rPr>
-        <w:rFonts w:ascii="Courier New" w:hAnsi="Courier New" w:cs="Courier New" w:hint="default"/>
+        <w:rFonts w:hint="default" w:ascii="Courier New" w:hAnsi="Courier New" w:cs="Courier New"/>
       </w:rPr>
     </w:lvl>
     <w:lvl w:ilvl="8" w:tplc="240A0005" w:tentative="1">
@@ -29050,7 +29368,7 @@
         <w:ind w:left="6480" w:hanging="360"/>
       </w:pPr>
       <w:rPr>
-        <w:rFonts w:ascii="Wingdings" w:hAnsi="Wingdings" w:hint="default"/>
+        <w:rFonts w:hint="default" w:ascii="Wingdings" w:hAnsi="Wingdings"/>
       </w:rPr>
     </w:lvl>
   </w:abstractNum>
@@ -29180,7 +29498,7 @@
         <w:ind w:left="720" w:hanging="360"/>
       </w:pPr>
       <w:rPr>
-        <w:rFonts w:ascii="Symbol" w:hAnsi="Symbol" w:hint="default"/>
+        <w:rFonts w:hint="default" w:ascii="Symbol" w:hAnsi="Symbol"/>
       </w:rPr>
     </w:lvl>
     <w:lvl w:ilvl="1" w:tplc="240A0003" w:tentative="1">
@@ -29192,7 +29510,7 @@
         <w:ind w:left="1440" w:hanging="360"/>
       </w:pPr>
       <w:rPr>
-        <w:rFonts w:ascii="Courier New" w:hAnsi="Courier New" w:cs="Courier New" w:hint="default"/>
+        <w:rFonts w:hint="default" w:ascii="Courier New" w:hAnsi="Courier New" w:cs="Courier New"/>
       </w:rPr>
     </w:lvl>
     <w:lvl w:ilvl="2" w:tplc="240A0005" w:tentative="1">
@@ -29204,7 +29522,7 @@
         <w:ind w:left="2160" w:hanging="360"/>
       </w:pPr>
       <w:rPr>
-        <w:rFonts w:ascii="Wingdings" w:hAnsi="Wingdings" w:hint="default"/>
+        <w:rFonts w:hint="default" w:ascii="Wingdings" w:hAnsi="Wingdings"/>
       </w:rPr>
     </w:lvl>
     <w:lvl w:ilvl="3" w:tplc="240A0001" w:tentative="1">
@@ -29216,7 +29534,7 @@
         <w:ind w:left="2880" w:hanging="360"/>
       </w:pPr>
       <w:rPr>
-        <w:rFonts w:ascii="Symbol" w:hAnsi="Symbol" w:hint="default"/>
+        <w:rFonts w:hint="default" w:ascii="Symbol" w:hAnsi="Symbol"/>
       </w:rPr>
     </w:lvl>
     <w:lvl w:ilvl="4" w:tplc="240A0003" w:tentative="1">
@@ -29228,7 +29546,7 @@
         <w:ind w:left="3600" w:hanging="360"/>
       </w:pPr>
       <w:rPr>
-        <w:rFonts w:ascii="Courier New" w:hAnsi="Courier New" w:cs="Courier New" w:hint="default"/>
+        <w:rFonts w:hint="default" w:ascii="Courier New" w:hAnsi="Courier New" w:cs="Courier New"/>
       </w:rPr>
     </w:lvl>
     <w:lvl w:ilvl="5" w:tplc="240A0005" w:tentative="1">
@@ -29240,7 +29558,7 @@
         <w:ind w:left="4320" w:hanging="360"/>
       </w:pPr>
       <w:rPr>
-        <w:rFonts w:ascii="Wingdings" w:hAnsi="Wingdings" w:hint="default"/>
+        <w:rFonts w:hint="default" w:ascii="Wingdings" w:hAnsi="Wingdings"/>
       </w:rPr>
     </w:lvl>
     <w:lvl w:ilvl="6" w:tplc="240A0001" w:tentative="1">
@@ -29252,7 +29570,7 @@
         <w:ind w:left="5040" w:hanging="360"/>
       </w:pPr>
       <w:rPr>
-        <w:rFonts w:ascii="Symbol" w:hAnsi="Symbol" w:hint="default"/>
+        <w:rFonts w:hint="default" w:ascii="Symbol" w:hAnsi="Symbol"/>
       </w:rPr>
     </w:lvl>
     <w:lvl w:ilvl="7" w:tplc="240A0003" w:tentative="1">
@@ -29264,7 +29582,7 @@
         <w:ind w:left="5760" w:hanging="360"/>
       </w:pPr>
       <w:rPr>
-        <w:rFonts w:ascii="Courier New" w:hAnsi="Courier New" w:cs="Courier New" w:hint="default"/>
+        <w:rFonts w:hint="default" w:ascii="Courier New" w:hAnsi="Courier New" w:cs="Courier New"/>
       </w:rPr>
     </w:lvl>
     <w:lvl w:ilvl="8" w:tplc="240A0005" w:tentative="1">
@@ -29276,7 +29594,7 @@
         <w:ind w:left="6480" w:hanging="360"/>
       </w:pPr>
       <w:rPr>
-        <w:rFonts w:ascii="Wingdings" w:hAnsi="Wingdings" w:hint="default"/>
+        <w:rFonts w:hint="default" w:ascii="Wingdings" w:hAnsi="Wingdings"/>
       </w:rPr>
     </w:lvl>
   </w:abstractNum>
@@ -29293,7 +29611,7 @@
         <w:ind w:left="720" w:hanging="360"/>
       </w:pPr>
       <w:rPr>
-        <w:rFonts w:ascii="Symbol" w:hAnsi="Symbol" w:hint="default"/>
+        <w:rFonts w:hint="default" w:ascii="Symbol" w:hAnsi="Symbol"/>
       </w:rPr>
     </w:lvl>
     <w:lvl w:ilvl="1" w:tplc="240A0003" w:tentative="1">
@@ -29305,7 +29623,7 @@
         <w:ind w:left="1440" w:hanging="360"/>
       </w:pPr>
       <w:rPr>
-        <w:rFonts w:ascii="Courier New" w:hAnsi="Courier New" w:cs="Courier New" w:hint="default"/>
+        <w:rFonts w:hint="default" w:ascii="Courier New" w:hAnsi="Courier New" w:cs="Courier New"/>
       </w:rPr>
     </w:lvl>
     <w:lvl w:ilvl="2" w:tplc="240A0005" w:tentative="1">
@@ -29317,7 +29635,7 @@
         <w:ind w:left="2160" w:hanging="360"/>
       </w:pPr>
       <w:rPr>
-        <w:rFonts w:ascii="Wingdings" w:hAnsi="Wingdings" w:hint="default"/>
+        <w:rFonts w:hint="default" w:ascii="Wingdings" w:hAnsi="Wingdings"/>
       </w:rPr>
     </w:lvl>
     <w:lvl w:ilvl="3" w:tplc="240A0001" w:tentative="1">
@@ -29329,7 +29647,7 @@
         <w:ind w:left="2880" w:hanging="360"/>
       </w:pPr>
       <w:rPr>
-        <w:rFonts w:ascii="Symbol" w:hAnsi="Symbol" w:hint="default"/>
+        <w:rFonts w:hint="default" w:ascii="Symbol" w:hAnsi="Symbol"/>
       </w:rPr>
     </w:lvl>
     <w:lvl w:ilvl="4" w:tplc="240A0003" w:tentative="1">
@@ -29341,7 +29659,7 @@
         <w:ind w:left="3600" w:hanging="360"/>
       </w:pPr>
       <w:rPr>
-        <w:rFonts w:ascii="Courier New" w:hAnsi="Courier New" w:cs="Courier New" w:hint="default"/>
+        <w:rFonts w:hint="default" w:ascii="Courier New" w:hAnsi="Courier New" w:cs="Courier New"/>
       </w:rPr>
     </w:lvl>
     <w:lvl w:ilvl="5" w:tplc="240A0005" w:tentative="1">
@@ -29353,7 +29671,7 @@
         <w:ind w:left="4320" w:hanging="360"/>
       </w:pPr>
       <w:rPr>
-        <w:rFonts w:ascii="Wingdings" w:hAnsi="Wingdings" w:hint="default"/>
+        <w:rFonts w:hint="default" w:ascii="Wingdings" w:hAnsi="Wingdings"/>
       </w:rPr>
     </w:lvl>
     <w:lvl w:ilvl="6" w:tplc="240A0001" w:tentative="1">
@@ -29365,7 +29683,7 @@
         <w:ind w:left="5040" w:hanging="360"/>
       </w:pPr>
       <w:rPr>
-        <w:rFonts w:ascii="Symbol" w:hAnsi="Symbol" w:hint="default"/>
+        <w:rFonts w:hint="default" w:ascii="Symbol" w:hAnsi="Symbol"/>
       </w:rPr>
     </w:lvl>
     <w:lvl w:ilvl="7" w:tplc="240A0003" w:tentative="1">
@@ -29377,7 +29695,7 @@
         <w:ind w:left="5760" w:hanging="360"/>
       </w:pPr>
       <w:rPr>
-        <w:rFonts w:ascii="Courier New" w:hAnsi="Courier New" w:cs="Courier New" w:hint="default"/>
+        <w:rFonts w:hint="default" w:ascii="Courier New" w:hAnsi="Courier New" w:cs="Courier New"/>
       </w:rPr>
     </w:lvl>
     <w:lvl w:ilvl="8" w:tplc="240A0005" w:tentative="1">
@@ -29389,7 +29707,7 @@
         <w:ind w:left="6480" w:hanging="360"/>
       </w:pPr>
       <w:rPr>
-        <w:rFonts w:ascii="Wingdings" w:hAnsi="Wingdings" w:hint="default"/>
+        <w:rFonts w:hint="default" w:ascii="Wingdings" w:hAnsi="Wingdings"/>
       </w:rPr>
     </w:lvl>
   </w:abstractNum>
@@ -29405,7 +29723,7 @@
         <w:ind w:left="720" w:hanging="360"/>
       </w:pPr>
       <w:rPr>
-        <w:rFonts w:ascii="Arial" w:eastAsia="Arial" w:hAnsi="Arial" w:cs="Arial" w:hint="default"/>
+        <w:rFonts w:hint="default" w:ascii="Arial" w:hAnsi="Arial" w:eastAsia="Arial" w:cs="Arial"/>
       </w:rPr>
     </w:lvl>
     <w:lvl w:ilvl="1" w:tplc="FFFFFFFF" w:tentative="1">
@@ -29417,7 +29735,7 @@
         <w:ind w:left="1440" w:hanging="360"/>
       </w:pPr>
       <w:rPr>
-        <w:rFonts w:ascii="Courier New" w:hAnsi="Courier New" w:cs="Courier New" w:hint="default"/>
+        <w:rFonts w:hint="default" w:ascii="Courier New" w:hAnsi="Courier New" w:cs="Courier New"/>
       </w:rPr>
     </w:lvl>
     <w:lvl w:ilvl="2" w:tplc="FFFFFFFF" w:tentative="1">
@@ -29429,7 +29747,7 @@
         <w:ind w:left="2160" w:hanging="360"/>
       </w:pPr>
       <w:rPr>
-        <w:rFonts w:ascii="Wingdings" w:hAnsi="Wingdings" w:hint="default"/>
+        <w:rFonts w:hint="default" w:ascii="Wingdings" w:hAnsi="Wingdings"/>
       </w:rPr>
     </w:lvl>
     <w:lvl w:ilvl="3" w:tplc="FFFFFFFF" w:tentative="1">
@@ -29441,7 +29759,7 @@
         <w:ind w:left="2880" w:hanging="360"/>
       </w:pPr>
       <w:rPr>
-        <w:rFonts w:ascii="Symbol" w:hAnsi="Symbol" w:hint="default"/>
+        <w:rFonts w:hint="default" w:ascii="Symbol" w:hAnsi="Symbol"/>
       </w:rPr>
     </w:lvl>
     <w:lvl w:ilvl="4" w:tplc="FFFFFFFF" w:tentative="1">
@@ -29453,7 +29771,7 @@
         <w:ind w:left="3600" w:hanging="360"/>
       </w:pPr>
       <w:rPr>
-        <w:rFonts w:ascii="Courier New" w:hAnsi="Courier New" w:cs="Courier New" w:hint="default"/>
+        <w:rFonts w:hint="default" w:ascii="Courier New" w:hAnsi="Courier New" w:cs="Courier New"/>
       </w:rPr>
     </w:lvl>
     <w:lvl w:ilvl="5" w:tplc="FFFFFFFF" w:tentative="1">
@@ -29465,7 +29783,7 @@
         <w:ind w:left="4320" w:hanging="360"/>
       </w:pPr>
       <w:rPr>
-        <w:rFonts w:ascii="Wingdings" w:hAnsi="Wingdings" w:hint="default"/>
+        <w:rFonts w:hint="default" w:ascii="Wingdings" w:hAnsi="Wingdings"/>
       </w:rPr>
     </w:lvl>
     <w:lvl w:ilvl="6" w:tplc="FFFFFFFF" w:tentative="1">
@@ -29477,7 +29795,7 @@
         <w:ind w:left="5040" w:hanging="360"/>
       </w:pPr>
       <w:rPr>
-        <w:rFonts w:ascii="Symbol" w:hAnsi="Symbol" w:hint="default"/>
+        <w:rFonts w:hint="default" w:ascii="Symbol" w:hAnsi="Symbol"/>
       </w:rPr>
     </w:lvl>
     <w:lvl w:ilvl="7" w:tplc="FFFFFFFF" w:tentative="1">
@@ -29489,7 +29807,7 @@
         <w:ind w:left="5760" w:hanging="360"/>
       </w:pPr>
       <w:rPr>
-        <w:rFonts w:ascii="Courier New" w:hAnsi="Courier New" w:cs="Courier New" w:hint="default"/>
+        <w:rFonts w:hint="default" w:ascii="Courier New" w:hAnsi="Courier New" w:cs="Courier New"/>
       </w:rPr>
     </w:lvl>
     <w:lvl w:ilvl="8" w:tplc="FFFFFFFF" w:tentative="1">
@@ -29501,7 +29819,7 @@
         <w:ind w:left="6480" w:hanging="360"/>
       </w:pPr>
       <w:rPr>
-        <w:rFonts w:ascii="Wingdings" w:hAnsi="Wingdings" w:hint="default"/>
+        <w:rFonts w:hint="default" w:ascii="Wingdings" w:hAnsi="Wingdings"/>
       </w:rPr>
     </w:lvl>
   </w:abstractNum>
@@ -29518,7 +29836,7 @@
         <w:ind w:left="720" w:hanging="360"/>
       </w:pPr>
       <w:rPr>
-        <w:rFonts w:ascii="Symbol" w:hAnsi="Symbol" w:hint="default"/>
+        <w:rFonts w:hint="default" w:ascii="Symbol" w:hAnsi="Symbol"/>
       </w:rPr>
     </w:lvl>
     <w:lvl w:ilvl="1" w:tplc="240A0003" w:tentative="1">
@@ -29530,7 +29848,7 @@
         <w:ind w:left="1440" w:hanging="360"/>
       </w:pPr>
       <w:rPr>
-        <w:rFonts w:ascii="Courier New" w:hAnsi="Courier New" w:cs="Courier New" w:hint="default"/>
+        <w:rFonts w:hint="default" w:ascii="Courier New" w:hAnsi="Courier New" w:cs="Courier New"/>
       </w:rPr>
     </w:lvl>
     <w:lvl w:ilvl="2" w:tplc="240A0005" w:tentative="1">
@@ -29542,7 +29860,7 @@
         <w:ind w:left="2160" w:hanging="360"/>
       </w:pPr>
       <w:rPr>
-        <w:rFonts w:ascii="Wingdings" w:hAnsi="Wingdings" w:hint="default"/>
+        <w:rFonts w:hint="default" w:ascii="Wingdings" w:hAnsi="Wingdings"/>
       </w:rPr>
     </w:lvl>
     <w:lvl w:ilvl="3" w:tplc="240A0001" w:tentative="1">
@@ -29554,7 +29872,7 @@
         <w:ind w:left="2880" w:hanging="360"/>
       </w:pPr>
       <w:rPr>
-        <w:rFonts w:ascii="Symbol" w:hAnsi="Symbol" w:hint="default"/>
+        <w:rFonts w:hint="default" w:ascii="Symbol" w:hAnsi="Symbol"/>
       </w:rPr>
     </w:lvl>
     <w:lvl w:ilvl="4" w:tplc="240A0003" w:tentative="1">
@@ -29566,7 +29884,7 @@
         <w:ind w:left="3600" w:hanging="360"/>
       </w:pPr>
       <w:rPr>
-        <w:rFonts w:ascii="Courier New" w:hAnsi="Courier New" w:cs="Courier New" w:hint="default"/>
+        <w:rFonts w:hint="default" w:ascii="Courier New" w:hAnsi="Courier New" w:cs="Courier New"/>
       </w:rPr>
     </w:lvl>
     <w:lvl w:ilvl="5" w:tplc="240A0005" w:tentative="1">
@@ -29578,7 +29896,7 @@
         <w:ind w:left="4320" w:hanging="360"/>
       </w:pPr>
       <w:rPr>
-        <w:rFonts w:ascii="Wingdings" w:hAnsi="Wingdings" w:hint="default"/>
+        <w:rFonts w:hint="default" w:ascii="Wingdings" w:hAnsi="Wingdings"/>
       </w:rPr>
     </w:lvl>
     <w:lvl w:ilvl="6" w:tplc="240A0001" w:tentative="1">
@@ -29590,7 +29908,7 @@
         <w:ind w:left="5040" w:hanging="360"/>
       </w:pPr>
       <w:rPr>
-        <w:rFonts w:ascii="Symbol" w:hAnsi="Symbol" w:hint="default"/>
+        <w:rFonts w:hint="default" w:ascii="Symbol" w:hAnsi="Symbol"/>
       </w:rPr>
     </w:lvl>
     <w:lvl w:ilvl="7" w:tplc="240A0003" w:tentative="1">
@@ -29602,7 +29920,7 @@
         <w:ind w:left="5760" w:hanging="360"/>
       </w:pPr>
       <w:rPr>
-        <w:rFonts w:ascii="Courier New" w:hAnsi="Courier New" w:cs="Courier New" w:hint="default"/>
+        <w:rFonts w:hint="default" w:ascii="Courier New" w:hAnsi="Courier New" w:cs="Courier New"/>
       </w:rPr>
     </w:lvl>
     <w:lvl w:ilvl="8" w:tplc="240A0005" w:tentative="1">
@@ -29614,7 +29932,7 @@
         <w:ind w:left="6480" w:hanging="360"/>
       </w:pPr>
       <w:rPr>
-        <w:rFonts w:ascii="Wingdings" w:hAnsi="Wingdings" w:hint="default"/>
+        <w:rFonts w:hint="default" w:ascii="Wingdings" w:hAnsi="Wingdings"/>
       </w:rPr>
     </w:lvl>
   </w:abstractNum>
@@ -29631,7 +29949,7 @@
         <w:ind w:left="720" w:hanging="360"/>
       </w:pPr>
       <w:rPr>
-        <w:rFonts w:ascii="Symbol" w:hAnsi="Symbol" w:hint="default"/>
+        <w:rFonts w:hint="default" w:ascii="Symbol" w:hAnsi="Symbol"/>
       </w:rPr>
     </w:lvl>
     <w:lvl w:ilvl="1" w:tplc="240A0003" w:tentative="1">
@@ -29643,7 +29961,7 @@
         <w:ind w:left="1440" w:hanging="360"/>
       </w:pPr>
       <w:rPr>
-        <w:rFonts w:ascii="Courier New" w:hAnsi="Courier New" w:cs="Courier New" w:hint="default"/>
+        <w:rFonts w:hint="default" w:ascii="Courier New" w:hAnsi="Courier New" w:cs="Courier New"/>
       </w:rPr>
     </w:lvl>
     <w:lvl w:ilvl="2" w:tplc="240A0005" w:tentative="1">
@@ -29655,7 +29973,7 @@
         <w:ind w:left="2160" w:hanging="360"/>
       </w:pPr>
       <w:rPr>
-        <w:rFonts w:ascii="Wingdings" w:hAnsi="Wingdings" w:hint="default"/>
+        <w:rFonts w:hint="default" w:ascii="Wingdings" w:hAnsi="Wingdings"/>
       </w:rPr>
     </w:lvl>
     <w:lvl w:ilvl="3" w:tplc="240A0001" w:tentative="1">
@@ -29667,7 +29985,7 @@
         <w:ind w:left="2880" w:hanging="360"/>
       </w:pPr>
       <w:rPr>
-        <w:rFonts w:ascii="Symbol" w:hAnsi="Symbol" w:hint="default"/>
+        <w:rFonts w:hint="default" w:ascii="Symbol" w:hAnsi="Symbol"/>
       </w:rPr>
     </w:lvl>
     <w:lvl w:ilvl="4" w:tplc="240A0003" w:tentative="1">
@@ -29679,7 +29997,7 @@
         <w:ind w:left="3600" w:hanging="360"/>
       </w:pPr>
       <w:rPr>
-        <w:rFonts w:ascii="Courier New" w:hAnsi="Courier New" w:cs="Courier New" w:hint="default"/>
+        <w:rFonts w:hint="default" w:ascii="Courier New" w:hAnsi="Courier New" w:cs="Courier New"/>
       </w:rPr>
     </w:lvl>
     <w:lvl w:ilvl="5" w:tplc="240A0005" w:tentative="1">
@@ -29691,7 +30009,7 @@
         <w:ind w:left="4320" w:hanging="360"/>
       </w:pPr>
       <w:rPr>
-        <w:rFonts w:ascii="Wingdings" w:hAnsi="Wingdings" w:hint="default"/>
+        <w:rFonts w:hint="default" w:ascii="Wingdings" w:hAnsi="Wingdings"/>
       </w:rPr>
     </w:lvl>
     <w:lvl w:ilvl="6" w:tplc="240A0001" w:tentative="1">
@@ -29703,7 +30021,7 @@
         <w:ind w:left="5040" w:hanging="360"/>
       </w:pPr>
       <w:rPr>
-        <w:rFonts w:ascii="Symbol" w:hAnsi="Symbol" w:hint="default"/>
+        <w:rFonts w:hint="default" w:ascii="Symbol" w:hAnsi="Symbol"/>
       </w:rPr>
     </w:lvl>
     <w:lvl w:ilvl="7" w:tplc="240A0003" w:tentative="1">
@@ -29715,7 +30033,7 @@
         <w:ind w:left="5760" w:hanging="360"/>
       </w:pPr>
       <w:rPr>
-        <w:rFonts w:ascii="Courier New" w:hAnsi="Courier New" w:cs="Courier New" w:hint="default"/>
+        <w:rFonts w:hint="default" w:ascii="Courier New" w:hAnsi="Courier New" w:cs="Courier New"/>
       </w:rPr>
     </w:lvl>
     <w:lvl w:ilvl="8" w:tplc="240A0005" w:tentative="1">
@@ -29727,7 +30045,7 @@
         <w:ind w:left="6480" w:hanging="360"/>
       </w:pPr>
       <w:rPr>
-        <w:rFonts w:ascii="Wingdings" w:hAnsi="Wingdings" w:hint="default"/>
+        <w:rFonts w:hint="default" w:ascii="Wingdings" w:hAnsi="Wingdings"/>
       </w:rPr>
     </w:lvl>
   </w:abstractNum>
@@ -30150,7 +30468,7 @@
         <w:ind w:left="720" w:hanging="360"/>
       </w:pPr>
       <w:rPr>
-        <w:rFonts w:ascii="Symbol" w:hAnsi="Symbol" w:hint="default"/>
+        <w:rFonts w:hint="default" w:ascii="Symbol" w:hAnsi="Symbol"/>
       </w:rPr>
     </w:lvl>
     <w:lvl w:ilvl="1" w:tplc="240A0003" w:tentative="1">
@@ -30162,7 +30480,7 @@
         <w:ind w:left="1440" w:hanging="360"/>
       </w:pPr>
       <w:rPr>
-        <w:rFonts w:ascii="Courier New" w:hAnsi="Courier New" w:cs="Courier New" w:hint="default"/>
+        <w:rFonts w:hint="default" w:ascii="Courier New" w:hAnsi="Courier New" w:cs="Courier New"/>
       </w:rPr>
     </w:lvl>
     <w:lvl w:ilvl="2" w:tplc="240A0005" w:tentative="1">
@@ -30174,7 +30492,7 @@
         <w:ind w:left="2160" w:hanging="360"/>
       </w:pPr>
       <w:rPr>
-        <w:rFonts w:ascii="Wingdings" w:hAnsi="Wingdings" w:hint="default"/>
+        <w:rFonts w:hint="default" w:ascii="Wingdings" w:hAnsi="Wingdings"/>
       </w:rPr>
     </w:lvl>
     <w:lvl w:ilvl="3" w:tplc="240A0001" w:tentative="1">
@@ -30186,7 +30504,7 @@
         <w:ind w:left="2880" w:hanging="360"/>
       </w:pPr>
       <w:rPr>
-        <w:rFonts w:ascii="Symbol" w:hAnsi="Symbol" w:hint="default"/>
+        <w:rFonts w:hint="default" w:ascii="Symbol" w:hAnsi="Symbol"/>
       </w:rPr>
     </w:lvl>
     <w:lvl w:ilvl="4" w:tplc="240A0003" w:tentative="1">
@@ -30198,7 +30516,7 @@
         <w:ind w:left="3600" w:hanging="360"/>
       </w:pPr>
       <w:rPr>
-        <w:rFonts w:ascii="Courier New" w:hAnsi="Courier New" w:cs="Courier New" w:hint="default"/>
+        <w:rFonts w:hint="default" w:ascii="Courier New" w:hAnsi="Courier New" w:cs="Courier New"/>
       </w:rPr>
     </w:lvl>
     <w:lvl w:ilvl="5" w:tplc="240A0005" w:tentative="1">
@@ -30210,7 +30528,7 @@
         <w:ind w:left="4320" w:hanging="360"/>
       </w:pPr>
       <w:rPr>
-        <w:rFonts w:ascii="Wingdings" w:hAnsi="Wingdings" w:hint="default"/>
+        <w:rFonts w:hint="default" w:ascii="Wingdings" w:hAnsi="Wingdings"/>
       </w:rPr>
     </w:lvl>
     <w:lvl w:ilvl="6" w:tplc="240A0001" w:tentative="1">
@@ -30222,7 +30540,7 @@
         <w:ind w:left="5040" w:hanging="360"/>
       </w:pPr>
       <w:rPr>
-        <w:rFonts w:ascii="Symbol" w:hAnsi="Symbol" w:hint="default"/>
+        <w:rFonts w:hint="default" w:ascii="Symbol" w:hAnsi="Symbol"/>
       </w:rPr>
     </w:lvl>
     <w:lvl w:ilvl="7" w:tplc="240A0003" w:tentative="1">
@@ -30234,7 +30552,7 @@
         <w:ind w:left="5760" w:hanging="360"/>
       </w:pPr>
       <w:rPr>
-        <w:rFonts w:ascii="Courier New" w:hAnsi="Courier New" w:cs="Courier New" w:hint="default"/>
+        <w:rFonts w:hint="default" w:ascii="Courier New" w:hAnsi="Courier New" w:cs="Courier New"/>
       </w:rPr>
     </w:lvl>
     <w:lvl w:ilvl="8" w:tplc="240A0005" w:tentative="1">
@@ -30246,7 +30564,7 @@
         <w:ind w:left="6480" w:hanging="360"/>
       </w:pPr>
       <w:rPr>
-        <w:rFonts w:ascii="Wingdings" w:hAnsi="Wingdings" w:hint="default"/>
+        <w:rFonts w:hint="default" w:ascii="Wingdings" w:hAnsi="Wingdings"/>
       </w:rPr>
     </w:lvl>
   </w:abstractNum>
@@ -30348,7 +30666,7 @@
         <w:ind w:left="720" w:hanging="360"/>
       </w:pPr>
       <w:rPr>
-        <w:rFonts w:ascii="Arial" w:eastAsia="Arial" w:hAnsi="Arial" w:cs="Arial" w:hint="default"/>
+        <w:rFonts w:hint="default" w:ascii="Arial" w:hAnsi="Arial" w:eastAsia="Arial" w:cs="Arial"/>
       </w:rPr>
     </w:lvl>
     <w:lvl w:ilvl="1" w:tplc="240A0003" w:tentative="1">
@@ -30360,7 +30678,7 @@
         <w:ind w:left="1440" w:hanging="360"/>
       </w:pPr>
       <w:rPr>
-        <w:rFonts w:ascii="Courier New" w:hAnsi="Courier New" w:cs="Courier New" w:hint="default"/>
+        <w:rFonts w:hint="default" w:ascii="Courier New" w:hAnsi="Courier New" w:cs="Courier New"/>
       </w:rPr>
     </w:lvl>
     <w:lvl w:ilvl="2" w:tplc="240A0005" w:tentative="1">
@@ -30372,7 +30690,7 @@
         <w:ind w:left="2160" w:hanging="360"/>
       </w:pPr>
       <w:rPr>
-        <w:rFonts w:ascii="Wingdings" w:hAnsi="Wingdings" w:hint="default"/>
+        <w:rFonts w:hint="default" w:ascii="Wingdings" w:hAnsi="Wingdings"/>
       </w:rPr>
     </w:lvl>
     <w:lvl w:ilvl="3" w:tplc="240A0001" w:tentative="1">
@@ -30384,7 +30702,7 @@
         <w:ind w:left="2880" w:hanging="360"/>
       </w:pPr>
       <w:rPr>
-        <w:rFonts w:ascii="Symbol" w:hAnsi="Symbol" w:hint="default"/>
+        <w:rFonts w:hint="default" w:ascii="Symbol" w:hAnsi="Symbol"/>
       </w:rPr>
     </w:lvl>
     <w:lvl w:ilvl="4" w:tplc="240A0003" w:tentative="1">
@@ -30396,7 +30714,7 @@
         <w:ind w:left="3600" w:hanging="360"/>
       </w:pPr>
       <w:rPr>
-        <w:rFonts w:ascii="Courier New" w:hAnsi="Courier New" w:cs="Courier New" w:hint="default"/>
+        <w:rFonts w:hint="default" w:ascii="Courier New" w:hAnsi="Courier New" w:cs="Courier New"/>
       </w:rPr>
     </w:lvl>
     <w:lvl w:ilvl="5" w:tplc="240A0005" w:tentative="1">
@@ -30408,7 +30726,7 @@
         <w:ind w:left="4320" w:hanging="360"/>
       </w:pPr>
       <w:rPr>
-        <w:rFonts w:ascii="Wingdings" w:hAnsi="Wingdings" w:hint="default"/>
+        <w:rFonts w:hint="default" w:ascii="Wingdings" w:hAnsi="Wingdings"/>
       </w:rPr>
     </w:lvl>
     <w:lvl w:ilvl="6" w:tplc="240A0001" w:tentative="1">
@@ -30420,7 +30738,7 @@
         <w:ind w:left="5040" w:hanging="360"/>
       </w:pPr>
       <w:rPr>
-        <w:rFonts w:ascii="Symbol" w:hAnsi="Symbol" w:hint="default"/>
+        <w:rFonts w:hint="default" w:ascii="Symbol" w:hAnsi="Symbol"/>
       </w:rPr>
     </w:lvl>
     <w:lvl w:ilvl="7" w:tplc="240A0003" w:tentative="1">
@@ -30432,7 +30750,7 @@
         <w:ind w:left="5760" w:hanging="360"/>
       </w:pPr>
       <w:rPr>
-        <w:rFonts w:ascii="Courier New" w:hAnsi="Courier New" w:cs="Courier New" w:hint="default"/>
+        <w:rFonts w:hint="default" w:ascii="Courier New" w:hAnsi="Courier New" w:cs="Courier New"/>
       </w:rPr>
     </w:lvl>
     <w:lvl w:ilvl="8" w:tplc="240A0005" w:tentative="1">
@@ -30444,7 +30762,7 @@
         <w:ind w:left="6480" w:hanging="360"/>
       </w:pPr>
       <w:rPr>
-        <w:rFonts w:ascii="Wingdings" w:hAnsi="Wingdings" w:hint="default"/>
+        <w:rFonts w:hint="default" w:ascii="Wingdings" w:hAnsi="Wingdings"/>
       </w:rPr>
     </w:lvl>
   </w:abstractNum>
@@ -30460,7 +30778,7 @@
         <w:ind w:left="720" w:hanging="360"/>
       </w:pPr>
       <w:rPr>
-        <w:rFonts w:ascii="Arial" w:eastAsia="Arial" w:hAnsi="Arial" w:cs="Arial" w:hint="default"/>
+        <w:rFonts w:hint="default" w:ascii="Arial" w:hAnsi="Arial" w:eastAsia="Arial" w:cs="Arial"/>
       </w:rPr>
     </w:lvl>
     <w:lvl w:ilvl="1" w:tplc="240A0003" w:tentative="1">
@@ -30472,7 +30790,7 @@
         <w:ind w:left="1440" w:hanging="360"/>
       </w:pPr>
       <w:rPr>
-        <w:rFonts w:ascii="Courier New" w:hAnsi="Courier New" w:cs="Courier New" w:hint="default"/>
+        <w:rFonts w:hint="default" w:ascii="Courier New" w:hAnsi="Courier New" w:cs="Courier New"/>
       </w:rPr>
     </w:lvl>
     <w:lvl w:ilvl="2" w:tplc="240A0005" w:tentative="1">
@@ -30484,7 +30802,7 @@
         <w:ind w:left="2160" w:hanging="360"/>
       </w:pPr>
       <w:rPr>
-        <w:rFonts w:ascii="Wingdings" w:hAnsi="Wingdings" w:hint="default"/>
+        <w:rFonts w:hint="default" w:ascii="Wingdings" w:hAnsi="Wingdings"/>
       </w:rPr>
     </w:lvl>
     <w:lvl w:ilvl="3" w:tplc="240A0001" w:tentative="1">
@@ -30496,7 +30814,7 @@
         <w:ind w:left="2880" w:hanging="360"/>
       </w:pPr>
       <w:rPr>
-        <w:rFonts w:ascii="Symbol" w:hAnsi="Symbol" w:hint="default"/>
+        <w:rFonts w:hint="default" w:ascii="Symbol" w:hAnsi="Symbol"/>
       </w:rPr>
     </w:lvl>
     <w:lvl w:ilvl="4" w:tplc="240A0003" w:tentative="1">
@@ -30508,7 +30826,7 @@
         <w:ind w:left="3600" w:hanging="360"/>
       </w:pPr>
       <w:rPr>
-        <w:rFonts w:ascii="Courier New" w:hAnsi="Courier New" w:cs="Courier New" w:hint="default"/>
+        <w:rFonts w:hint="default" w:ascii="Courier New" w:hAnsi="Courier New" w:cs="Courier New"/>
       </w:rPr>
     </w:lvl>
     <w:lvl w:ilvl="5" w:tplc="240A0005" w:tentative="1">
@@ -30520,7 +30838,7 @@
         <w:ind w:left="4320" w:hanging="360"/>
       </w:pPr>
       <w:rPr>
-        <w:rFonts w:ascii="Wingdings" w:hAnsi="Wingdings" w:hint="default"/>
+        <w:rFonts w:hint="default" w:ascii="Wingdings" w:hAnsi="Wingdings"/>
       </w:rPr>
     </w:lvl>
     <w:lvl w:ilvl="6" w:tplc="240A0001" w:tentative="1">
@@ -30532,7 +30850,7 @@
         <w:ind w:left="5040" w:hanging="360"/>
       </w:pPr>
       <w:rPr>
-        <w:rFonts w:ascii="Symbol" w:hAnsi="Symbol" w:hint="default"/>
+        <w:rFonts w:hint="default" w:ascii="Symbol" w:hAnsi="Symbol"/>
       </w:rPr>
     </w:lvl>
     <w:lvl w:ilvl="7" w:tplc="240A0003" w:tentative="1">
@@ -30544,7 +30862,7 @@
         <w:ind w:left="5760" w:hanging="360"/>
       </w:pPr>
       <w:rPr>
-        <w:rFonts w:ascii="Courier New" w:hAnsi="Courier New" w:cs="Courier New" w:hint="default"/>
+        <w:rFonts w:hint="default" w:ascii="Courier New" w:hAnsi="Courier New" w:cs="Courier New"/>
       </w:rPr>
     </w:lvl>
     <w:lvl w:ilvl="8" w:tplc="240A0005" w:tentative="1">
@@ -30556,7 +30874,7 @@
         <w:ind w:left="6480" w:hanging="360"/>
       </w:pPr>
       <w:rPr>
-        <w:rFonts w:ascii="Wingdings" w:hAnsi="Wingdings" w:hint="default"/>
+        <w:rFonts w:hint="default" w:ascii="Wingdings" w:hAnsi="Wingdings"/>
       </w:rPr>
     </w:lvl>
   </w:abstractNum>
@@ -30573,7 +30891,7 @@
         <w:ind w:left="720" w:hanging="360"/>
       </w:pPr>
       <w:rPr>
-        <w:rFonts w:ascii="Symbol" w:hAnsi="Symbol" w:hint="default"/>
+        <w:rFonts w:hint="default" w:ascii="Symbol" w:hAnsi="Symbol"/>
       </w:rPr>
     </w:lvl>
     <w:lvl w:ilvl="1" w:tplc="240A0003" w:tentative="1">
@@ -30585,7 +30903,7 @@
         <w:ind w:left="1440" w:hanging="360"/>
       </w:pPr>
       <w:rPr>
-        <w:rFonts w:ascii="Courier New" w:hAnsi="Courier New" w:cs="Courier New" w:hint="default"/>
+        <w:rFonts w:hint="default" w:ascii="Courier New" w:hAnsi="Courier New" w:cs="Courier New"/>
       </w:rPr>
     </w:lvl>
     <w:lvl w:ilvl="2" w:tplc="240A0005" w:tentative="1">
@@ -30597,7 +30915,7 @@
         <w:ind w:left="2160" w:hanging="360"/>
       </w:pPr>
       <w:rPr>
-        <w:rFonts w:ascii="Wingdings" w:hAnsi="Wingdings" w:hint="default"/>
+        <w:rFonts w:hint="default" w:ascii="Wingdings" w:hAnsi="Wingdings"/>
       </w:rPr>
     </w:lvl>
     <w:lvl w:ilvl="3" w:tplc="240A0001" w:tentative="1">
@@ -30609,7 +30927,7 @@
         <w:ind w:left="2880" w:hanging="360"/>
       </w:pPr>
       <w:rPr>
-        <w:rFonts w:ascii="Symbol" w:hAnsi="Symbol" w:hint="default"/>
+        <w:rFonts w:hint="default" w:ascii="Symbol" w:hAnsi="Symbol"/>
       </w:rPr>
     </w:lvl>
     <w:lvl w:ilvl="4" w:tplc="240A0003" w:tentative="1">
@@ -30621,7 +30939,7 @@
         <w:ind w:left="3600" w:hanging="360"/>
       </w:pPr>
       <w:rPr>
-        <w:rFonts w:ascii="Courier New" w:hAnsi="Courier New" w:cs="Courier New" w:hint="default"/>
+        <w:rFonts w:hint="default" w:ascii="Courier New" w:hAnsi="Courier New" w:cs="Courier New"/>
       </w:rPr>
     </w:lvl>
     <w:lvl w:ilvl="5" w:tplc="240A0005" w:tentative="1">
@@ -30633,7 +30951,7 @@
         <w:ind w:left="4320" w:hanging="360"/>
       </w:pPr>
       <w:rPr>
-        <w:rFonts w:ascii="Wingdings" w:hAnsi="Wingdings" w:hint="default"/>
+        <w:rFonts w:hint="default" w:ascii="Wingdings" w:hAnsi="Wingdings"/>
       </w:rPr>
     </w:lvl>
     <w:lvl w:ilvl="6" w:tplc="240A0001" w:tentative="1">
@@ -30645,7 +30963,7 @@
         <w:ind w:left="5040" w:hanging="360"/>
       </w:pPr>
       <w:rPr>
-        <w:rFonts w:ascii="Symbol" w:hAnsi="Symbol" w:hint="default"/>
+        <w:rFonts w:hint="default" w:ascii="Symbol" w:hAnsi="Symbol"/>
       </w:rPr>
     </w:lvl>
     <w:lvl w:ilvl="7" w:tplc="240A0003" w:tentative="1">
@@ -30657,7 +30975,7 @@
         <w:ind w:left="5760" w:hanging="360"/>
       </w:pPr>
       <w:rPr>
-        <w:rFonts w:ascii="Courier New" w:hAnsi="Courier New" w:cs="Courier New" w:hint="default"/>
+        <w:rFonts w:hint="default" w:ascii="Courier New" w:hAnsi="Courier New" w:cs="Courier New"/>
       </w:rPr>
     </w:lvl>
     <w:lvl w:ilvl="8" w:tplc="240A0005" w:tentative="1">
@@ -30669,7 +30987,7 @@
         <w:ind w:left="6480" w:hanging="360"/>
       </w:pPr>
       <w:rPr>
-        <w:rFonts w:ascii="Wingdings" w:hAnsi="Wingdings" w:hint="default"/>
+        <w:rFonts w:hint="default" w:ascii="Wingdings" w:hAnsi="Wingdings"/>
       </w:rPr>
     </w:lvl>
   </w:abstractNum>
@@ -30686,7 +31004,7 @@
         <w:ind w:left="720" w:hanging="360"/>
       </w:pPr>
       <w:rPr>
-        <w:rFonts w:ascii="Symbol" w:hAnsi="Symbol" w:hint="default"/>
+        <w:rFonts w:hint="default" w:ascii="Symbol" w:hAnsi="Symbol"/>
       </w:rPr>
     </w:lvl>
     <w:lvl w:ilvl="1" w:tplc="240A0003" w:tentative="1">
@@ -30698,7 +31016,7 @@
         <w:ind w:left="1440" w:hanging="360"/>
       </w:pPr>
       <w:rPr>
-        <w:rFonts w:ascii="Courier New" w:hAnsi="Courier New" w:cs="Courier New" w:hint="default"/>
+        <w:rFonts w:hint="default" w:ascii="Courier New" w:hAnsi="Courier New" w:cs="Courier New"/>
       </w:rPr>
     </w:lvl>
     <w:lvl w:ilvl="2" w:tplc="240A0005" w:tentative="1">
@@ -30710,7 +31028,7 @@
         <w:ind w:left="2160" w:hanging="360"/>
       </w:pPr>
       <w:rPr>
-        <w:rFonts w:ascii="Wingdings" w:hAnsi="Wingdings" w:hint="default"/>
+        <w:rFonts w:hint="default" w:ascii="Wingdings" w:hAnsi="Wingdings"/>
       </w:rPr>
     </w:lvl>
     <w:lvl w:ilvl="3" w:tplc="240A0001" w:tentative="1">
@@ -30722,7 +31040,7 @@
         <w:ind w:left="2880" w:hanging="360"/>
       </w:pPr>
       <w:rPr>
-        <w:rFonts w:ascii="Symbol" w:hAnsi="Symbol" w:hint="default"/>
+        <w:rFonts w:hint="default" w:ascii="Symbol" w:hAnsi="Symbol"/>
       </w:rPr>
     </w:lvl>
     <w:lvl w:ilvl="4" w:tplc="240A0003" w:tentative="1">
@@ -30734,7 +31052,7 @@
         <w:ind w:left="3600" w:hanging="360"/>
       </w:pPr>
       <w:rPr>
-        <w:rFonts w:ascii="Courier New" w:hAnsi="Courier New" w:cs="Courier New" w:hint="default"/>
+        <w:rFonts w:hint="default" w:ascii="Courier New" w:hAnsi="Courier New" w:cs="Courier New"/>
       </w:rPr>
     </w:lvl>
     <w:lvl w:ilvl="5" w:tplc="240A0005" w:tentative="1">
@@ -30746,7 +31064,7 @@
         <w:ind w:left="4320" w:hanging="360"/>
       </w:pPr>
       <w:rPr>
-        <w:rFonts w:ascii="Wingdings" w:hAnsi="Wingdings" w:hint="default"/>
+        <w:rFonts w:hint="default" w:ascii="Wingdings" w:hAnsi="Wingdings"/>
       </w:rPr>
     </w:lvl>
     <w:lvl w:ilvl="6" w:tplc="240A0001" w:tentative="1">
@@ -30758,7 +31076,7 @@
         <w:ind w:left="5040" w:hanging="360"/>
       </w:pPr>
       <w:rPr>
-        <w:rFonts w:ascii="Symbol" w:hAnsi="Symbol" w:hint="default"/>
+        <w:rFonts w:hint="default" w:ascii="Symbol" w:hAnsi="Symbol"/>
       </w:rPr>
     </w:lvl>
     <w:lvl w:ilvl="7" w:tplc="240A0003" w:tentative="1">
@@ -30770,7 +31088,7 @@
         <w:ind w:left="5760" w:hanging="360"/>
       </w:pPr>
       <w:rPr>
-        <w:rFonts w:ascii="Courier New" w:hAnsi="Courier New" w:cs="Courier New" w:hint="default"/>
+        <w:rFonts w:hint="default" w:ascii="Courier New" w:hAnsi="Courier New" w:cs="Courier New"/>
       </w:rPr>
     </w:lvl>
     <w:lvl w:ilvl="8" w:tplc="240A0005" w:tentative="1">
@@ -30782,7 +31100,7 @@
         <w:ind w:left="6480" w:hanging="360"/>
       </w:pPr>
       <w:rPr>
-        <w:rFonts w:ascii="Wingdings" w:hAnsi="Wingdings" w:hint="default"/>
+        <w:rFonts w:hint="default" w:ascii="Wingdings" w:hAnsi="Wingdings"/>
       </w:rPr>
     </w:lvl>
   </w:abstractNum>
@@ -30799,7 +31117,7 @@
         <w:ind w:left="1080" w:hanging="360"/>
       </w:pPr>
       <w:rPr>
-        <w:rFonts w:ascii="Symbol" w:hAnsi="Symbol" w:hint="default"/>
+        <w:rFonts w:hint="default" w:ascii="Symbol" w:hAnsi="Symbol"/>
       </w:rPr>
     </w:lvl>
     <w:lvl w:ilvl="1" w:tplc="240A0003" w:tentative="1">
@@ -30811,7 +31129,7 @@
         <w:ind w:left="1800" w:hanging="360"/>
       </w:pPr>
       <w:rPr>
-        <w:rFonts w:ascii="Courier New" w:hAnsi="Courier New" w:cs="Courier New" w:hint="default"/>
+        <w:rFonts w:hint="default" w:ascii="Courier New" w:hAnsi="Courier New" w:cs="Courier New"/>
       </w:rPr>
     </w:lvl>
     <w:lvl w:ilvl="2" w:tplc="240A0005" w:tentative="1">
@@ -30823,7 +31141,7 @@
         <w:ind w:left="2520" w:hanging="360"/>
       </w:pPr>
       <w:rPr>
-        <w:rFonts w:ascii="Wingdings" w:hAnsi="Wingdings" w:hint="default"/>
+        <w:rFonts w:hint="default" w:ascii="Wingdings" w:hAnsi="Wingdings"/>
       </w:rPr>
     </w:lvl>
     <w:lvl w:ilvl="3" w:tplc="240A0001" w:tentative="1">
@@ -30835,7 +31153,7 @@
         <w:ind w:left="3240" w:hanging="360"/>
       </w:pPr>
       <w:rPr>
-        <w:rFonts w:ascii="Symbol" w:hAnsi="Symbol" w:hint="default"/>
+        <w:rFonts w:hint="default" w:ascii="Symbol" w:hAnsi="Symbol"/>
       </w:rPr>
     </w:lvl>
     <w:lvl w:ilvl="4" w:tplc="240A0003" w:tentative="1">
@@ -30847,7 +31165,7 @@
         <w:ind w:left="3960" w:hanging="360"/>
       </w:pPr>
       <w:rPr>
-        <w:rFonts w:ascii="Courier New" w:hAnsi="Courier New" w:cs="Courier New" w:hint="default"/>
+        <w:rFonts w:hint="default" w:ascii="Courier New" w:hAnsi="Courier New" w:cs="Courier New"/>
       </w:rPr>
     </w:lvl>
     <w:lvl w:ilvl="5" w:tplc="240A0005" w:tentative="1">
@@ -30859,7 +31177,7 @@
         <w:ind w:left="4680" w:hanging="360"/>
       </w:pPr>
       <w:rPr>
-        <w:rFonts w:ascii="Wingdings" w:hAnsi="Wingdings" w:hint="default"/>
+        <w:rFonts w:hint="default" w:ascii="Wingdings" w:hAnsi="Wingdings"/>
       </w:rPr>
     </w:lvl>
     <w:lvl w:ilvl="6" w:tplc="240A0001" w:tentative="1">
@@ -30871,7 +31189,7 @@
         <w:ind w:left="5400" w:hanging="360"/>
       </w:pPr>
       <w:rPr>
-        <w:rFonts w:ascii="Symbol" w:hAnsi="Symbol" w:hint="default"/>
+        <w:rFonts w:hint="default" w:ascii="Symbol" w:hAnsi="Symbol"/>
       </w:rPr>
     </w:lvl>
     <w:lvl w:ilvl="7" w:tplc="240A0003" w:tentative="1">
@@ -30883,7 +31201,7 @@
         <w:ind w:left="6120" w:hanging="360"/>
       </w:pPr>
       <w:rPr>
-        <w:rFonts w:ascii="Courier New" w:hAnsi="Courier New" w:cs="Courier New" w:hint="default"/>
+        <w:rFonts w:hint="default" w:ascii="Courier New" w:hAnsi="Courier New" w:cs="Courier New"/>
       </w:rPr>
     </w:lvl>
     <w:lvl w:ilvl="8" w:tplc="240A0005" w:tentative="1">
@@ -30895,7 +31213,7 @@
         <w:ind w:left="6840" w:hanging="360"/>
       </w:pPr>
       <w:rPr>
-        <w:rFonts w:ascii="Wingdings" w:hAnsi="Wingdings" w:hint="default"/>
+        <w:rFonts w:hint="default" w:ascii="Wingdings" w:hAnsi="Wingdings"/>
       </w:rPr>
     </w:lvl>
   </w:abstractNum>
@@ -30912,7 +31230,7 @@
         <w:ind w:left="720" w:hanging="360"/>
       </w:pPr>
       <w:rPr>
-        <w:rFonts w:ascii="Symbol" w:hAnsi="Symbol" w:hint="default"/>
+        <w:rFonts w:hint="default" w:ascii="Symbol" w:hAnsi="Symbol"/>
       </w:rPr>
     </w:lvl>
     <w:lvl w:ilvl="1" w:tplc="240A0003" w:tentative="1">
@@ -30924,7 +31242,7 @@
         <w:ind w:left="1440" w:hanging="360"/>
       </w:pPr>
       <w:rPr>
-        <w:rFonts w:ascii="Courier New" w:hAnsi="Courier New" w:cs="Courier New" w:hint="default"/>
+        <w:rFonts w:hint="default" w:ascii="Courier New" w:hAnsi="Courier New" w:cs="Courier New"/>
       </w:rPr>
     </w:lvl>
     <w:lvl w:ilvl="2" w:tplc="240A0005" w:tentative="1">
@@ -30936,7 +31254,7 @@
         <w:ind w:left="2160" w:hanging="360"/>
       </w:pPr>
       <w:rPr>
-        <w:rFonts w:ascii="Wingdings" w:hAnsi="Wingdings" w:hint="default"/>
+        <w:rFonts w:hint="default" w:ascii="Wingdings" w:hAnsi="Wingdings"/>
       </w:rPr>
     </w:lvl>
     <w:lvl w:ilvl="3" w:tplc="240A0001" w:tentative="1">
@@ -30948,7 +31266,7 @@
         <w:ind w:left="2880" w:hanging="360"/>
       </w:pPr>
       <w:rPr>
-        <w:rFonts w:ascii="Symbol" w:hAnsi="Symbol" w:hint="default"/>
+        <w:rFonts w:hint="default" w:ascii="Symbol" w:hAnsi="Symbol"/>
       </w:rPr>
     </w:lvl>
     <w:lvl w:ilvl="4" w:tplc="240A0003" w:tentative="1">
@@ -30960,7 +31278,7 @@
         <w:ind w:left="3600" w:hanging="360"/>
       </w:pPr>
       <w:rPr>
-        <w:rFonts w:ascii="Courier New" w:hAnsi="Courier New" w:cs="Courier New" w:hint="default"/>
+        <w:rFonts w:hint="default" w:ascii="Courier New" w:hAnsi="Courier New" w:cs="Courier New"/>
       </w:rPr>
     </w:lvl>
     <w:lvl w:ilvl="5" w:tplc="240A0005" w:tentative="1">
@@ -30972,7 +31290,7 @@
         <w:ind w:left="4320" w:hanging="360"/>
       </w:pPr>
       <w:rPr>
-        <w:rFonts w:ascii="Wingdings" w:hAnsi="Wingdings" w:hint="default"/>
+        <w:rFonts w:hint="default" w:ascii="Wingdings" w:hAnsi="Wingdings"/>
       </w:rPr>
     </w:lvl>
     <w:lvl w:ilvl="6" w:tplc="240A0001" w:tentative="1">
@@ -30984,7 +31302,7 @@
         <w:ind w:left="5040" w:hanging="360"/>
       </w:pPr>
       <w:rPr>
-        <w:rFonts w:ascii="Symbol" w:hAnsi="Symbol" w:hint="default"/>
+        <w:rFonts w:hint="default" w:ascii="Symbol" w:hAnsi="Symbol"/>
       </w:rPr>
     </w:lvl>
     <w:lvl w:ilvl="7" w:tplc="240A0003" w:tentative="1">
@@ -30996,7 +31314,7 @@
         <w:ind w:left="5760" w:hanging="360"/>
       </w:pPr>
       <w:rPr>
-        <w:rFonts w:ascii="Courier New" w:hAnsi="Courier New" w:cs="Courier New" w:hint="default"/>
+        <w:rFonts w:hint="default" w:ascii="Courier New" w:hAnsi="Courier New" w:cs="Courier New"/>
       </w:rPr>
     </w:lvl>
     <w:lvl w:ilvl="8" w:tplc="240A0005" w:tentative="1">
@@ -31008,7 +31326,7 @@
         <w:ind w:left="6480" w:hanging="360"/>
       </w:pPr>
       <w:rPr>
-        <w:rFonts w:ascii="Wingdings" w:hAnsi="Wingdings" w:hint="default"/>
+        <w:rFonts w:hint="default" w:ascii="Wingdings" w:hAnsi="Wingdings"/>
       </w:rPr>
     </w:lvl>
   </w:abstractNum>
@@ -31024,7 +31342,7 @@
         <w:ind w:left="720" w:hanging="360"/>
       </w:pPr>
       <w:rPr>
-        <w:rFonts w:ascii="Arial" w:eastAsia="Arial" w:hAnsi="Arial" w:cs="Arial" w:hint="default"/>
+        <w:rFonts w:hint="default" w:ascii="Arial" w:hAnsi="Arial" w:eastAsia="Arial" w:cs="Arial"/>
       </w:rPr>
     </w:lvl>
     <w:lvl w:ilvl="1" w:tplc="240A0003" w:tentative="1">
@@ -31036,7 +31354,7 @@
         <w:ind w:left="1440" w:hanging="360"/>
       </w:pPr>
       <w:rPr>
-        <w:rFonts w:ascii="Courier New" w:hAnsi="Courier New" w:cs="Courier New" w:hint="default"/>
+        <w:rFonts w:hint="default" w:ascii="Courier New" w:hAnsi="Courier New" w:cs="Courier New"/>
       </w:rPr>
     </w:lvl>
     <w:lvl w:ilvl="2" w:tplc="240A0005" w:tentative="1">
@@ -31048,7 +31366,7 @@
         <w:ind w:left="2160" w:hanging="360"/>
       </w:pPr>
       <w:rPr>
-        <w:rFonts w:ascii="Wingdings" w:hAnsi="Wingdings" w:hint="default"/>
+        <w:rFonts w:hint="default" w:ascii="Wingdings" w:hAnsi="Wingdings"/>
       </w:rPr>
     </w:lvl>
     <w:lvl w:ilvl="3" w:tplc="240A0001" w:tentative="1">
@@ -31060,7 +31378,7 @@
         <w:ind w:left="2880" w:hanging="360"/>
       </w:pPr>
       <w:rPr>
-        <w:rFonts w:ascii="Symbol" w:hAnsi="Symbol" w:hint="default"/>
+        <w:rFonts w:hint="default" w:ascii="Symbol" w:hAnsi="Symbol"/>
       </w:rPr>
     </w:lvl>
     <w:lvl w:ilvl="4" w:tplc="240A0003" w:tentative="1">
@@ -31072,7 +31390,7 @@
         <w:ind w:left="3600" w:hanging="360"/>
       </w:pPr>
       <w:rPr>
-        <w:rFonts w:ascii="Courier New" w:hAnsi="Courier New" w:cs="Courier New" w:hint="default"/>
+        <w:rFonts w:hint="default" w:ascii="Courier New" w:hAnsi="Courier New" w:cs="Courier New"/>
       </w:rPr>
     </w:lvl>
     <w:lvl w:ilvl="5" w:tplc="240A0005" w:tentative="1">
@@ -31084,7 +31402,7 @@
         <w:ind w:left="4320" w:hanging="360"/>
       </w:pPr>
       <w:rPr>
-        <w:rFonts w:ascii="Wingdings" w:hAnsi="Wingdings" w:hint="default"/>
+        <w:rFonts w:hint="default" w:ascii="Wingdings" w:hAnsi="Wingdings"/>
       </w:rPr>
     </w:lvl>
     <w:lvl w:ilvl="6" w:tplc="240A0001" w:tentative="1">
@@ -31096,7 +31414,7 @@
         <w:ind w:left="5040" w:hanging="360"/>
       </w:pPr>
       <w:rPr>
-        <w:rFonts w:ascii="Symbol" w:hAnsi="Symbol" w:hint="default"/>
+        <w:rFonts w:hint="default" w:ascii="Symbol" w:hAnsi="Symbol"/>
       </w:rPr>
     </w:lvl>
     <w:lvl w:ilvl="7" w:tplc="240A0003" w:tentative="1">
@@ -31108,7 +31426,7 @@
         <w:ind w:left="5760" w:hanging="360"/>
       </w:pPr>
       <w:rPr>
-        <w:rFonts w:ascii="Courier New" w:hAnsi="Courier New" w:cs="Courier New" w:hint="default"/>
+        <w:rFonts w:hint="default" w:ascii="Courier New" w:hAnsi="Courier New" w:cs="Courier New"/>
       </w:rPr>
     </w:lvl>
     <w:lvl w:ilvl="8" w:tplc="240A0005" w:tentative="1">
@@ -31120,7 +31438,7 @@
         <w:ind w:left="6480" w:hanging="360"/>
       </w:pPr>
       <w:rPr>
-        <w:rFonts w:ascii="Wingdings" w:hAnsi="Wingdings" w:hint="default"/>
+        <w:rFonts w:hint="default" w:ascii="Wingdings" w:hAnsi="Wingdings"/>
       </w:rPr>
     </w:lvl>
   </w:abstractNum>
@@ -31250,7 +31568,7 @@
         <w:ind w:left="1080" w:hanging="360"/>
       </w:pPr>
       <w:rPr>
-        <w:rFonts w:ascii="Symbol" w:hAnsi="Symbol" w:hint="default"/>
+        <w:rFonts w:hint="default" w:ascii="Symbol" w:hAnsi="Symbol"/>
       </w:rPr>
     </w:lvl>
     <w:lvl w:ilvl="1" w:tplc="240A0003" w:tentative="1">
@@ -31262,7 +31580,7 @@
         <w:ind w:left="1800" w:hanging="360"/>
       </w:pPr>
       <w:rPr>
-        <w:rFonts w:ascii="Courier New" w:hAnsi="Courier New" w:cs="Courier New" w:hint="default"/>
+        <w:rFonts w:hint="default" w:ascii="Courier New" w:hAnsi="Courier New" w:cs="Courier New"/>
       </w:rPr>
     </w:lvl>
     <w:lvl w:ilvl="2" w:tplc="240A0005" w:tentative="1">
@@ -31274,7 +31592,7 @@
         <w:ind w:left="2520" w:hanging="360"/>
       </w:pPr>
       <w:rPr>
-        <w:rFonts w:ascii="Wingdings" w:hAnsi="Wingdings" w:hint="default"/>
+        <w:rFonts w:hint="default" w:ascii="Wingdings" w:hAnsi="Wingdings"/>
       </w:rPr>
     </w:lvl>
     <w:lvl w:ilvl="3" w:tplc="240A0001" w:tentative="1">
@@ -31286,7 +31604,7 @@
         <w:ind w:left="3240" w:hanging="360"/>
       </w:pPr>
       <w:rPr>
-        <w:rFonts w:ascii="Symbol" w:hAnsi="Symbol" w:hint="default"/>
+        <w:rFonts w:hint="default" w:ascii="Symbol" w:hAnsi="Symbol"/>
       </w:rPr>
     </w:lvl>
     <w:lvl w:ilvl="4" w:tplc="240A0003" w:tentative="1">
@@ -31298,7 +31616,7 @@
         <w:ind w:left="3960" w:hanging="360"/>
       </w:pPr>
       <w:rPr>
-        <w:rFonts w:ascii="Courier New" w:hAnsi="Courier New" w:cs="Courier New" w:hint="default"/>
+        <w:rFonts w:hint="default" w:ascii="Courier New" w:hAnsi="Courier New" w:cs="Courier New"/>
       </w:rPr>
     </w:lvl>
     <w:lvl w:ilvl="5" w:tplc="240A0005" w:tentative="1">
@@ -31310,7 +31628,7 @@
         <w:ind w:left="4680" w:hanging="360"/>
       </w:pPr>
       <w:rPr>
-        <w:rFonts w:ascii="Wingdings" w:hAnsi="Wingdings" w:hint="default"/>
+        <w:rFonts w:hint="default" w:ascii="Wingdings" w:hAnsi="Wingdings"/>
       </w:rPr>
     </w:lvl>
     <w:lvl w:ilvl="6" w:tplc="240A0001" w:tentative="1">
@@ -31322,7 +31640,7 @@
         <w:ind w:left="5400" w:hanging="360"/>
       </w:pPr>
       <w:rPr>
-        <w:rFonts w:ascii="Symbol" w:hAnsi="Symbol" w:hint="default"/>
+        <w:rFonts w:hint="default" w:ascii="Symbol" w:hAnsi="Symbol"/>
       </w:rPr>
     </w:lvl>
     <w:lvl w:ilvl="7" w:tplc="240A0003" w:tentative="1">
@@ -31334,7 +31652,7 @@
         <w:ind w:left="6120" w:hanging="360"/>
       </w:pPr>
       <w:rPr>
-        <w:rFonts w:ascii="Courier New" w:hAnsi="Courier New" w:cs="Courier New" w:hint="default"/>
+        <w:rFonts w:hint="default" w:ascii="Courier New" w:hAnsi="Courier New" w:cs="Courier New"/>
       </w:rPr>
     </w:lvl>
     <w:lvl w:ilvl="8" w:tplc="240A0005" w:tentative="1">
@@ -31346,7 +31664,7 @@
         <w:ind w:left="6840" w:hanging="360"/>
       </w:pPr>
       <w:rPr>
-        <w:rFonts w:ascii="Wingdings" w:hAnsi="Wingdings" w:hint="default"/>
+        <w:rFonts w:hint="default" w:ascii="Wingdings" w:hAnsi="Wingdings"/>
       </w:rPr>
     </w:lvl>
   </w:abstractNum>
@@ -31363,7 +31681,7 @@
         <w:ind w:left="720" w:hanging="360"/>
       </w:pPr>
       <w:rPr>
-        <w:rFonts w:ascii="Symbol" w:hAnsi="Symbol" w:hint="default"/>
+        <w:rFonts w:hint="default" w:ascii="Symbol" w:hAnsi="Symbol"/>
       </w:rPr>
     </w:lvl>
     <w:lvl w:ilvl="1" w:tplc="240A0003" w:tentative="1">
@@ -31375,7 +31693,7 @@
         <w:ind w:left="1440" w:hanging="360"/>
       </w:pPr>
       <w:rPr>
-        <w:rFonts w:ascii="Courier New" w:hAnsi="Courier New" w:cs="Courier New" w:hint="default"/>
+        <w:rFonts w:hint="default" w:ascii="Courier New" w:hAnsi="Courier New" w:cs="Courier New"/>
       </w:rPr>
     </w:lvl>
     <w:lvl w:ilvl="2" w:tplc="240A0005" w:tentative="1">
@@ -31387,7 +31705,7 @@
         <w:ind w:left="2160" w:hanging="360"/>
       </w:pPr>
       <w:rPr>
-        <w:rFonts w:ascii="Wingdings" w:hAnsi="Wingdings" w:hint="default"/>
+        <w:rFonts w:hint="default" w:ascii="Wingdings" w:hAnsi="Wingdings"/>
       </w:rPr>
     </w:lvl>
     <w:lvl w:ilvl="3" w:tplc="240A0001" w:tentative="1">
@@ -31399,7 +31717,7 @@
         <w:ind w:left="2880" w:hanging="360"/>
       </w:pPr>
       <w:rPr>
-        <w:rFonts w:ascii="Symbol" w:hAnsi="Symbol" w:hint="default"/>
+        <w:rFonts w:hint="default" w:ascii="Symbol" w:hAnsi="Symbol"/>
       </w:rPr>
     </w:lvl>
     <w:lvl w:ilvl="4" w:tplc="240A0003" w:tentative="1">
@@ -31411,7 +31729,7 @@
         <w:ind w:left="3600" w:hanging="360"/>
       </w:pPr>
       <w:rPr>
-        <w:rFonts w:ascii="Courier New" w:hAnsi="Courier New" w:cs="Courier New" w:hint="default"/>
+        <w:rFonts w:hint="default" w:ascii="Courier New" w:hAnsi="Courier New" w:cs="Courier New"/>
       </w:rPr>
     </w:lvl>
     <w:lvl w:ilvl="5" w:tplc="240A0005" w:tentative="1">
@@ -31423,7 +31741,7 @@
         <w:ind w:left="4320" w:hanging="360"/>
       </w:pPr>
       <w:rPr>
-        <w:rFonts w:ascii="Wingdings" w:hAnsi="Wingdings" w:hint="default"/>
+        <w:rFonts w:hint="default" w:ascii="Wingdings" w:hAnsi="Wingdings"/>
       </w:rPr>
     </w:lvl>
     <w:lvl w:ilvl="6" w:tplc="240A0001" w:tentative="1">
@@ -31435,7 +31753,7 @@
         <w:ind w:left="5040" w:hanging="360"/>
       </w:pPr>
       <w:rPr>
-        <w:rFonts w:ascii="Symbol" w:hAnsi="Symbol" w:hint="default"/>
+        <w:rFonts w:hint="default" w:ascii="Symbol" w:hAnsi="Symbol"/>
       </w:rPr>
     </w:lvl>
     <w:lvl w:ilvl="7" w:tplc="240A0003" w:tentative="1">
@@ -31447,7 +31765,7 @@
         <w:ind w:left="5760" w:hanging="360"/>
       </w:pPr>
       <w:rPr>
-        <w:rFonts w:ascii="Courier New" w:hAnsi="Courier New" w:cs="Courier New" w:hint="default"/>
+        <w:rFonts w:hint="default" w:ascii="Courier New" w:hAnsi="Courier New" w:cs="Courier New"/>
       </w:rPr>
     </w:lvl>
     <w:lvl w:ilvl="8" w:tplc="240A0005" w:tentative="1">
@@ -31459,7 +31777,7 @@
         <w:ind w:left="6480" w:hanging="360"/>
       </w:pPr>
       <w:rPr>
-        <w:rFonts w:ascii="Wingdings" w:hAnsi="Wingdings" w:hint="default"/>
+        <w:rFonts w:hint="default" w:ascii="Wingdings" w:hAnsi="Wingdings"/>
       </w:rPr>
     </w:lvl>
   </w:abstractNum>
@@ -31737,7 +32055,7 @@
         <w:ind w:left="720" w:hanging="360"/>
       </w:pPr>
       <w:rPr>
-        <w:rFonts w:ascii="Symbol" w:hAnsi="Symbol" w:hint="default"/>
+        <w:rFonts w:hint="default" w:ascii="Symbol" w:hAnsi="Symbol"/>
       </w:rPr>
     </w:lvl>
     <w:lvl w:ilvl="1" w:tplc="FFFFFFFF" w:tentative="1">
@@ -31749,7 +32067,7 @@
         <w:ind w:left="1440" w:hanging="360"/>
       </w:pPr>
       <w:rPr>
-        <w:rFonts w:ascii="Courier New" w:hAnsi="Courier New" w:cs="Courier New" w:hint="default"/>
+        <w:rFonts w:hint="default" w:ascii="Courier New" w:hAnsi="Courier New" w:cs="Courier New"/>
       </w:rPr>
     </w:lvl>
     <w:lvl w:ilvl="2" w:tplc="FFFFFFFF" w:tentative="1">
@@ -31761,7 +32079,7 @@
         <w:ind w:left="2160" w:hanging="360"/>
       </w:pPr>
       <w:rPr>
-        <w:rFonts w:ascii="Wingdings" w:hAnsi="Wingdings" w:hint="default"/>
+        <w:rFonts w:hint="default" w:ascii="Wingdings" w:hAnsi="Wingdings"/>
       </w:rPr>
     </w:lvl>
     <w:lvl w:ilvl="3" w:tplc="FFFFFFFF" w:tentative="1">
@@ -31773,7 +32091,7 @@
         <w:ind w:left="2880" w:hanging="360"/>
       </w:pPr>
       <w:rPr>
-        <w:rFonts w:ascii="Symbol" w:hAnsi="Symbol" w:hint="default"/>
+        <w:rFonts w:hint="default" w:ascii="Symbol" w:hAnsi="Symbol"/>
       </w:rPr>
     </w:lvl>
     <w:lvl w:ilvl="4" w:tplc="FFFFFFFF" w:tentative="1">
@@ -31785,7 +32103,7 @@
         <w:ind w:left="3600" w:hanging="360"/>
       </w:pPr>
       <w:rPr>
-        <w:rFonts w:ascii="Courier New" w:hAnsi="Courier New" w:cs="Courier New" w:hint="default"/>
+        <w:rFonts w:hint="default" w:ascii="Courier New" w:hAnsi="Courier New" w:cs="Courier New"/>
       </w:rPr>
     </w:lvl>
     <w:lvl w:ilvl="5" w:tplc="FFFFFFFF" w:tentative="1">
@@ -31797,7 +32115,7 @@
         <w:ind w:left="4320" w:hanging="360"/>
       </w:pPr>
       <w:rPr>
-        <w:rFonts w:ascii="Wingdings" w:hAnsi="Wingdings" w:hint="default"/>
+        <w:rFonts w:hint="default" w:ascii="Wingdings" w:hAnsi="Wingdings"/>
       </w:rPr>
     </w:lvl>
     <w:lvl w:ilvl="6" w:tplc="FFFFFFFF" w:tentative="1">
@@ -31809,7 +32127,7 @@
         <w:ind w:left="5040" w:hanging="360"/>
       </w:pPr>
       <w:rPr>
-        <w:rFonts w:ascii="Symbol" w:hAnsi="Symbol" w:hint="default"/>
+        <w:rFonts w:hint="default" w:ascii="Symbol" w:hAnsi="Symbol"/>
       </w:rPr>
     </w:lvl>
     <w:lvl w:ilvl="7" w:tplc="FFFFFFFF" w:tentative="1">
@@ -31821,7 +32139,7 @@
         <w:ind w:left="5760" w:hanging="360"/>
       </w:pPr>
       <w:rPr>
-        <w:rFonts w:ascii="Courier New" w:hAnsi="Courier New" w:cs="Courier New" w:hint="default"/>
+        <w:rFonts w:hint="default" w:ascii="Courier New" w:hAnsi="Courier New" w:cs="Courier New"/>
       </w:rPr>
     </w:lvl>
     <w:lvl w:ilvl="8" w:tplc="FFFFFFFF" w:tentative="1">
@@ -31833,7 +32151,7 @@
         <w:ind w:left="6480" w:hanging="360"/>
       </w:pPr>
       <w:rPr>
-        <w:rFonts w:ascii="Wingdings" w:hAnsi="Wingdings" w:hint="default"/>
+        <w:rFonts w:hint="default" w:ascii="Wingdings" w:hAnsi="Wingdings"/>
       </w:rPr>
     </w:lvl>
   </w:abstractNum>
@@ -31850,7 +32168,7 @@
         <w:ind w:left="720" w:hanging="360"/>
       </w:pPr>
       <w:rPr>
-        <w:rFonts w:ascii="Symbol" w:hAnsi="Symbol" w:hint="default"/>
+        <w:rFonts w:hint="default" w:ascii="Symbol" w:hAnsi="Symbol"/>
       </w:rPr>
     </w:lvl>
     <w:lvl w:ilvl="1" w:tplc="240A0003" w:tentative="1">
@@ -31862,7 +32180,7 @@
         <w:ind w:left="1440" w:hanging="360"/>
       </w:pPr>
       <w:rPr>
-        <w:rFonts w:ascii="Courier New" w:hAnsi="Courier New" w:cs="Courier New" w:hint="default"/>
+        <w:rFonts w:hint="default" w:ascii="Courier New" w:hAnsi="Courier New" w:cs="Courier New"/>
       </w:rPr>
     </w:lvl>
     <w:lvl w:ilvl="2" w:tplc="240A0005" w:tentative="1">
@@ -31874,7 +32192,7 @@
         <w:ind w:left="2160" w:hanging="360"/>
       </w:pPr>
       <w:rPr>
-        <w:rFonts w:ascii="Wingdings" w:hAnsi="Wingdings" w:hint="default"/>
+        <w:rFonts w:hint="default" w:ascii="Wingdings" w:hAnsi="Wingdings"/>
       </w:rPr>
     </w:lvl>
     <w:lvl w:ilvl="3" w:tplc="240A0001" w:tentative="1">
@@ -31886,7 +32204,7 @@
         <w:ind w:left="2880" w:hanging="360"/>
       </w:pPr>
       <w:rPr>
-        <w:rFonts w:ascii="Symbol" w:hAnsi="Symbol" w:hint="default"/>
+        <w:rFonts w:hint="default" w:ascii="Symbol" w:hAnsi="Symbol"/>
       </w:rPr>
     </w:lvl>
     <w:lvl w:ilvl="4" w:tplc="240A0003" w:tentative="1">
@@ -31898,7 +32216,7 @@
         <w:ind w:left="3600" w:hanging="360"/>
       </w:pPr>
       <w:rPr>
-        <w:rFonts w:ascii="Courier New" w:hAnsi="Courier New" w:cs="Courier New" w:hint="default"/>
+        <w:rFonts w:hint="default" w:ascii="Courier New" w:hAnsi="Courier New" w:cs="Courier New"/>
       </w:rPr>
     </w:lvl>
     <w:lvl w:ilvl="5" w:tplc="240A0005" w:tentative="1">
@@ -31910,7 +32228,7 @@
         <w:ind w:left="4320" w:hanging="360"/>
       </w:pPr>
       <w:rPr>
-        <w:rFonts w:ascii="Wingdings" w:hAnsi="Wingdings" w:hint="default"/>
+        <w:rFonts w:hint="default" w:ascii="Wingdings" w:hAnsi="Wingdings"/>
       </w:rPr>
     </w:lvl>
     <w:lvl w:ilvl="6" w:tplc="240A0001" w:tentative="1">
@@ -31922,7 +32240,7 @@
         <w:ind w:left="5040" w:hanging="360"/>
       </w:pPr>
       <w:rPr>
-        <w:rFonts w:ascii="Symbol" w:hAnsi="Symbol" w:hint="default"/>
+        <w:rFonts w:hint="default" w:ascii="Symbol" w:hAnsi="Symbol"/>
       </w:rPr>
     </w:lvl>
     <w:lvl w:ilvl="7" w:tplc="240A0003" w:tentative="1">
@@ -31934,7 +32252,7 @@
         <w:ind w:left="5760" w:hanging="360"/>
       </w:pPr>
       <w:rPr>
-        <w:rFonts w:ascii="Courier New" w:hAnsi="Courier New" w:cs="Courier New" w:hint="default"/>
+        <w:rFonts w:hint="default" w:ascii="Courier New" w:hAnsi="Courier New" w:cs="Courier New"/>
       </w:rPr>
     </w:lvl>
     <w:lvl w:ilvl="8" w:tplc="240A0005" w:tentative="1">
@@ -31946,7 +32264,7 @@
         <w:ind w:left="6480" w:hanging="360"/>
       </w:pPr>
       <w:rPr>
-        <w:rFonts w:ascii="Wingdings" w:hAnsi="Wingdings" w:hint="default"/>
+        <w:rFonts w:hint="default" w:ascii="Wingdings" w:hAnsi="Wingdings"/>
       </w:rPr>
     </w:lvl>
   </w:abstractNum>
@@ -31963,7 +32281,7 @@
         <w:ind w:left="720" w:hanging="360"/>
       </w:pPr>
       <w:rPr>
-        <w:rFonts w:ascii="Symbol" w:hAnsi="Symbol" w:hint="default"/>
+        <w:rFonts w:hint="default" w:ascii="Symbol" w:hAnsi="Symbol"/>
       </w:rPr>
     </w:lvl>
     <w:lvl w:ilvl="1" w:tplc="240A0003" w:tentative="1">
@@ -31975,7 +32293,7 @@
         <w:ind w:left="1440" w:hanging="360"/>
       </w:pPr>
       <w:rPr>
-        <w:rFonts w:ascii="Courier New" w:hAnsi="Courier New" w:cs="Courier New" w:hint="default"/>
+        <w:rFonts w:hint="default" w:ascii="Courier New" w:hAnsi="Courier New" w:cs="Courier New"/>
       </w:rPr>
     </w:lvl>
     <w:lvl w:ilvl="2" w:tplc="240A0005" w:tentative="1">
@@ -31987,7 +32305,7 @@
         <w:ind w:left="2160" w:hanging="360"/>
       </w:pPr>
       <w:rPr>
-        <w:rFonts w:ascii="Wingdings" w:hAnsi="Wingdings" w:hint="default"/>
+        <w:rFonts w:hint="default" w:ascii="Wingdings" w:hAnsi="Wingdings"/>
       </w:rPr>
     </w:lvl>
     <w:lvl w:ilvl="3" w:tplc="240A0001" w:tentative="1">
@@ -31999,7 +32317,7 @@
         <w:ind w:left="2880" w:hanging="360"/>
       </w:pPr>
       <w:rPr>
-        <w:rFonts w:ascii="Symbol" w:hAnsi="Symbol" w:hint="default"/>
+        <w:rFonts w:hint="default" w:ascii="Symbol" w:hAnsi="Symbol"/>
       </w:rPr>
     </w:lvl>
     <w:lvl w:ilvl="4" w:tplc="240A0003" w:tentative="1">
@@ -32011,7 +32329,7 @@
         <w:ind w:left="3600" w:hanging="360"/>
       </w:pPr>
       <w:rPr>
-        <w:rFonts w:ascii="Courier New" w:hAnsi="Courier New" w:cs="Courier New" w:hint="default"/>
+        <w:rFonts w:hint="default" w:ascii="Courier New" w:hAnsi="Courier New" w:cs="Courier New"/>
       </w:rPr>
     </w:lvl>
     <w:lvl w:ilvl="5" w:tplc="240A0005" w:tentative="1">
@@ -32023,7 +32341,7 @@
         <w:ind w:left="4320" w:hanging="360"/>
       </w:pPr>
       <w:rPr>
-        <w:rFonts w:ascii="Wingdings" w:hAnsi="Wingdings" w:hint="default"/>
+        <w:rFonts w:hint="default" w:ascii="Wingdings" w:hAnsi="Wingdings"/>
       </w:rPr>
     </w:lvl>
     <w:lvl w:ilvl="6" w:tplc="240A0001" w:tentative="1">
@@ -32035,7 +32353,7 @@
         <w:ind w:left="5040" w:hanging="360"/>
       </w:pPr>
       <w:rPr>
-        <w:rFonts w:ascii="Symbol" w:hAnsi="Symbol" w:hint="default"/>
+        <w:rFonts w:hint="default" w:ascii="Symbol" w:hAnsi="Symbol"/>
       </w:rPr>
     </w:lvl>
     <w:lvl w:ilvl="7" w:tplc="240A0003" w:tentative="1">
@@ -32047,7 +32365,7 @@
         <w:ind w:left="5760" w:hanging="360"/>
       </w:pPr>
       <w:rPr>
-        <w:rFonts w:ascii="Courier New" w:hAnsi="Courier New" w:cs="Courier New" w:hint="default"/>
+        <w:rFonts w:hint="default" w:ascii="Courier New" w:hAnsi="Courier New" w:cs="Courier New"/>
       </w:rPr>
     </w:lvl>
     <w:lvl w:ilvl="8" w:tplc="240A0005" w:tentative="1">
@@ -32059,7 +32377,7 @@
         <w:ind w:left="6480" w:hanging="360"/>
       </w:pPr>
       <w:rPr>
-        <w:rFonts w:ascii="Wingdings" w:hAnsi="Wingdings" w:hint="default"/>
+        <w:rFonts w:hint="default" w:ascii="Wingdings" w:hAnsi="Wingdings"/>
       </w:rPr>
     </w:lvl>
   </w:abstractNum>
@@ -32076,7 +32394,7 @@
         <w:ind w:left="720" w:hanging="360"/>
       </w:pPr>
       <w:rPr>
-        <w:rFonts w:ascii="Symbol" w:hAnsi="Symbol" w:hint="default"/>
+        <w:rFonts w:hint="default" w:ascii="Symbol" w:hAnsi="Symbol"/>
       </w:rPr>
     </w:lvl>
     <w:lvl w:ilvl="1" w:tplc="240A0003" w:tentative="1">
@@ -32088,7 +32406,7 @@
         <w:ind w:left="1440" w:hanging="360"/>
       </w:pPr>
       <w:rPr>
-        <w:rFonts w:ascii="Courier New" w:hAnsi="Courier New" w:cs="Courier New" w:hint="default"/>
+        <w:rFonts w:hint="default" w:ascii="Courier New" w:hAnsi="Courier New" w:cs="Courier New"/>
       </w:rPr>
     </w:lvl>
     <w:lvl w:ilvl="2" w:tplc="240A0005" w:tentative="1">
@@ -32100,7 +32418,7 @@
         <w:ind w:left="2160" w:hanging="360"/>
       </w:pPr>
       <w:rPr>
-        <w:rFonts w:ascii="Wingdings" w:hAnsi="Wingdings" w:hint="default"/>
+        <w:rFonts w:hint="default" w:ascii="Wingdings" w:hAnsi="Wingdings"/>
       </w:rPr>
     </w:lvl>
     <w:lvl w:ilvl="3" w:tplc="240A0001" w:tentative="1">
@@ -32112,7 +32430,7 @@
         <w:ind w:left="2880" w:hanging="360"/>
       </w:pPr>
       <w:rPr>
-        <w:rFonts w:ascii="Symbol" w:hAnsi="Symbol" w:hint="default"/>
+        <w:rFonts w:hint="default" w:ascii="Symbol" w:hAnsi="Symbol"/>
       </w:rPr>
     </w:lvl>
     <w:lvl w:ilvl="4" w:tplc="240A0003" w:tentative="1">
@@ -32124,7 +32442,7 @@
         <w:ind w:left="3600" w:hanging="360"/>
       </w:pPr>
       <w:rPr>
-        <w:rFonts w:ascii="Courier New" w:hAnsi="Courier New" w:cs="Courier New" w:hint="default"/>
+        <w:rFonts w:hint="default" w:ascii="Courier New" w:hAnsi="Courier New" w:cs="Courier New"/>
       </w:rPr>
     </w:lvl>
     <w:lvl w:ilvl="5" w:tplc="240A0005" w:tentative="1">
@@ -32136,7 +32454,7 @@
         <w:ind w:left="4320" w:hanging="360"/>
       </w:pPr>
       <w:rPr>
-        <w:rFonts w:ascii="Wingdings" w:hAnsi="Wingdings" w:hint="default"/>
+        <w:rFonts w:hint="default" w:ascii="Wingdings" w:hAnsi="Wingdings"/>
       </w:rPr>
     </w:lvl>
     <w:lvl w:ilvl="6" w:tplc="240A0001" w:tentative="1">
@@ -32148,7 +32466,7 @@
         <w:ind w:left="5040" w:hanging="360"/>
       </w:pPr>
       <w:rPr>
-        <w:rFonts w:ascii="Symbol" w:hAnsi="Symbol" w:hint="default"/>
+        <w:rFonts w:hint="default" w:ascii="Symbol" w:hAnsi="Symbol"/>
       </w:rPr>
     </w:lvl>
     <w:lvl w:ilvl="7" w:tplc="240A0003" w:tentative="1">
@@ -32160,7 +32478,7 @@
         <w:ind w:left="5760" w:hanging="360"/>
       </w:pPr>
       <w:rPr>
-        <w:rFonts w:ascii="Courier New" w:hAnsi="Courier New" w:cs="Courier New" w:hint="default"/>
+        <w:rFonts w:hint="default" w:ascii="Courier New" w:hAnsi="Courier New" w:cs="Courier New"/>
       </w:rPr>
     </w:lvl>
     <w:lvl w:ilvl="8" w:tplc="240A0005" w:tentative="1">
@@ -32172,7 +32490,7 @@
         <w:ind w:left="6480" w:hanging="360"/>
       </w:pPr>
       <w:rPr>
-        <w:rFonts w:ascii="Wingdings" w:hAnsi="Wingdings" w:hint="default"/>
+        <w:rFonts w:hint="default" w:ascii="Wingdings" w:hAnsi="Wingdings"/>
       </w:rPr>
     </w:lvl>
   </w:abstractNum>
@@ -32189,7 +32507,7 @@
         <w:ind w:left="720" w:hanging="360"/>
       </w:pPr>
       <w:rPr>
-        <w:rFonts w:ascii="Symbol" w:hAnsi="Symbol" w:hint="default"/>
+        <w:rFonts w:hint="default" w:ascii="Symbol" w:hAnsi="Symbol"/>
       </w:rPr>
     </w:lvl>
     <w:lvl w:ilvl="1" w:tplc="240A0003" w:tentative="1">
@@ -32201,7 +32519,7 @@
         <w:ind w:left="1440" w:hanging="360"/>
       </w:pPr>
       <w:rPr>
-        <w:rFonts w:ascii="Courier New" w:hAnsi="Courier New" w:cs="Courier New" w:hint="default"/>
+        <w:rFonts w:hint="default" w:ascii="Courier New" w:hAnsi="Courier New" w:cs="Courier New"/>
       </w:rPr>
     </w:lvl>
     <w:lvl w:ilvl="2" w:tplc="240A0005" w:tentative="1">
@@ -32213,7 +32531,7 @@
         <w:ind w:left="2160" w:hanging="360"/>
       </w:pPr>
       <w:rPr>
-        <w:rFonts w:ascii="Wingdings" w:hAnsi="Wingdings" w:hint="default"/>
+        <w:rFonts w:hint="default" w:ascii="Wingdings" w:hAnsi="Wingdings"/>
       </w:rPr>
     </w:lvl>
     <w:lvl w:ilvl="3" w:tplc="240A0001" w:tentative="1">
@@ -32225,7 +32543,7 @@
         <w:ind w:left="2880" w:hanging="360"/>
       </w:pPr>
       <w:rPr>
-        <w:rFonts w:ascii="Symbol" w:hAnsi="Symbol" w:hint="default"/>
+        <w:rFonts w:hint="default" w:ascii="Symbol" w:hAnsi="Symbol"/>
       </w:rPr>
     </w:lvl>
     <w:lvl w:ilvl="4" w:tplc="240A0003" w:tentative="1">
@@ -32237,7 +32555,7 @@
         <w:ind w:left="3600" w:hanging="360"/>
       </w:pPr>
       <w:rPr>
-        <w:rFonts w:ascii="Courier New" w:hAnsi="Courier New" w:cs="Courier New" w:hint="default"/>
+        <w:rFonts w:hint="default" w:ascii="Courier New" w:hAnsi="Courier New" w:cs="Courier New"/>
       </w:rPr>
     </w:lvl>
     <w:lvl w:ilvl="5" w:tplc="240A0005" w:tentative="1">
@@ -32249,7 +32567,7 @@
         <w:ind w:left="4320" w:hanging="360"/>
       </w:pPr>
       <w:rPr>
-        <w:rFonts w:ascii="Wingdings" w:hAnsi="Wingdings" w:hint="default"/>
+        <w:rFonts w:hint="default" w:ascii="Wingdings" w:hAnsi="Wingdings"/>
       </w:rPr>
     </w:lvl>
     <w:lvl w:ilvl="6" w:tplc="240A0001" w:tentative="1">
@@ -32261,7 +32579,7 @@
         <w:ind w:left="5040" w:hanging="360"/>
       </w:pPr>
       <w:rPr>
-        <w:rFonts w:ascii="Symbol" w:hAnsi="Symbol" w:hint="default"/>
+        <w:rFonts w:hint="default" w:ascii="Symbol" w:hAnsi="Symbol"/>
       </w:rPr>
     </w:lvl>
     <w:lvl w:ilvl="7" w:tplc="240A0003" w:tentative="1">
@@ -32273,7 +32591,7 @@
         <w:ind w:left="5760" w:hanging="360"/>
       </w:pPr>
       <w:rPr>
-        <w:rFonts w:ascii="Courier New" w:hAnsi="Courier New" w:cs="Courier New" w:hint="default"/>
+        <w:rFonts w:hint="default" w:ascii="Courier New" w:hAnsi="Courier New" w:cs="Courier New"/>
       </w:rPr>
     </w:lvl>
     <w:lvl w:ilvl="8" w:tplc="240A0005" w:tentative="1">
@@ -32285,7 +32603,7 @@
         <w:ind w:left="6480" w:hanging="360"/>
       </w:pPr>
       <w:rPr>
-        <w:rFonts w:ascii="Wingdings" w:hAnsi="Wingdings" w:hint="default"/>
+        <w:rFonts w:hint="default" w:ascii="Wingdings" w:hAnsi="Wingdings"/>
       </w:rPr>
     </w:lvl>
   </w:abstractNum>
@@ -32302,7 +32620,7 @@
         <w:ind w:left="720" w:hanging="360"/>
       </w:pPr>
       <w:rPr>
-        <w:rFonts w:ascii="Symbol" w:hAnsi="Symbol" w:hint="default"/>
+        <w:rFonts w:hint="default" w:ascii="Symbol" w:hAnsi="Symbol"/>
       </w:rPr>
     </w:lvl>
     <w:lvl w:ilvl="1" w:tplc="240A0003" w:tentative="1">
@@ -32314,7 +32632,7 @@
         <w:ind w:left="1440" w:hanging="360"/>
       </w:pPr>
       <w:rPr>
-        <w:rFonts w:ascii="Courier New" w:hAnsi="Courier New" w:cs="Courier New" w:hint="default"/>
+        <w:rFonts w:hint="default" w:ascii="Courier New" w:hAnsi="Courier New" w:cs="Courier New"/>
       </w:rPr>
     </w:lvl>
     <w:lvl w:ilvl="2" w:tplc="240A0005" w:tentative="1">
@@ -32326,7 +32644,7 @@
         <w:ind w:left="2160" w:hanging="360"/>
       </w:pPr>
       <w:rPr>
-        <w:rFonts w:ascii="Wingdings" w:hAnsi="Wingdings" w:hint="default"/>
+        <w:rFonts w:hint="default" w:ascii="Wingdings" w:hAnsi="Wingdings"/>
       </w:rPr>
     </w:lvl>
     <w:lvl w:ilvl="3" w:tplc="240A0001" w:tentative="1">
@@ -32338,7 +32656,7 @@
         <w:ind w:left="2880" w:hanging="360"/>
       </w:pPr>
       <w:rPr>
-        <w:rFonts w:ascii="Symbol" w:hAnsi="Symbol" w:hint="default"/>
+        <w:rFonts w:hint="default" w:ascii="Symbol" w:hAnsi="Symbol"/>
       </w:rPr>
     </w:lvl>
     <w:lvl w:ilvl="4" w:tplc="240A0003" w:tentative="1">
@@ -32350,7 +32668,7 @@
         <w:ind w:left="3600" w:hanging="360"/>
       </w:pPr>
       <w:rPr>
-        <w:rFonts w:ascii="Courier New" w:hAnsi="Courier New" w:cs="Courier New" w:hint="default"/>
+        <w:rFonts w:hint="default" w:ascii="Courier New" w:hAnsi="Courier New" w:cs="Courier New"/>
       </w:rPr>
     </w:lvl>
     <w:lvl w:ilvl="5" w:tplc="240A0005" w:tentative="1">
@@ -32362,7 +32680,7 @@
         <w:ind w:left="4320" w:hanging="360"/>
       </w:pPr>
       <w:rPr>
-        <w:rFonts w:ascii="Wingdings" w:hAnsi="Wingdings" w:hint="default"/>
+        <w:rFonts w:hint="default" w:ascii="Wingdings" w:hAnsi="Wingdings"/>
       </w:rPr>
     </w:lvl>
     <w:lvl w:ilvl="6" w:tplc="240A0001" w:tentative="1">
@@ -32374,7 +32692,7 @@
         <w:ind w:left="5040" w:hanging="360"/>
       </w:pPr>
       <w:rPr>
-        <w:rFonts w:ascii="Symbol" w:hAnsi="Symbol" w:hint="default"/>
+        <w:rFonts w:hint="default" w:ascii="Symbol" w:hAnsi="Symbol"/>
       </w:rPr>
     </w:lvl>
     <w:lvl w:ilvl="7" w:tplc="240A0003" w:tentative="1">
@@ -32386,7 +32704,7 @@
         <w:ind w:left="5760" w:hanging="360"/>
       </w:pPr>
       <w:rPr>
-        <w:rFonts w:ascii="Courier New" w:hAnsi="Courier New" w:cs="Courier New" w:hint="default"/>
+        <w:rFonts w:hint="default" w:ascii="Courier New" w:hAnsi="Courier New" w:cs="Courier New"/>
       </w:rPr>
     </w:lvl>
     <w:lvl w:ilvl="8" w:tplc="240A0005" w:tentative="1">
@@ -32398,7 +32716,7 @@
         <w:ind w:left="6480" w:hanging="360"/>
       </w:pPr>
       <w:rPr>
-        <w:rFonts w:ascii="Wingdings" w:hAnsi="Wingdings" w:hint="default"/>
+        <w:rFonts w:hint="default" w:ascii="Wingdings" w:hAnsi="Wingdings"/>
       </w:rPr>
     </w:lvl>
   </w:abstractNum>
@@ -32528,7 +32846,7 @@
         <w:ind w:left="1080" w:hanging="360"/>
       </w:pPr>
       <w:rPr>
-        <w:rFonts w:ascii="Symbol" w:hAnsi="Symbol" w:hint="default"/>
+        <w:rFonts w:hint="default" w:ascii="Symbol" w:hAnsi="Symbol"/>
       </w:rPr>
     </w:lvl>
     <w:lvl w:ilvl="1" w:tplc="FFFFFFFF" w:tentative="1">
@@ -32540,7 +32858,7 @@
         <w:ind w:left="1800" w:hanging="360"/>
       </w:pPr>
       <w:rPr>
-        <w:rFonts w:ascii="Courier New" w:hAnsi="Courier New" w:cs="Courier New" w:hint="default"/>
+        <w:rFonts w:hint="default" w:ascii="Courier New" w:hAnsi="Courier New" w:cs="Courier New"/>
       </w:rPr>
     </w:lvl>
     <w:lvl w:ilvl="2" w:tplc="FFFFFFFF" w:tentative="1">
@@ -32552,7 +32870,7 @@
         <w:ind w:left="2520" w:hanging="360"/>
       </w:pPr>
       <w:rPr>
-        <w:rFonts w:ascii="Wingdings" w:hAnsi="Wingdings" w:hint="default"/>
+        <w:rFonts w:hint="default" w:ascii="Wingdings" w:hAnsi="Wingdings"/>
       </w:rPr>
     </w:lvl>
     <w:lvl w:ilvl="3" w:tplc="FFFFFFFF" w:tentative="1">
@@ -32564,7 +32882,7 @@
         <w:ind w:left="3240" w:hanging="360"/>
       </w:pPr>
       <w:rPr>
-        <w:rFonts w:ascii="Symbol" w:hAnsi="Symbol" w:hint="default"/>
+        <w:rFonts w:hint="default" w:ascii="Symbol" w:hAnsi="Symbol"/>
       </w:rPr>
     </w:lvl>
     <w:lvl w:ilvl="4" w:tplc="FFFFFFFF" w:tentative="1">
@@ -32576,7 +32894,7 @@
         <w:ind w:left="3960" w:hanging="360"/>
       </w:pPr>
       <w:rPr>
-        <w:rFonts w:ascii="Courier New" w:hAnsi="Courier New" w:cs="Courier New" w:hint="default"/>
+        <w:rFonts w:hint="default" w:ascii="Courier New" w:hAnsi="Courier New" w:cs="Courier New"/>
       </w:rPr>
     </w:lvl>
     <w:lvl w:ilvl="5" w:tplc="FFFFFFFF" w:tentative="1">
@@ -32588,7 +32906,7 @@
         <w:ind w:left="4680" w:hanging="360"/>
       </w:pPr>
       <w:rPr>
-        <w:rFonts w:ascii="Wingdings" w:hAnsi="Wingdings" w:hint="default"/>
+        <w:rFonts w:hint="default" w:ascii="Wingdings" w:hAnsi="Wingdings"/>
       </w:rPr>
     </w:lvl>
     <w:lvl w:ilvl="6" w:tplc="FFFFFFFF" w:tentative="1">
@@ -32600,7 +32918,7 @@
         <w:ind w:left="5400" w:hanging="360"/>
       </w:pPr>
       <w:rPr>
-        <w:rFonts w:ascii="Symbol" w:hAnsi="Symbol" w:hint="default"/>
+        <w:rFonts w:hint="default" w:ascii="Symbol" w:hAnsi="Symbol"/>
       </w:rPr>
     </w:lvl>
     <w:lvl w:ilvl="7" w:tplc="FFFFFFFF" w:tentative="1">
@@ -32612,7 +32930,7 @@
         <w:ind w:left="6120" w:hanging="360"/>
       </w:pPr>
       <w:rPr>
-        <w:rFonts w:ascii="Courier New" w:hAnsi="Courier New" w:cs="Courier New" w:hint="default"/>
+        <w:rFonts w:hint="default" w:ascii="Courier New" w:hAnsi="Courier New" w:cs="Courier New"/>
       </w:rPr>
     </w:lvl>
     <w:lvl w:ilvl="8" w:tplc="FFFFFFFF" w:tentative="1">
@@ -32624,7 +32942,7 @@
         <w:ind w:left="6840" w:hanging="360"/>
       </w:pPr>
       <w:rPr>
-        <w:rFonts w:ascii="Wingdings" w:hAnsi="Wingdings" w:hint="default"/>
+        <w:rFonts w:hint="default" w:ascii="Wingdings" w:hAnsi="Wingdings"/>
       </w:rPr>
     </w:lvl>
   </w:abstractNum>
@@ -32735,7 +33053,7 @@
         <w:ind w:left="720" w:hanging="360"/>
       </w:pPr>
       <w:rPr>
-        <w:rFonts w:ascii="Symbol" w:hAnsi="Symbol" w:hint="default"/>
+        <w:rFonts w:hint="default" w:ascii="Symbol" w:hAnsi="Symbol"/>
       </w:rPr>
     </w:lvl>
     <w:lvl w:ilvl="1" w:tplc="240A0003" w:tentative="1">
@@ -32747,7 +33065,7 @@
         <w:ind w:left="1440" w:hanging="360"/>
       </w:pPr>
       <w:rPr>
-        <w:rFonts w:ascii="Courier New" w:hAnsi="Courier New" w:cs="Courier New" w:hint="default"/>
+        <w:rFonts w:hint="default" w:ascii="Courier New" w:hAnsi="Courier New" w:cs="Courier New"/>
       </w:rPr>
     </w:lvl>
     <w:lvl w:ilvl="2" w:tplc="240A0005" w:tentative="1">
@@ -32759,7 +33077,7 @@
         <w:ind w:left="2160" w:hanging="360"/>
       </w:pPr>
       <w:rPr>
-        <w:rFonts w:ascii="Wingdings" w:hAnsi="Wingdings" w:hint="default"/>
+        <w:rFonts w:hint="default" w:ascii="Wingdings" w:hAnsi="Wingdings"/>
       </w:rPr>
     </w:lvl>
     <w:lvl w:ilvl="3" w:tplc="240A0001" w:tentative="1">
@@ -32771,7 +33089,7 @@
         <w:ind w:left="2880" w:hanging="360"/>
       </w:pPr>
       <w:rPr>
-        <w:rFonts w:ascii="Symbol" w:hAnsi="Symbol" w:hint="default"/>
+        <w:rFonts w:hint="default" w:ascii="Symbol" w:hAnsi="Symbol"/>
       </w:rPr>
     </w:lvl>
     <w:lvl w:ilvl="4" w:tplc="240A0003" w:tentative="1">
@@ -32783,7 +33101,7 @@
         <w:ind w:left="3600" w:hanging="360"/>
       </w:pPr>
       <w:rPr>
-        <w:rFonts w:ascii="Courier New" w:hAnsi="Courier New" w:cs="Courier New" w:hint="default"/>
+        <w:rFonts w:hint="default" w:ascii="Courier New" w:hAnsi="Courier New" w:cs="Courier New"/>
       </w:rPr>
     </w:lvl>
     <w:lvl w:ilvl="5" w:tplc="240A0005" w:tentative="1">
@@ -32795,7 +33113,7 @@
         <w:ind w:left="4320" w:hanging="360"/>
       </w:pPr>
       <w:rPr>
-        <w:rFonts w:ascii="Wingdings" w:hAnsi="Wingdings" w:hint="default"/>
+        <w:rFonts w:hint="default" w:ascii="Wingdings" w:hAnsi="Wingdings"/>
       </w:rPr>
     </w:lvl>
     <w:lvl w:ilvl="6" w:tplc="240A0001" w:tentative="1">
@@ -32807,7 +33125,7 @@
         <w:ind w:left="5040" w:hanging="360"/>
       </w:pPr>
       <w:rPr>
-        <w:rFonts w:ascii="Symbol" w:hAnsi="Symbol" w:hint="default"/>
+        <w:rFonts w:hint="default" w:ascii="Symbol" w:hAnsi="Symbol"/>
       </w:rPr>
     </w:lvl>
     <w:lvl w:ilvl="7" w:tplc="240A0003" w:tentative="1">
@@ -32819,7 +33137,7 @@
         <w:ind w:left="5760" w:hanging="360"/>
       </w:pPr>
       <w:rPr>
-        <w:rFonts w:ascii="Courier New" w:hAnsi="Courier New" w:cs="Courier New" w:hint="default"/>
+        <w:rFonts w:hint="default" w:ascii="Courier New" w:hAnsi="Courier New" w:cs="Courier New"/>
       </w:rPr>
     </w:lvl>
     <w:lvl w:ilvl="8" w:tplc="240A0005" w:tentative="1">
@@ -32831,7 +33149,7 @@
         <w:ind w:left="6480" w:hanging="360"/>
       </w:pPr>
       <w:rPr>
-        <w:rFonts w:ascii="Wingdings" w:hAnsi="Wingdings" w:hint="default"/>
+        <w:rFonts w:hint="default" w:ascii="Wingdings" w:hAnsi="Wingdings"/>
       </w:rPr>
     </w:lvl>
   </w:abstractNum>
@@ -32848,7 +33166,7 @@
         <w:ind w:left="720" w:hanging="360"/>
       </w:pPr>
       <w:rPr>
-        <w:rFonts w:ascii="Symbol" w:hAnsi="Symbol" w:hint="default"/>
+        <w:rFonts w:hint="default" w:ascii="Symbol" w:hAnsi="Symbol"/>
       </w:rPr>
     </w:lvl>
     <w:lvl w:ilvl="1" w:tplc="FFFFFFFF" w:tentative="1">
@@ -32860,7 +33178,7 @@
         <w:ind w:left="1440" w:hanging="360"/>
       </w:pPr>
       <w:rPr>
-        <w:rFonts w:ascii="Courier New" w:hAnsi="Courier New" w:cs="Courier New" w:hint="default"/>
+        <w:rFonts w:hint="default" w:ascii="Courier New" w:hAnsi="Courier New" w:cs="Courier New"/>
       </w:rPr>
     </w:lvl>
     <w:lvl w:ilvl="2" w:tplc="FFFFFFFF" w:tentative="1">
@@ -32872,7 +33190,7 @@
         <w:ind w:left="2160" w:hanging="360"/>
       </w:pPr>
       <w:rPr>
-        <w:rFonts w:ascii="Wingdings" w:hAnsi="Wingdings" w:hint="default"/>
+        <w:rFonts w:hint="default" w:ascii="Wingdings" w:hAnsi="Wingdings"/>
       </w:rPr>
     </w:lvl>
     <w:lvl w:ilvl="3" w:tplc="FFFFFFFF" w:tentative="1">
@@ -32884,7 +33202,7 @@
         <w:ind w:left="2880" w:hanging="360"/>
       </w:pPr>
       <w:rPr>
-        <w:rFonts w:ascii="Symbol" w:hAnsi="Symbol" w:hint="default"/>
+        <w:rFonts w:hint="default" w:ascii="Symbol" w:hAnsi="Symbol"/>
       </w:rPr>
     </w:lvl>
     <w:lvl w:ilvl="4" w:tplc="FFFFFFFF" w:tentative="1">
@@ -32896,7 +33214,7 @@
         <w:ind w:left="3600" w:hanging="360"/>
       </w:pPr>
       <w:rPr>
-        <w:rFonts w:ascii="Courier New" w:hAnsi="Courier New" w:cs="Courier New" w:hint="default"/>
+        <w:rFonts w:hint="default" w:ascii="Courier New" w:hAnsi="Courier New" w:cs="Courier New"/>
       </w:rPr>
     </w:lvl>
     <w:lvl w:ilvl="5" w:tplc="FFFFFFFF" w:tentative="1">
@@ -32908,7 +33226,7 @@
         <w:ind w:left="4320" w:hanging="360"/>
       </w:pPr>
       <w:rPr>
-        <w:rFonts w:ascii="Wingdings" w:hAnsi="Wingdings" w:hint="default"/>
+        <w:rFonts w:hint="default" w:ascii="Wingdings" w:hAnsi="Wingdings"/>
       </w:rPr>
     </w:lvl>
     <w:lvl w:ilvl="6" w:tplc="FFFFFFFF" w:tentative="1">
@@ -32920,7 +33238,7 @@
         <w:ind w:left="5040" w:hanging="360"/>
       </w:pPr>
       <w:rPr>
-        <w:rFonts w:ascii="Symbol" w:hAnsi="Symbol" w:hint="default"/>
+        <w:rFonts w:hint="default" w:ascii="Symbol" w:hAnsi="Symbol"/>
       </w:rPr>
     </w:lvl>
     <w:lvl w:ilvl="7" w:tplc="FFFFFFFF" w:tentative="1">
@@ -32932,7 +33250,7 @@
         <w:ind w:left="5760" w:hanging="360"/>
       </w:pPr>
       <w:rPr>
-        <w:rFonts w:ascii="Courier New" w:hAnsi="Courier New" w:cs="Courier New" w:hint="default"/>
+        <w:rFonts w:hint="default" w:ascii="Courier New" w:hAnsi="Courier New" w:cs="Courier New"/>
       </w:rPr>
     </w:lvl>
     <w:lvl w:ilvl="8" w:tplc="FFFFFFFF" w:tentative="1">
@@ -32944,7 +33262,7 @@
         <w:ind w:left="6480" w:hanging="360"/>
       </w:pPr>
       <w:rPr>
-        <w:rFonts w:ascii="Wingdings" w:hAnsi="Wingdings" w:hint="default"/>
+        <w:rFonts w:hint="default" w:ascii="Wingdings" w:hAnsi="Wingdings"/>
       </w:rPr>
     </w:lvl>
   </w:abstractNum>
@@ -33070,22 +33388,25 @@
 </file>
 
 <file path=word/people.xml><?xml version="1.0" encoding="utf-8"?>
-<w15:people xmlns:wpc="http://schemas.microsoft.com/office/word/2010/wordprocessingCanvas" xmlns:cx="http://schemas.microsoft.com/office/drawing/2014/chartex" xmlns:mc="http://schemas.openxmlformats.org/markup-compatibility/2006" xmlns:o="urn:schemas-microsoft-com:office:office" xmlns:r="http://schemas.openxmlformats.org/officeDocument/2006/relationships" xmlns:m="http://schemas.openxmlformats.org/officeDocument/2006/math" xmlns:v="urn:schemas-microsoft-com:vml" xmlns:wp14="http://schemas.microsoft.com/office/word/2010/wordprocessingDrawing" xmlns:wp="http://schemas.openxmlformats.org/drawingml/2006/wordprocessingDrawing" xmlns:w10="urn:schemas-microsoft-com:office:word" xmlns:w="http://schemas.openxmlformats.org/wordprocessingml/2006/main" xmlns:w14="http://schemas.microsoft.com/office/word/2010/wordml" xmlns:w15="http://schemas.microsoft.com/office/word/2012/wordml" xmlns:w16se="http://schemas.microsoft.com/office/word/2015/wordml/symex" xmlns:wpg="http://schemas.microsoft.com/office/word/2010/wordprocessingGroup" xmlns:wpi="http://schemas.microsoft.com/office/word/2010/wordprocessingInk" xmlns:wne="http://schemas.microsoft.com/office/word/2006/wordml" xmlns:wps="http://schemas.microsoft.com/office/word/2010/wordprocessingShape" mc:Ignorable="w14 w15 w16se wp14">
+<w15:people xmlns:mc="http://schemas.openxmlformats.org/markup-compatibility/2006" xmlns:w15="http://schemas.microsoft.com/office/word/2012/wordml" mc:Ignorable="w15">
   <w15:person w15:author="Gloria Alzate">
     <w15:presenceInfo w15:providerId="Windows Live" w15:userId="cdab09645ca1ce8f"/>
   </w15:person>
   <w15:person w15:author="Viviana Herrera">
     <w15:presenceInfo w15:providerId="Windows Live" w15:userId="0b9d80a4d799ac89"/>
   </w15:person>
+  <w15:person w15:author="Gloria Lida Alzate Suarez">
+    <w15:presenceInfo w15:providerId="AD" w15:userId="S::asgloria@sena.edu.co::d6e89336-0702-4eca-86bf-c2428cee8243"/>
+  </w15:person>
 </w15:people>
 </file>
 
 <file path=word/styles.xml><?xml version="1.0" encoding="utf-8"?>
-<w:styles xmlns:mc="http://schemas.openxmlformats.org/markup-compatibility/2006" xmlns:r="http://schemas.openxmlformats.org/officeDocument/2006/relationships" xmlns:w="http://schemas.openxmlformats.org/wordprocessingml/2006/main" xmlns:w14="http://schemas.microsoft.com/office/word/2010/wordml" xmlns:w15="http://schemas.microsoft.com/office/word/2012/wordml" xmlns:w16se="http://schemas.microsoft.com/office/word/2015/wordml/symex" mc:Ignorable="w14 w15 w16se">
+<w:styles xmlns:wp14="http://schemas.microsoft.com/office/word/2010/wordprocessingDrawing" xmlns:mc="http://schemas.openxmlformats.org/markup-compatibility/2006" xmlns:r="http://schemas.openxmlformats.org/officeDocument/2006/relationships" xmlns:w="http://schemas.openxmlformats.org/wordprocessingml/2006/main" xmlns:w14="http://schemas.microsoft.com/office/word/2010/wordml" xmlns:w15="http://schemas.microsoft.com/office/word/2012/wordml" xmlns:w16se="http://schemas.microsoft.com/office/word/2015/wordml/symex" mc:Ignorable="w14 w15 w16se wp14">
   <w:docDefaults>
     <w:rPrDefault>
       <w:rPr>
-        <w:rFonts w:ascii="Arial" w:eastAsia="Arial" w:hAnsi="Arial" w:cs="Arial"/>
+        <w:rFonts w:ascii="Arial" w:hAnsi="Arial" w:eastAsia="Arial" w:cs="Arial"/>
         <w:lang w:val="en-US" w:eastAsia="en-US" w:bidi="ar-SA"/>
       </w:rPr>
     </w:rPrDefault>
@@ -33094,14 +33415,14 @@
   <w:latentStyles w:defLockedState="0" w:defUIPriority="99" w:defSemiHidden="0" w:defUnhideWhenUsed="0" w:defQFormat="0" w:count="371">
     <w:lsdException w:name="Normal" w:uiPriority="0" w:qFormat="1"/>
     <w:lsdException w:name="heading 1" w:uiPriority="9" w:qFormat="1"/>
-    <w:lsdException w:name="heading 2" w:semiHidden="1" w:uiPriority="9" w:unhideWhenUsed="1" w:qFormat="1"/>
-    <w:lsdException w:name="heading 3" w:semiHidden="1" w:uiPriority="9" w:unhideWhenUsed="1" w:qFormat="1"/>
-    <w:lsdException w:name="heading 4" w:semiHidden="1" w:uiPriority="9" w:unhideWhenUsed="1" w:qFormat="1"/>
-    <w:lsdException w:name="heading 5" w:semiHidden="1" w:uiPriority="9" w:unhideWhenUsed="1" w:qFormat="1"/>
-    <w:lsdException w:name="heading 6" w:semiHidden="1" w:uiPriority="9" w:unhideWhenUsed="1" w:qFormat="1"/>
-    <w:lsdException w:name="heading 7" w:semiHidden="1" w:uiPriority="9" w:unhideWhenUsed="1" w:qFormat="1"/>
-    <w:lsdException w:name="heading 8" w:semiHidden="1" w:uiPriority="9" w:unhideWhenUsed="1" w:qFormat="1"/>
-    <w:lsdException w:name="heading 9" w:semiHidden="1" w:uiPriority="9" w:unhideWhenUsed="1" w:qFormat="1"/>
+    <w:lsdException w:name="heading 2" w:uiPriority="9" w:semiHidden="1" w:unhideWhenUsed="1" w:qFormat="1"/>
+    <w:lsdException w:name="heading 3" w:uiPriority="9" w:semiHidden="1" w:unhideWhenUsed="1" w:qFormat="1"/>
+    <w:lsdException w:name="heading 4" w:uiPriority="9" w:semiHidden="1" w:unhideWhenUsed="1" w:qFormat="1"/>
+    <w:lsdException w:name="heading 5" w:uiPriority="9" w:semiHidden="1" w:unhideWhenUsed="1" w:qFormat="1"/>
+    <w:lsdException w:name="heading 6" w:uiPriority="9" w:semiHidden="1" w:unhideWhenUsed="1" w:qFormat="1"/>
+    <w:lsdException w:name="heading 7" w:uiPriority="9" w:semiHidden="1" w:unhideWhenUsed="1" w:qFormat="1"/>
+    <w:lsdException w:name="heading 8" w:uiPriority="9" w:semiHidden="1" w:unhideWhenUsed="1" w:qFormat="1"/>
+    <w:lsdException w:name="heading 9" w:uiPriority="9" w:semiHidden="1" w:unhideWhenUsed="1" w:qFormat="1"/>
     <w:lsdException w:name="index 1" w:semiHidden="1" w:unhideWhenUsed="1"/>
     <w:lsdException w:name="index 2" w:semiHidden="1" w:unhideWhenUsed="1"/>
     <w:lsdException w:name="index 3" w:semiHidden="1" w:unhideWhenUsed="1"/>
@@ -33111,22 +33432,22 @@
     <w:lsdException w:name="index 7" w:semiHidden="1" w:unhideWhenUsed="1"/>
     <w:lsdException w:name="index 8" w:semiHidden="1" w:unhideWhenUsed="1"/>
     <w:lsdException w:name="index 9" w:semiHidden="1" w:unhideWhenUsed="1"/>
-    <w:lsdException w:name="toc 1" w:semiHidden="1" w:uiPriority="39" w:unhideWhenUsed="1"/>
-    <w:lsdException w:name="toc 2" w:semiHidden="1" w:uiPriority="39" w:unhideWhenUsed="1"/>
-    <w:lsdException w:name="toc 3" w:semiHidden="1" w:uiPriority="39" w:unhideWhenUsed="1"/>
-    <w:lsdException w:name="toc 4" w:semiHidden="1" w:uiPriority="39" w:unhideWhenUsed="1"/>
-    <w:lsdException w:name="toc 5" w:semiHidden="1" w:uiPriority="39" w:unhideWhenUsed="1"/>
-    <w:lsdException w:name="toc 6" w:semiHidden="1" w:uiPriority="39" w:unhideWhenUsed="1"/>
-    <w:lsdException w:name="toc 7" w:semiHidden="1" w:uiPriority="39" w:unhideWhenUsed="1"/>
-    <w:lsdException w:name="toc 8" w:semiHidden="1" w:uiPriority="39" w:unhideWhenUsed="1"/>
-    <w:lsdException w:name="toc 9" w:semiHidden="1" w:uiPriority="39" w:unhideWhenUsed="1"/>
+    <w:lsdException w:name="toc 1" w:uiPriority="39" w:semiHidden="1" w:unhideWhenUsed="1"/>
+    <w:lsdException w:name="toc 2" w:uiPriority="39" w:semiHidden="1" w:unhideWhenUsed="1"/>
+    <w:lsdException w:name="toc 3" w:uiPriority="39" w:semiHidden="1" w:unhideWhenUsed="1"/>
+    <w:lsdException w:name="toc 4" w:uiPriority="39" w:semiHidden="1" w:unhideWhenUsed="1"/>
+    <w:lsdException w:name="toc 5" w:uiPriority="39" w:semiHidden="1" w:unhideWhenUsed="1"/>
+    <w:lsdException w:name="toc 6" w:uiPriority="39" w:semiHidden="1" w:unhideWhenUsed="1"/>
+    <w:lsdException w:name="toc 7" w:uiPriority="39" w:semiHidden="1" w:unhideWhenUsed="1"/>
+    <w:lsdException w:name="toc 8" w:uiPriority="39" w:semiHidden="1" w:unhideWhenUsed="1"/>
+    <w:lsdException w:name="toc 9" w:uiPriority="39" w:semiHidden="1" w:unhideWhenUsed="1"/>
     <w:lsdException w:name="Normal Indent" w:semiHidden="1" w:unhideWhenUsed="1"/>
     <w:lsdException w:name="footnote text" w:semiHidden="1" w:unhideWhenUsed="1"/>
     <w:lsdException w:name="annotation text" w:semiHidden="1" w:unhideWhenUsed="1" w:qFormat="1"/>
     <w:lsdException w:name="header" w:unhideWhenUsed="1" w:qFormat="1"/>
     <w:lsdException w:name="footer" w:unhideWhenUsed="1" w:qFormat="1"/>
     <w:lsdException w:name="index heading" w:semiHidden="1" w:unhideWhenUsed="1"/>
-    <w:lsdException w:name="caption" w:semiHidden="1" w:uiPriority="35" w:unhideWhenUsed="1" w:qFormat="1"/>
+    <w:lsdException w:name="caption" w:uiPriority="35" w:semiHidden="1" w:unhideWhenUsed="1" w:qFormat="1"/>
     <w:lsdException w:name="table of figures" w:semiHidden="1" w:unhideWhenUsed="1"/>
     <w:lsdException w:name="envelope address" w:semiHidden="1" w:unhideWhenUsed="1"/>
     <w:lsdException w:name="envelope return" w:semiHidden="1" w:unhideWhenUsed="1"/>
@@ -33157,7 +33478,7 @@
     <w:lsdException w:name="Title" w:uiPriority="10" w:qFormat="1"/>
     <w:lsdException w:name="Closing" w:semiHidden="1" w:unhideWhenUsed="1"/>
     <w:lsdException w:name="Signature" w:semiHidden="1" w:unhideWhenUsed="1"/>
-    <w:lsdException w:name="Default Paragraph Font" w:semiHidden="1" w:uiPriority="1" w:unhideWhenUsed="1"/>
+    <w:lsdException w:name="Default Paragraph Font" w:uiPriority="1" w:semiHidden="1" w:unhideWhenUsed="1"/>
     <w:lsdException w:name="Body Text" w:semiHidden="1" w:unhideWhenUsed="1"/>
     <w:lsdException w:name="Body Text Indent" w:semiHidden="1" w:unhideWhenUsed="1"/>
     <w:lsdException w:name="List Continue" w:semiHidden="1" w:unhideWhenUsed="1"/>
@@ -33354,8 +33675,8 @@
     <w:lsdException w:name="Subtle Reference" w:uiPriority="31" w:qFormat="1"/>
     <w:lsdException w:name="Intense Reference" w:uiPriority="32" w:qFormat="1"/>
     <w:lsdException w:name="Book Title" w:uiPriority="33" w:qFormat="1"/>
-    <w:lsdException w:name="Bibliography" w:semiHidden="1" w:uiPriority="37" w:unhideWhenUsed="1"/>
-    <w:lsdException w:name="TOC Heading" w:semiHidden="1" w:uiPriority="39" w:unhideWhenUsed="1" w:qFormat="1"/>
+    <w:lsdException w:name="Bibliography" w:uiPriority="37" w:semiHidden="1" w:unhideWhenUsed="1"/>
+    <w:lsdException w:name="TOC Heading" w:uiPriority="39" w:semiHidden="1" w:unhideWhenUsed="1" w:qFormat="1"/>
     <w:lsdException w:name="Plain Table 1" w:uiPriority="41"/>
     <w:lsdException w:name="Plain Table 2" w:uiPriority="42"/>
     <w:lsdException w:name="Plain Table 3" w:uiPriority="43"/>
@@ -33461,7 +33782,7 @@
     <w:lsdException w:name="List Table 6 Colorful Accent 6" w:uiPriority="51"/>
     <w:lsdException w:name="List Table 7 Colorful Accent 6" w:uiPriority="52"/>
   </w:latentStyles>
-  <w:style w:type="paragraph" w:default="1" w:styleId="Normal">
+  <w:style w:type="paragraph" w:styleId="Normal" w:default="1">
     <w:name w:val="Normal"/>
     <w:qFormat/>
     <w:rsid w:val="003C603B"/>
@@ -33588,13 +33909,13 @@
       <w:color w:val="666666"/>
     </w:rPr>
   </w:style>
-  <w:style w:type="character" w:default="1" w:styleId="Fuentedeprrafopredeter">
+  <w:style w:type="character" w:styleId="Fuentedeprrafopredeter" w:default="1">
     <w:name w:val="Default Paragraph Font"/>
     <w:uiPriority w:val="1"/>
     <w:semiHidden/>
     <w:unhideWhenUsed/>
   </w:style>
-  <w:style w:type="table" w:default="1" w:styleId="Tablanormal">
+  <w:style w:type="table" w:styleId="Tablanormal" w:default="1">
     <w:name w:val="Normal Table"/>
     <w:uiPriority w:val="99"/>
     <w:semiHidden/>
@@ -33609,13 +33930,13 @@
       </w:tblCellMar>
     </w:tblPr>
   </w:style>
-  <w:style w:type="numbering" w:default="1" w:styleId="Sinlista">
+  <w:style w:type="numbering" w:styleId="Sinlista" w:default="1">
     <w:name w:val="No List"/>
     <w:uiPriority w:val="99"/>
     <w:semiHidden/>
     <w:unhideWhenUsed/>
   </w:style>
-  <w:style w:type="character" w:customStyle="1" w:styleId="CommentReference">
+  <w:style w:type="character" w:styleId="CommentReference" w:customStyle="1">
     <w:name w:val="Comment Reference"/>
     <w:basedOn w:val="Fuentedeprrafopredeter"/>
     <w:uiPriority w:val="99"/>
@@ -33660,7 +33981,7 @@
       <w:u w:val="single"/>
     </w:rPr>
   </w:style>
-  <w:style w:type="paragraph" w:customStyle="1" w:styleId="CommentSubject">
+  <w:style w:type="paragraph" w:styleId="CommentSubject" w:customStyle="1">
     <w:name w:val="Comment Subject"/>
     <w:basedOn w:val="CommentText"/>
     <w:next w:val="CommentText"/>
@@ -33673,7 +33994,7 @@
       <w:bCs/>
     </w:rPr>
   </w:style>
-  <w:style w:type="paragraph" w:customStyle="1" w:styleId="CommentText">
+  <w:style w:type="paragraph" w:styleId="CommentText" w:customStyle="1">
     <w:name w:val="Comment Text"/>
     <w:basedOn w:val="Normal0"/>
     <w:link w:val="CommentTextChar"/>
@@ -33689,7 +34010,7 @@
       <w:szCs w:val="20"/>
     </w:rPr>
   </w:style>
-  <w:style w:type="paragraph" w:customStyle="1" w:styleId="Normal0">
+  <w:style w:type="paragraph" w:styleId="Normal0" w:customStyle="1">
     <w:name w:val="Normal0"/>
     <w:qFormat/>
     <w:pPr>
@@ -33743,7 +34064,7 @@
       <w:spacing w:before="100" w:beforeAutospacing="1" w:after="100" w:afterAutospacing="1" w:line="240" w:lineRule="auto"/>
     </w:pPr>
     <w:rPr>
-      <w:rFonts w:ascii="Times New Roman" w:eastAsia="Times New Roman" w:hAnsi="Times New Roman" w:cs="Times New Roman"/>
+      <w:rFonts w:ascii="Times New Roman" w:hAnsi="Times New Roman" w:eastAsia="Times New Roman" w:cs="Times New Roman"/>
       <w:sz w:val="24"/>
       <w:szCs w:val="24"/>
     </w:rPr>
@@ -33802,16 +34123,16 @@
     <w:uiPriority w:val="39"/>
     <w:tblPr>
       <w:tblBorders>
-        <w:top w:val="single" w:sz="4" w:space="0" w:color="auto"/>
-        <w:left w:val="single" w:sz="4" w:space="0" w:color="auto"/>
-        <w:bottom w:val="single" w:sz="4" w:space="0" w:color="auto"/>
-        <w:right w:val="single" w:sz="4" w:space="0" w:color="auto"/>
-        <w:insideH w:val="single" w:sz="4" w:space="0" w:color="auto"/>
-        <w:insideV w:val="single" w:sz="4" w:space="0" w:color="auto"/>
+        <w:top w:val="single" w:color="auto" w:sz="4" w:space="0"/>
+        <w:left w:val="single" w:color="auto" w:sz="4" w:space="0"/>
+        <w:bottom w:val="single" w:color="auto" w:sz="4" w:space="0"/>
+        <w:right w:val="single" w:color="auto" w:sz="4" w:space="0"/>
+        <w:insideH w:val="single" w:color="auto" w:sz="4" w:space="0"/>
+        <w:insideV w:val="single" w:color="auto" w:sz="4" w:space="0"/>
       </w:tblBorders>
     </w:tblPr>
   </w:style>
-  <w:style w:type="table" w:customStyle="1" w:styleId="NormalTable0">
+  <w:style w:type="table" w:styleId="NormalTable0" w:customStyle="1">
     <w:name w:val="Normal Table0"/>
     <w:uiPriority w:val="99"/>
     <w:semiHidden/>
@@ -33826,7 +34147,7 @@
       </w:tblCellMar>
     </w:tblPr>
   </w:style>
-  <w:style w:type="paragraph" w:customStyle="1" w:styleId="heading10">
+  <w:style w:type="paragraph" w:styleId="heading10" w:customStyle="1">
     <w:name w:val="heading 10"/>
     <w:basedOn w:val="Normal0"/>
     <w:next w:val="Normal0"/>
@@ -33843,7 +34164,7 @@
       <w:szCs w:val="40"/>
     </w:rPr>
   </w:style>
-  <w:style w:type="paragraph" w:customStyle="1" w:styleId="heading20">
+  <w:style w:type="paragraph" w:styleId="heading20" w:customStyle="1">
     <w:name w:val="heading 20"/>
     <w:basedOn w:val="Normal0"/>
     <w:next w:val="Normal0"/>
@@ -33862,7 +34183,7 @@
       <w:szCs w:val="32"/>
     </w:rPr>
   </w:style>
-  <w:style w:type="paragraph" w:customStyle="1" w:styleId="heading30">
+  <w:style w:type="paragraph" w:styleId="heading30" w:customStyle="1">
     <w:name w:val="heading 30"/>
     <w:basedOn w:val="Normal0"/>
     <w:next w:val="Normal0"/>
@@ -33882,7 +34203,7 @@
       <w:szCs w:val="28"/>
     </w:rPr>
   </w:style>
-  <w:style w:type="paragraph" w:customStyle="1" w:styleId="heading40">
+  <w:style w:type="paragraph" w:styleId="heading40" w:customStyle="1">
     <w:name w:val="heading 40"/>
     <w:basedOn w:val="Normal0"/>
     <w:next w:val="Normal0"/>
@@ -33902,7 +34223,7 @@
       <w:szCs w:val="24"/>
     </w:rPr>
   </w:style>
-  <w:style w:type="paragraph" w:customStyle="1" w:styleId="heading50">
+  <w:style w:type="paragraph" w:styleId="heading50" w:customStyle="1">
     <w:name w:val="heading 50"/>
     <w:basedOn w:val="Normal0"/>
     <w:next w:val="Normal0"/>
@@ -33920,7 +34241,7 @@
       <w:color w:val="666666"/>
     </w:rPr>
   </w:style>
-  <w:style w:type="paragraph" w:customStyle="1" w:styleId="heading60">
+  <w:style w:type="paragraph" w:styleId="heading60" w:customStyle="1">
     <w:name w:val="heading 60"/>
     <w:basedOn w:val="Normal0"/>
     <w:next w:val="Normal0"/>
@@ -33939,7 +34260,7 @@
       <w:color w:val="666666"/>
     </w:rPr>
   </w:style>
-  <w:style w:type="table" w:customStyle="1" w:styleId="NormalTable1">
+  <w:style w:type="table" w:styleId="NormalTable1" w:customStyle="1">
     <w:name w:val="Normal Table1"/>
     <w:qFormat/>
     <w:tblPr>
@@ -33951,7 +34272,7 @@
       </w:tblCellMar>
     </w:tblPr>
   </w:style>
-  <w:style w:type="paragraph" w:customStyle="1" w:styleId="Title0">
+  <w:style w:type="paragraph" w:styleId="Title0" w:customStyle="1">
     <w:name w:val="Title0"/>
     <w:basedOn w:val="Normal0"/>
     <w:next w:val="Normal0"/>
@@ -33967,7 +34288,7 @@
       <w:szCs w:val="52"/>
     </w:rPr>
   </w:style>
-  <w:style w:type="table" w:customStyle="1" w:styleId="TableNormal1">
+  <w:style w:type="table" w:styleId="TableNormal1" w:customStyle="1">
     <w:name w:val="Table Normal1"/>
     <w:qFormat/>
     <w:tblPr>
@@ -33979,7 +34300,7 @@
       </w:tblCellMar>
     </w:tblPr>
   </w:style>
-  <w:style w:type="table" w:customStyle="1" w:styleId="Style22">
+  <w:style w:type="table" w:styleId="Style22" w:customStyle="1">
     <w:name w:val="_Style 22"/>
     <w:basedOn w:val="NormalTable0"/>
     <w:qFormat/>
@@ -33992,7 +34313,7 @@
       </w:tblCellMar>
     </w:tblPr>
   </w:style>
-  <w:style w:type="table" w:customStyle="1" w:styleId="Style23">
+  <w:style w:type="table" w:styleId="Style23" w:customStyle="1">
     <w:name w:val="_Style 23"/>
     <w:basedOn w:val="NormalTable0"/>
     <w:qFormat/>
@@ -34005,7 +34326,7 @@
       </w:tblCellMar>
     </w:tblPr>
   </w:style>
-  <w:style w:type="table" w:customStyle="1" w:styleId="Style24">
+  <w:style w:type="table" w:styleId="Style24" w:customStyle="1">
     <w:name w:val="_Style 24"/>
     <w:basedOn w:val="NormalTable0"/>
     <w:qFormat/>
@@ -34018,21 +34339,21 @@
       </w:tblCellMar>
     </w:tblPr>
   </w:style>
-  <w:style w:type="character" w:customStyle="1" w:styleId="EncabezadoCar">
+  <w:style w:type="character" w:styleId="EncabezadoCar" w:customStyle="1">
     <w:name w:val="Encabezado Car"/>
     <w:basedOn w:val="Fuentedeprrafopredeter"/>
     <w:link w:val="Encabezado"/>
     <w:uiPriority w:val="99"/>
     <w:qFormat/>
   </w:style>
-  <w:style w:type="character" w:customStyle="1" w:styleId="PiedepginaCar">
+  <w:style w:type="character" w:styleId="PiedepginaCar" w:customStyle="1">
     <w:name w:val="Pie de página Car"/>
     <w:basedOn w:val="Fuentedeprrafopredeter"/>
     <w:link w:val="Piedepgina"/>
     <w:uiPriority w:val="99"/>
     <w:qFormat/>
   </w:style>
-  <w:style w:type="character" w:customStyle="1" w:styleId="Listavistosa-nfasis1Car">
+  <w:style w:type="character" w:styleId="Listavistosa-nfasis1Car" w:customStyle="1">
     <w:name w:val="Lista vistosa - Énfasis 1 Car"/>
     <w:uiPriority w:val="34"/>
     <w:qFormat/>
@@ -34065,7 +34386,7 @@
       <w:tblPr/>
       <w:tcPr>
         <w:tcBorders>
-          <w:bottom w:val="single" w:sz="12" w:space="0" w:color="FFFFFF" w:themeColor="background1"/>
+          <w:bottom w:val="single" w:color="FFFFFF" w:themeColor="background1" w:sz="12" w:space="0"/>
         </w:tcBorders>
         <w:shd w:val="clear" w:color="auto" w:fill="9E3A38" w:themeFill="accent2" w:themeFillShade="CC"/>
       </w:tcPr>
@@ -34074,7 +34395,7 @@
       <w:tblPr/>
       <w:tcPr>
         <w:tcBorders>
-          <w:top w:val="single" w:sz="12" w:space="0" w:color="000000" w:themeColor="text1"/>
+          <w:top w:val="single" w:color="000000" w:themeColor="text1" w:sz="12" w:space="0"/>
         </w:tcBorders>
         <w:shd w:val="clear" w:color="auto" w:fill="FFFFFF" w:themeFill="background1"/>
       </w:tcPr>
@@ -34110,7 +34431,7 @@
       <w:contextualSpacing/>
     </w:pPr>
   </w:style>
-  <w:style w:type="character" w:customStyle="1" w:styleId="Mencinsinresolver1">
+  <w:style w:type="character" w:styleId="Mencinsinresolver1" w:customStyle="1">
     <w:name w:val="Mención sin resolver1"/>
     <w:basedOn w:val="Fuentedeprrafopredeter"/>
     <w:uiPriority w:val="99"/>
@@ -34122,7 +34443,7 @@
       <w:shd w:val="clear" w:color="auto" w:fill="E1DFDD"/>
     </w:rPr>
   </w:style>
-  <w:style w:type="character" w:customStyle="1" w:styleId="TextodegloboCar">
+  <w:style w:type="character" w:styleId="TextodegloboCar" w:customStyle="1">
     <w:name w:val="Texto de globo Car"/>
     <w:basedOn w:val="Fuentedeprrafopredeter"/>
     <w:link w:val="Textodeglobo"/>
@@ -34134,7 +34455,7 @@
       <w:szCs w:val="18"/>
     </w:rPr>
   </w:style>
-  <w:style w:type="character" w:customStyle="1" w:styleId="CommentTextChar">
+  <w:style w:type="character" w:styleId="CommentTextChar" w:customStyle="1">
     <w:name w:val="Comment Text Char"/>
     <w:basedOn w:val="Fuentedeprrafopredeter"/>
     <w:link w:val="CommentText"/>
@@ -34146,7 +34467,7 @@
       <w:szCs w:val="20"/>
     </w:rPr>
   </w:style>
-  <w:style w:type="character" w:customStyle="1" w:styleId="CommentSubjectChar">
+  <w:style w:type="character" w:styleId="CommentSubjectChar" w:customStyle="1">
     <w:name w:val="Comment Subject Char"/>
     <w:basedOn w:val="CommentTextChar"/>
     <w:link w:val="CommentSubject"/>
@@ -34160,7 +34481,7 @@
       <w:szCs w:val="20"/>
     </w:rPr>
   </w:style>
-  <w:style w:type="table" w:customStyle="1" w:styleId="Style44">
+  <w:style w:type="table" w:styleId="Style44" w:customStyle="1">
     <w:name w:val="_Style 44"/>
     <w:basedOn w:val="TableNormal1"/>
     <w:qFormat/>
@@ -34179,7 +34500,7 @@
       <w:shd w:val="clear" w:color="auto" w:fill="EDF2F8"/>
     </w:tcPr>
   </w:style>
-  <w:style w:type="table" w:customStyle="1" w:styleId="Style45">
+  <w:style w:type="table" w:styleId="Style45" w:customStyle="1">
     <w:name w:val="_Style 45"/>
     <w:basedOn w:val="TableNormal1"/>
     <w:qFormat/>
@@ -34198,7 +34519,7 @@
       <w:shd w:val="clear" w:color="auto" w:fill="EDF2F8"/>
     </w:tcPr>
   </w:style>
-  <w:style w:type="table" w:customStyle="1" w:styleId="Style46">
+  <w:style w:type="table" w:styleId="Style46" w:customStyle="1">
     <w:name w:val="_Style 46"/>
     <w:basedOn w:val="TableNormal1"/>
     <w:qFormat/>
@@ -34217,7 +34538,7 @@
       <w:shd w:val="clear" w:color="auto" w:fill="EDF2F8"/>
     </w:tcPr>
   </w:style>
-  <w:style w:type="table" w:customStyle="1" w:styleId="Style47">
+  <w:style w:type="table" w:styleId="Style47" w:customStyle="1">
     <w:name w:val="_Style 47"/>
     <w:basedOn w:val="TableNormal1"/>
     <w:qFormat/>
@@ -34236,7 +34557,7 @@
       <w:shd w:val="clear" w:color="auto" w:fill="EDF2F8"/>
     </w:tcPr>
   </w:style>
-  <w:style w:type="table" w:customStyle="1" w:styleId="Style48">
+  <w:style w:type="table" w:styleId="Style48" w:customStyle="1">
     <w:name w:val="_Style 48"/>
     <w:basedOn w:val="TableNormal1"/>
     <w:tblPr>
@@ -34246,7 +34567,7 @@
       </w:tblCellMar>
     </w:tblPr>
   </w:style>
-  <w:style w:type="table" w:customStyle="1" w:styleId="Style49">
+  <w:style w:type="table" w:styleId="Style49" w:customStyle="1">
     <w:name w:val="_Style 49"/>
     <w:basedOn w:val="TableNormal1"/>
     <w:qFormat/>
@@ -34259,7 +34580,7 @@
       </w:tblCellMar>
     </w:tblPr>
   </w:style>
-  <w:style w:type="table" w:customStyle="1" w:styleId="Style50">
+  <w:style w:type="table" w:styleId="Style50" w:customStyle="1">
     <w:name w:val="_Style 50"/>
     <w:basedOn w:val="TableNormal1"/>
     <w:qFormat/>
@@ -34272,7 +34593,7 @@
       </w:tblCellMar>
     </w:tblPr>
   </w:style>
-  <w:style w:type="table" w:customStyle="1" w:styleId="Style51">
+  <w:style w:type="table" w:styleId="Style51" w:customStyle="1">
     <w:name w:val="_Style 51"/>
     <w:basedOn w:val="TableNormal1"/>
     <w:qFormat/>
@@ -34283,7 +34604,7 @@
       </w:tblCellMar>
     </w:tblPr>
   </w:style>
-  <w:style w:type="table" w:customStyle="1" w:styleId="Style52">
+  <w:style w:type="table" w:styleId="Style52" w:customStyle="1">
     <w:name w:val="_Style 52"/>
     <w:basedOn w:val="TableNormal1"/>
     <w:qFormat/>
@@ -34294,7 +34615,7 @@
       </w:tblCellMar>
     </w:tblPr>
   </w:style>
-  <w:style w:type="table" w:customStyle="1" w:styleId="Style53">
+  <w:style w:type="table" w:styleId="Style53" w:customStyle="1">
     <w:name w:val="_Style 53"/>
     <w:basedOn w:val="TableNormal1"/>
     <w:qFormat/>
@@ -34313,7 +34634,7 @@
       <w:shd w:val="clear" w:color="auto" w:fill="EDF2F8"/>
     </w:tcPr>
   </w:style>
-  <w:style w:type="table" w:customStyle="1" w:styleId="Style54">
+  <w:style w:type="table" w:styleId="Style54" w:customStyle="1">
     <w:name w:val="_Style 54"/>
     <w:basedOn w:val="TableNormal1"/>
     <w:qFormat/>
@@ -34332,7 +34653,7 @@
       <w:shd w:val="clear" w:color="auto" w:fill="EDF2F8"/>
     </w:tcPr>
   </w:style>
-  <w:style w:type="table" w:customStyle="1" w:styleId="Style55">
+  <w:style w:type="table" w:styleId="Style55" w:customStyle="1">
     <w:name w:val="_Style 55"/>
     <w:basedOn w:val="TableNormal1"/>
     <w:qFormat/>
@@ -34351,7 +34672,7 @@
       <w:shd w:val="clear" w:color="auto" w:fill="EDF2F8"/>
     </w:tcPr>
   </w:style>
-  <w:style w:type="table" w:customStyle="1" w:styleId="Style56">
+  <w:style w:type="table" w:styleId="Style56" w:customStyle="1">
     <w:name w:val="_Style 56"/>
     <w:basedOn w:val="TableNormal1"/>
     <w:qFormat/>
@@ -34370,7 +34691,7 @@
       <w:shd w:val="clear" w:color="auto" w:fill="EDF2F8"/>
     </w:tcPr>
   </w:style>
-  <w:style w:type="table" w:customStyle="1" w:styleId="Style57">
+  <w:style w:type="table" w:styleId="Style57" w:customStyle="1">
     <w:name w:val="_Style 57"/>
     <w:basedOn w:val="TableNormal1"/>
     <w:qFormat/>
@@ -34389,7 +34710,7 @@
       <w:shd w:val="clear" w:color="auto" w:fill="EDF2F8"/>
     </w:tcPr>
   </w:style>
-  <w:style w:type="table" w:customStyle="1" w:styleId="Style58">
+  <w:style w:type="table" w:styleId="Style58" w:customStyle="1">
     <w:name w:val="_Style 58"/>
     <w:basedOn w:val="TableNormal1"/>
     <w:qFormat/>
@@ -34408,7 +34729,7 @@
       <w:shd w:val="clear" w:color="auto" w:fill="EDF2F8"/>
     </w:tcPr>
   </w:style>
-  <w:style w:type="table" w:customStyle="1" w:styleId="Style59">
+  <w:style w:type="table" w:styleId="Style59" w:customStyle="1">
     <w:name w:val="_Style 59"/>
     <w:basedOn w:val="TableNormal1"/>
     <w:qFormat/>
@@ -34427,7 +34748,7 @@
       <w:shd w:val="clear" w:color="auto" w:fill="EDF2F8"/>
     </w:tcPr>
   </w:style>
-  <w:style w:type="table" w:customStyle="1" w:styleId="Style60">
+  <w:style w:type="table" w:styleId="Style60" w:customStyle="1">
     <w:name w:val="_Style 60"/>
     <w:basedOn w:val="TableNormal1"/>
     <w:qFormat/>
@@ -34446,7 +34767,7 @@
       <w:shd w:val="clear" w:color="auto" w:fill="EDF2F8"/>
     </w:tcPr>
   </w:style>
-  <w:style w:type="table" w:customStyle="1" w:styleId="Style61">
+  <w:style w:type="table" w:styleId="Style61" w:customStyle="1">
     <w:name w:val="_Style 61"/>
     <w:basedOn w:val="TableNormal1"/>
     <w:qFormat/>
@@ -34465,7 +34786,7 @@
       <w:shd w:val="clear" w:color="auto" w:fill="EDF2F8"/>
     </w:tcPr>
   </w:style>
-  <w:style w:type="character" w:customStyle="1" w:styleId="Mencinsinresolver2">
+  <w:style w:type="character" w:styleId="Mencinsinresolver2" w:customStyle="1">
     <w:name w:val="Mención sin resolver2"/>
     <w:basedOn w:val="Fuentedeprrafopredeter"/>
     <w:uiPriority w:val="99"/>
@@ -34477,7 +34798,7 @@
       <w:shd w:val="clear" w:color="auto" w:fill="E1DFDD"/>
     </w:rPr>
   </w:style>
-  <w:style w:type="paragraph" w:customStyle="1" w:styleId="Subtitle0">
+  <w:style w:type="paragraph" w:styleId="Subtitle0" w:customStyle="1">
     <w:name w:val="Subtitle0"/>
     <w:basedOn w:val="Normal0"/>
     <w:next w:val="Normal0"/>
@@ -34493,7 +34814,7 @@
       <w:szCs w:val="30"/>
     </w:rPr>
   </w:style>
-  <w:style w:type="table" w:customStyle="1" w:styleId="Style64">
+  <w:style w:type="table" w:styleId="Style64" w:customStyle="1">
     <w:name w:val="_Style 64"/>
     <w:basedOn w:val="NormalTable1"/>
     <w:qFormat/>
@@ -34512,7 +34833,7 @@
       <w:shd w:val="clear" w:color="auto" w:fill="EDF2F8"/>
     </w:tcPr>
   </w:style>
-  <w:style w:type="table" w:customStyle="1" w:styleId="Style65">
+  <w:style w:type="table" w:styleId="Style65" w:customStyle="1">
     <w:name w:val="_Style 65"/>
     <w:basedOn w:val="NormalTable1"/>
     <w:qFormat/>
@@ -34531,7 +34852,7 @@
       <w:shd w:val="clear" w:color="auto" w:fill="EDF2F8"/>
     </w:tcPr>
   </w:style>
-  <w:style w:type="table" w:customStyle="1" w:styleId="Style66">
+  <w:style w:type="table" w:styleId="Style66" w:customStyle="1">
     <w:name w:val="_Style 66"/>
     <w:basedOn w:val="NormalTable1"/>
     <w:qFormat/>
@@ -34550,7 +34871,7 @@
       <w:shd w:val="clear" w:color="auto" w:fill="EDF2F8"/>
     </w:tcPr>
   </w:style>
-  <w:style w:type="table" w:customStyle="1" w:styleId="Style67">
+  <w:style w:type="table" w:styleId="Style67" w:customStyle="1">
     <w:name w:val="_Style 67"/>
     <w:basedOn w:val="NormalTable1"/>
     <w:qFormat/>
@@ -34569,7 +34890,7 @@
       <w:shd w:val="clear" w:color="auto" w:fill="EDF2F8"/>
     </w:tcPr>
   </w:style>
-  <w:style w:type="table" w:customStyle="1" w:styleId="Style68">
+  <w:style w:type="table" w:styleId="Style68" w:customStyle="1">
     <w:name w:val="_Style 68"/>
     <w:basedOn w:val="NormalTable1"/>
     <w:tblPr>
@@ -34581,7 +34902,7 @@
       </w:tblCellMar>
     </w:tblPr>
   </w:style>
-  <w:style w:type="table" w:customStyle="1" w:styleId="Style69">
+  <w:style w:type="table" w:styleId="Style69" w:customStyle="1">
     <w:name w:val="_Style 69"/>
     <w:basedOn w:val="NormalTable1"/>
     <w:qFormat/>
@@ -34594,7 +34915,7 @@
       </w:tblCellMar>
     </w:tblPr>
   </w:style>
-  <w:style w:type="table" w:customStyle="1" w:styleId="Style70">
+  <w:style w:type="table" w:styleId="Style70" w:customStyle="1">
     <w:name w:val="_Style 70"/>
     <w:basedOn w:val="NormalTable1"/>
     <w:qFormat/>
@@ -34613,7 +34934,7 @@
       <w:shd w:val="clear" w:color="auto" w:fill="EDF2F8"/>
     </w:tcPr>
   </w:style>
-  <w:style w:type="table" w:customStyle="1" w:styleId="Style71">
+  <w:style w:type="table" w:styleId="Style71" w:customStyle="1">
     <w:name w:val="_Style 71"/>
     <w:basedOn w:val="NormalTable1"/>
     <w:qFormat/>
@@ -34632,7 +34953,7 @@
       <w:shd w:val="clear" w:color="auto" w:fill="EDF2F8"/>
     </w:tcPr>
   </w:style>
-  <w:style w:type="table" w:customStyle="1" w:styleId="Style72">
+  <w:style w:type="table" w:styleId="Style72" w:customStyle="1">
     <w:name w:val="_Style 72"/>
     <w:basedOn w:val="NormalTable1"/>
     <w:qFormat/>
@@ -34651,7 +34972,7 @@
       <w:shd w:val="clear" w:color="auto" w:fill="EDF2F8"/>
     </w:tcPr>
   </w:style>
-  <w:style w:type="table" w:customStyle="1" w:styleId="Style73">
+  <w:style w:type="table" w:styleId="Style73" w:customStyle="1">
     <w:name w:val="_Style 73"/>
     <w:basedOn w:val="NormalTable1"/>
     <w:qFormat/>
@@ -34670,7 +34991,7 @@
       <w:shd w:val="clear" w:color="auto" w:fill="EDF2F8"/>
     </w:tcPr>
   </w:style>
-  <w:style w:type="table" w:customStyle="1" w:styleId="Style74">
+  <w:style w:type="table" w:styleId="Style74" w:customStyle="1">
     <w:name w:val="_Style 74"/>
     <w:basedOn w:val="NormalTable1"/>
     <w:qFormat/>
@@ -34689,7 +35010,7 @@
       <w:shd w:val="clear" w:color="auto" w:fill="EDF2F8"/>
     </w:tcPr>
   </w:style>
-  <w:style w:type="paragraph" w:customStyle="1" w:styleId="Default">
+  <w:style w:type="paragraph" w:styleId="Default" w:customStyle="1">
     <w:name w:val="Default"/>
     <w:qFormat/>
     <w:pPr>
@@ -34704,7 +35025,7 @@
       <w:lang w:eastAsia="ja-JP"/>
     </w:rPr>
   </w:style>
-  <w:style w:type="character" w:customStyle="1" w:styleId="Ttulo4Car">
+  <w:style w:type="character" w:styleId="Ttulo4Car" w:customStyle="1">
     <w:name w:val="Título 4 Car"/>
     <w:basedOn w:val="Fuentedeprrafopredeter"/>
     <w:link w:val="Ttulo4"/>
@@ -34743,12 +35064,12 @@
       <w:tblStyleRowBandSize w:val="1"/>
       <w:tblStyleColBandSize w:val="1"/>
       <w:tblBorders>
-        <w:top w:val="single" w:sz="4" w:space="0" w:color="95B3D7" w:themeColor="accent1" w:themeTint="99"/>
-        <w:left w:val="single" w:sz="4" w:space="0" w:color="95B3D7" w:themeColor="accent1" w:themeTint="99"/>
-        <w:bottom w:val="single" w:sz="4" w:space="0" w:color="95B3D7" w:themeColor="accent1" w:themeTint="99"/>
-        <w:right w:val="single" w:sz="4" w:space="0" w:color="95B3D7" w:themeColor="accent1" w:themeTint="99"/>
-        <w:insideH w:val="single" w:sz="4" w:space="0" w:color="95B3D7" w:themeColor="accent1" w:themeTint="99"/>
-        <w:insideV w:val="single" w:sz="4" w:space="0" w:color="95B3D7" w:themeColor="accent1" w:themeTint="99"/>
+        <w:top w:val="single" w:color="95B3D7" w:themeColor="accent1" w:themeTint="99" w:sz="4" w:space="0"/>
+        <w:left w:val="single" w:color="95B3D7" w:themeColor="accent1" w:themeTint="99" w:sz="4" w:space="0"/>
+        <w:bottom w:val="single" w:color="95B3D7" w:themeColor="accent1" w:themeTint="99" w:sz="4" w:space="0"/>
+        <w:right w:val="single" w:color="95B3D7" w:themeColor="accent1" w:themeTint="99" w:sz="4" w:space="0"/>
+        <w:insideH w:val="single" w:color="95B3D7" w:themeColor="accent1" w:themeTint="99" w:sz="4" w:space="0"/>
+        <w:insideV w:val="single" w:color="95B3D7" w:themeColor="accent1" w:themeTint="99" w:sz="4" w:space="0"/>
       </w:tblBorders>
     </w:tblPr>
     <w:tblStylePr w:type="firstRow">
@@ -34760,10 +35081,10 @@
       <w:tblPr/>
       <w:tcPr>
         <w:tcBorders>
-          <w:top w:val="single" w:sz="4" w:space="0" w:color="4F81BD" w:themeColor="accent1"/>
-          <w:left w:val="single" w:sz="4" w:space="0" w:color="4F81BD" w:themeColor="accent1"/>
-          <w:bottom w:val="single" w:sz="4" w:space="0" w:color="4F81BD" w:themeColor="accent1"/>
-          <w:right w:val="single" w:sz="4" w:space="0" w:color="4F81BD" w:themeColor="accent1"/>
+          <w:top w:val="single" w:color="4F81BD" w:themeColor="accent1" w:sz="4" w:space="0"/>
+          <w:left w:val="single" w:color="4F81BD" w:themeColor="accent1" w:sz="4" w:space="0"/>
+          <w:bottom w:val="single" w:color="4F81BD" w:themeColor="accent1" w:sz="4" w:space="0"/>
+          <w:right w:val="single" w:color="4F81BD" w:themeColor="accent1" w:sz="4" w:space="0"/>
           <w:insideH w:val="nil"/>
           <w:insideV w:val="nil"/>
         </w:tcBorders>
@@ -34778,7 +35099,7 @@
       <w:tblPr/>
       <w:tcPr>
         <w:tcBorders>
-          <w:top w:val="double" w:sz="4" w:space="0" w:color="4F81BD" w:themeColor="accent1"/>
+          <w:top w:val="double" w:color="4F81BD" w:themeColor="accent1" w:sz="4" w:space="0"/>
         </w:tcBorders>
       </w:tcPr>
     </w:tblStylePr>
@@ -34821,12 +35142,12 @@
       <w:tblStyleRowBandSize w:val="1"/>
       <w:tblStyleColBandSize w:val="1"/>
       <w:tblBorders>
-        <w:top w:val="single" w:sz="4" w:space="0" w:color="92CDDC" w:themeColor="accent5" w:themeTint="99"/>
-        <w:left w:val="single" w:sz="4" w:space="0" w:color="92CDDC" w:themeColor="accent5" w:themeTint="99"/>
-        <w:bottom w:val="single" w:sz="4" w:space="0" w:color="92CDDC" w:themeColor="accent5" w:themeTint="99"/>
-        <w:right w:val="single" w:sz="4" w:space="0" w:color="92CDDC" w:themeColor="accent5" w:themeTint="99"/>
-        <w:insideH w:val="single" w:sz="4" w:space="0" w:color="92CDDC" w:themeColor="accent5" w:themeTint="99"/>
-        <w:insideV w:val="single" w:sz="4" w:space="0" w:color="92CDDC" w:themeColor="accent5" w:themeTint="99"/>
+        <w:top w:val="single" w:color="92CDDC" w:themeColor="accent5" w:themeTint="99" w:sz="4" w:space="0"/>
+        <w:left w:val="single" w:color="92CDDC" w:themeColor="accent5" w:themeTint="99" w:sz="4" w:space="0"/>
+        <w:bottom w:val="single" w:color="92CDDC" w:themeColor="accent5" w:themeTint="99" w:sz="4" w:space="0"/>
+        <w:right w:val="single" w:color="92CDDC" w:themeColor="accent5" w:themeTint="99" w:sz="4" w:space="0"/>
+        <w:insideH w:val="single" w:color="92CDDC" w:themeColor="accent5" w:themeTint="99" w:sz="4" w:space="0"/>
+        <w:insideV w:val="single" w:color="92CDDC" w:themeColor="accent5" w:themeTint="99" w:sz="4" w:space="0"/>
       </w:tblBorders>
     </w:tblPr>
     <w:tblStylePr w:type="firstRow">
@@ -34838,10 +35159,10 @@
       <w:tblPr/>
       <w:tcPr>
         <w:tcBorders>
-          <w:top w:val="single" w:sz="4" w:space="0" w:color="4BACC6" w:themeColor="accent5"/>
-          <w:left w:val="single" w:sz="4" w:space="0" w:color="4BACC6" w:themeColor="accent5"/>
-          <w:bottom w:val="single" w:sz="4" w:space="0" w:color="4BACC6" w:themeColor="accent5"/>
-          <w:right w:val="single" w:sz="4" w:space="0" w:color="4BACC6" w:themeColor="accent5"/>
+          <w:top w:val="single" w:color="4BACC6" w:themeColor="accent5" w:sz="4" w:space="0"/>
+          <w:left w:val="single" w:color="4BACC6" w:themeColor="accent5" w:sz="4" w:space="0"/>
+          <w:bottom w:val="single" w:color="4BACC6" w:themeColor="accent5" w:sz="4" w:space="0"/>
+          <w:right w:val="single" w:color="4BACC6" w:themeColor="accent5" w:sz="4" w:space="0"/>
           <w:insideH w:val="nil"/>
           <w:insideV w:val="nil"/>
         </w:tcBorders>
@@ -34856,7 +35177,7 @@
       <w:tblPr/>
       <w:tcPr>
         <w:tcBorders>
-          <w:top w:val="double" w:sz="4" w:space="0" w:color="4BACC6" w:themeColor="accent5"/>
+          <w:top w:val="double" w:color="4BACC6" w:themeColor="accent5" w:sz="4" w:space="0"/>
         </w:tcBorders>
       </w:tcPr>
     </w:tblStylePr>
@@ -34885,7 +35206,7 @@
       </w:tcPr>
     </w:tblStylePr>
   </w:style>
-  <w:style w:type="character" w:customStyle="1" w:styleId="Ttulo2Car">
+  <w:style w:type="character" w:styleId="Ttulo2Car" w:customStyle="1">
     <w:name w:val="Título 2 Car"/>
     <w:basedOn w:val="Fuentedeprrafopredeter"/>
     <w:link w:val="Ttulo2"/>
@@ -34897,7 +35218,7 @@
       <w:lang w:val="es-CO" w:eastAsia="ja-JP"/>
     </w:rPr>
   </w:style>
-  <w:style w:type="character" w:customStyle="1" w:styleId="UnresolvedMention">
+  <w:style w:type="character" w:styleId="UnresolvedMention" w:customStyle="1">
     <w:name w:val="Unresolved Mention"/>
     <w:basedOn w:val="Fuentedeprrafopredeter"/>
     <w:uiPriority w:val="99"/>
@@ -34918,12 +35239,12 @@
       <w:tblStyleRowBandSize w:val="1"/>
       <w:tblStyleColBandSize w:val="1"/>
       <w:tblBorders>
-        <w:top w:val="single" w:sz="4" w:space="0" w:color="C2D69B" w:themeColor="accent3" w:themeTint="99"/>
-        <w:left w:val="single" w:sz="4" w:space="0" w:color="C2D69B" w:themeColor="accent3" w:themeTint="99"/>
-        <w:bottom w:val="single" w:sz="4" w:space="0" w:color="C2D69B" w:themeColor="accent3" w:themeTint="99"/>
-        <w:right w:val="single" w:sz="4" w:space="0" w:color="C2D69B" w:themeColor="accent3" w:themeTint="99"/>
-        <w:insideH w:val="single" w:sz="4" w:space="0" w:color="C2D69B" w:themeColor="accent3" w:themeTint="99"/>
-        <w:insideV w:val="single" w:sz="4" w:space="0" w:color="C2D69B" w:themeColor="accent3" w:themeTint="99"/>
+        <w:top w:val="single" w:color="C2D69B" w:themeColor="accent3" w:themeTint="99" w:sz="4" w:space="0"/>
+        <w:left w:val="single" w:color="C2D69B" w:themeColor="accent3" w:themeTint="99" w:sz="4" w:space="0"/>
+        <w:bottom w:val="single" w:color="C2D69B" w:themeColor="accent3" w:themeTint="99" w:sz="4" w:space="0"/>
+        <w:right w:val="single" w:color="C2D69B" w:themeColor="accent3" w:themeTint="99" w:sz="4" w:space="0"/>
+        <w:insideH w:val="single" w:color="C2D69B" w:themeColor="accent3" w:themeTint="99" w:sz="4" w:space="0"/>
+        <w:insideV w:val="single" w:color="C2D69B" w:themeColor="accent3" w:themeTint="99" w:sz="4" w:space="0"/>
       </w:tblBorders>
     </w:tblPr>
     <w:tblStylePr w:type="firstRow">
@@ -35013,7 +35334,7 @@
       <w:tblPr/>
       <w:tcPr>
         <w:tcBorders>
-          <w:bottom w:val="single" w:sz="4" w:space="0" w:color="C2D69B" w:themeColor="accent3" w:themeTint="99"/>
+          <w:bottom w:val="single" w:color="C2D69B" w:themeColor="accent3" w:themeTint="99" w:sz="4" w:space="0"/>
         </w:tcBorders>
       </w:tcPr>
     </w:tblStylePr>
@@ -35021,7 +35342,7 @@
       <w:tblPr/>
       <w:tcPr>
         <w:tcBorders>
-          <w:bottom w:val="single" w:sz="4" w:space="0" w:color="C2D69B" w:themeColor="accent3" w:themeTint="99"/>
+          <w:bottom w:val="single" w:color="C2D69B" w:themeColor="accent3" w:themeTint="99" w:sz="4" w:space="0"/>
         </w:tcBorders>
       </w:tcPr>
     </w:tblStylePr>
@@ -35029,7 +35350,7 @@
       <w:tblPr/>
       <w:tcPr>
         <w:tcBorders>
-          <w:top w:val="single" w:sz="4" w:space="0" w:color="C2D69B" w:themeColor="accent3" w:themeTint="99"/>
+          <w:top w:val="single" w:color="C2D69B" w:themeColor="accent3" w:themeTint="99" w:sz="4" w:space="0"/>
         </w:tcBorders>
       </w:tcPr>
     </w:tblStylePr>
@@ -35037,7 +35358,7 @@
       <w:tblPr/>
       <w:tcPr>
         <w:tcBorders>
-          <w:top w:val="single" w:sz="4" w:space="0" w:color="C2D69B" w:themeColor="accent3" w:themeTint="99"/>
+          <w:top w:val="single" w:color="C2D69B" w:themeColor="accent3" w:themeTint="99" w:sz="4" w:space="0"/>
         </w:tcBorders>
       </w:tcPr>
     </w:tblStylePr>
@@ -35051,12 +35372,12 @@
       <w:tblStyleRowBandSize w:val="1"/>
       <w:tblStyleColBandSize w:val="1"/>
       <w:tblBorders>
-        <w:top w:val="single" w:sz="4" w:space="0" w:color="C2D69B" w:themeColor="accent3" w:themeTint="99"/>
-        <w:left w:val="single" w:sz="4" w:space="0" w:color="C2D69B" w:themeColor="accent3" w:themeTint="99"/>
-        <w:bottom w:val="single" w:sz="4" w:space="0" w:color="C2D69B" w:themeColor="accent3" w:themeTint="99"/>
-        <w:right w:val="single" w:sz="4" w:space="0" w:color="C2D69B" w:themeColor="accent3" w:themeTint="99"/>
-        <w:insideH w:val="single" w:sz="4" w:space="0" w:color="C2D69B" w:themeColor="accent3" w:themeTint="99"/>
-        <w:insideV w:val="single" w:sz="4" w:space="0" w:color="C2D69B" w:themeColor="accent3" w:themeTint="99"/>
+        <w:top w:val="single" w:color="C2D69B" w:themeColor="accent3" w:themeTint="99" w:sz="4" w:space="0"/>
+        <w:left w:val="single" w:color="C2D69B" w:themeColor="accent3" w:themeTint="99" w:sz="4" w:space="0"/>
+        <w:bottom w:val="single" w:color="C2D69B" w:themeColor="accent3" w:themeTint="99" w:sz="4" w:space="0"/>
+        <w:right w:val="single" w:color="C2D69B" w:themeColor="accent3" w:themeTint="99" w:sz="4" w:space="0"/>
+        <w:insideH w:val="single" w:color="C2D69B" w:themeColor="accent3" w:themeTint="99" w:sz="4" w:space="0"/>
+        <w:insideV w:val="single" w:color="C2D69B" w:themeColor="accent3" w:themeTint="99" w:sz="4" w:space="0"/>
       </w:tblBorders>
     </w:tblPr>
     <w:tblStylePr w:type="firstRow">
@@ -35068,10 +35389,10 @@
       <w:tblPr/>
       <w:tcPr>
         <w:tcBorders>
-          <w:top w:val="single" w:sz="4" w:space="0" w:color="9BBB59" w:themeColor="accent3"/>
-          <w:left w:val="single" w:sz="4" w:space="0" w:color="9BBB59" w:themeColor="accent3"/>
-          <w:bottom w:val="single" w:sz="4" w:space="0" w:color="9BBB59" w:themeColor="accent3"/>
-          <w:right w:val="single" w:sz="4" w:space="0" w:color="9BBB59" w:themeColor="accent3"/>
+          <w:top w:val="single" w:color="9BBB59" w:themeColor="accent3" w:sz="4" w:space="0"/>
+          <w:left w:val="single" w:color="9BBB59" w:themeColor="accent3" w:sz="4" w:space="0"/>
+          <w:bottom w:val="single" w:color="9BBB59" w:themeColor="accent3" w:sz="4" w:space="0"/>
+          <w:right w:val="single" w:color="9BBB59" w:themeColor="accent3" w:sz="4" w:space="0"/>
           <w:insideH w:val="nil"/>
           <w:insideV w:val="nil"/>
         </w:tcBorders>
@@ -35086,7 +35407,7 @@
       <w:tblPr/>
       <w:tcPr>
         <w:tcBorders>
-          <w:top w:val="double" w:sz="4" w:space="0" w:color="9BBB59" w:themeColor="accent3"/>
+          <w:top w:val="double" w:color="9BBB59" w:themeColor="accent3" w:sz="4" w:space="0"/>
         </w:tcBorders>
       </w:tcPr>
     </w:tblStylePr>
@@ -35144,7 +35465,7 @@
       <w:szCs w:val="20"/>
     </w:rPr>
   </w:style>
-  <w:style w:type="character" w:customStyle="1" w:styleId="TextocomentarioCar">
+  <w:style w:type="character" w:styleId="TextocomentarioCar" w:customStyle="1">
     <w:name w:val="Texto comentario Car"/>
     <w:basedOn w:val="Fuentedeprrafopredeter"/>
     <w:link w:val="Textocomentario"/>
@@ -35168,7 +35489,7 @@
       <w:bCs/>
     </w:rPr>
   </w:style>
-  <w:style w:type="character" w:customStyle="1" w:styleId="AsuntodelcomentarioCar">
+  <w:style w:type="character" w:styleId="AsuntodelcomentarioCar" w:customStyle="1">
     <w:name w:val="Asunto del comentario Car"/>
     <w:basedOn w:val="TextocomentarioCar"/>
     <w:link w:val="Asuntodelcomentario"/>
@@ -35190,12 +35511,12 @@
       <w:tblStyleRowBandSize w:val="1"/>
       <w:tblStyleColBandSize w:val="1"/>
       <w:tblBorders>
-        <w:top w:val="single" w:sz="4" w:space="0" w:color="666666" w:themeColor="text1" w:themeTint="99"/>
-        <w:left w:val="single" w:sz="4" w:space="0" w:color="666666" w:themeColor="text1" w:themeTint="99"/>
-        <w:bottom w:val="single" w:sz="4" w:space="0" w:color="666666" w:themeColor="text1" w:themeTint="99"/>
-        <w:right w:val="single" w:sz="4" w:space="0" w:color="666666" w:themeColor="text1" w:themeTint="99"/>
-        <w:insideH w:val="single" w:sz="4" w:space="0" w:color="666666" w:themeColor="text1" w:themeTint="99"/>
-        <w:insideV w:val="single" w:sz="4" w:space="0" w:color="666666" w:themeColor="text1" w:themeTint="99"/>
+        <w:top w:val="single" w:color="666666" w:themeColor="text1" w:themeTint="99" w:sz="4" w:space="0"/>
+        <w:left w:val="single" w:color="666666" w:themeColor="text1" w:themeTint="99" w:sz="4" w:space="0"/>
+        <w:bottom w:val="single" w:color="666666" w:themeColor="text1" w:themeTint="99" w:sz="4" w:space="0"/>
+        <w:right w:val="single" w:color="666666" w:themeColor="text1" w:themeTint="99" w:sz="4" w:space="0"/>
+        <w:insideH w:val="single" w:color="666666" w:themeColor="text1" w:themeTint="99" w:sz="4" w:space="0"/>
+        <w:insideV w:val="single" w:color="666666" w:themeColor="text1" w:themeTint="99" w:sz="4" w:space="0"/>
       </w:tblBorders>
     </w:tblPr>
     <w:tblStylePr w:type="firstRow">
@@ -35207,10 +35528,10 @@
       <w:tblPr/>
       <w:tcPr>
         <w:tcBorders>
-          <w:top w:val="single" w:sz="4" w:space="0" w:color="000000" w:themeColor="text1"/>
-          <w:left w:val="single" w:sz="4" w:space="0" w:color="000000" w:themeColor="text1"/>
-          <w:bottom w:val="single" w:sz="4" w:space="0" w:color="000000" w:themeColor="text1"/>
-          <w:right w:val="single" w:sz="4" w:space="0" w:color="000000" w:themeColor="text1"/>
+          <w:top w:val="single" w:color="000000" w:themeColor="text1" w:sz="4" w:space="0"/>
+          <w:left w:val="single" w:color="000000" w:themeColor="text1" w:sz="4" w:space="0"/>
+          <w:bottom w:val="single" w:color="000000" w:themeColor="text1" w:sz="4" w:space="0"/>
+          <w:right w:val="single" w:color="000000" w:themeColor="text1" w:sz="4" w:space="0"/>
           <w:insideH w:val="nil"/>
           <w:insideV w:val="nil"/>
         </w:tcBorders>
@@ -35225,7 +35546,7 @@
       <w:tblPr/>
       <w:tcPr>
         <w:tcBorders>
-          <w:top w:val="double" w:sz="4" w:space="0" w:color="000000" w:themeColor="text1"/>
+          <w:top w:val="double" w:color="000000" w:themeColor="text1" w:sz="4" w:space="0"/>
         </w:tcBorders>
       </w:tcPr>
     </w:tblStylePr>
